--- a/docs/点数計算方式_最新版.docx
+++ b/docs/点数計算方式_最新版.docx
@@ -38,13 +38,7 @@
         <w:jc w:val="center"/>
       </w:pPr>
       <w:r>
-        <w:rPr>
-          <w:rFonts w:ascii="Calibri" w:hAnsi="Calibri"/>
-          <w:b w:val="0"/>
-          <w:color w:val="666666"/>
-          <w:sz w:val="20"/>
-        </w:rPr>
-        <w:t>versionCode 55 / 2026年7月29日現在</w:t>
+        <w:t>versionCode 64 / 2026年7月31日現在</w:t>
       </w:r>
     </w:p>
     <w:p>
@@ -79,12 +73,7 @@
         <w:spacing w:after="100" w:line="300" w:lineRule="auto"/>
       </w:pPr>
       <w:r>
-        <w:rPr>
-          <w:rFonts w:ascii="Calibri" w:hAnsi="Calibri"/>
-          <w:b w:val="0"/>
-          <w:sz w:val="22"/>
-        </w:rPr>
-        <w:t>各分野は「基礎点 + 出生図とトランジットの補正」の合計を四捨五入し、50〜99点に収めます。総合運は4分野の丸め後点数の平均です。</w:t>
+        <w:t>各分野は「基礎点 + 出生図とトランジットの補正」の合計を四捨五入し、50～99点に収めます。毎日・週・月・年の総合運は、4分野の丸め後点数の平均を土台に、総合リターン特例を最強1件だけ加えます。伝統7天体のサイン品位は、主要要因になった時だけ分野別点数へ穏やかに反映します。</w:t>
       </w:r>
     </w:p>
     <w:tbl>
@@ -424,16 +413,8 @@
             <w:vAlign w:val="center"/>
           </w:tcPr>
           <w:p>
-            <w:pPr>
-              <w:spacing w:after="40" w:before="40"/>
-            </w:pPr>
             <w:r>
-              <w:rPr>
-                <w:rFonts w:ascii="Calibri" w:hAnsi="Calibri"/>
-                <w:b w:val="0"/>
-                <w:sz w:val="19"/>
-              </w:rPr>
-              <w:t>4分野平均</w:t>
+              <w:t>4分野平均＋最強1件</w:t>
             </w:r>
           </w:p>
         </w:tc>
@@ -462,18 +443,16 @@
       <w:pPr>
         <w:spacing w:after="40"/>
       </w:pPr>
+      <w:r>
+        <w:t>総合リターン特例は木星+2.2、土星+1.3、太陽+1.0、天王星・海王星・冥王星+0.8（オーブ2°以内）、金星・火星+0.6、水星+0.4を上限に、近さと位相を掛けて計算します。月・ASC・MCは対象外で、年だけの別枠加点はありません。</w:t>
+      </w:r>
     </w:p>
     <w:p>
       <w:pPr>
         <w:spacing w:after="100" w:line="300" w:lineRule="auto"/>
       </w:pPr>
       <w:r>
-        <w:rPr>
-          <w:rFonts w:ascii="Calibri" w:hAnsi="Calibri"/>
-          <w:b w:val="0"/>
-          <w:sz w:val="22"/>
-        </w:rPr>
-        <w:t>計算式: 分野点 = round(基礎点 + 全補正) → 50〜99点に制限。総合運 = round(恋愛・仕事・金運・メンタルの平均)。</w:t>
+        <w:t>計算式: 分野点 = round(基礎点 + 全補正) → 50～99点に制限。総合運 = round(4分野の丸め後点数の平均 + 総合リターン特例)。特例 = 星別上限 × 近さ係数 × 位相係数で、最強1件のみ加算します。</w:t>
       </w:r>
     </w:p>
     <w:p>
@@ -650,16 +629,8 @@
             <w:vAlign w:val="center"/>
           </w:tcPr>
           <w:p>
-            <w:pPr>
-              <w:spacing w:after="40" w:before="40"/>
-            </w:pPr>
             <w:r>
-              <w:rPr>
-                <w:rFonts w:ascii="Calibri" w:hAnsi="Calibri"/>
-                <w:b w:val="0"/>
-                <w:sz w:val="19"/>
-              </w:rPr>
-              <w:t>分野別の上位1件。惑星基礎＋ハウス加点に、オーブ・接近/正確/分離・出生図感受性を掛ける</w:t>
+              <w:t>通常リターンは対応分野の上位1件。総合運は4分野平均後に、星別上限×近さ×位相の最強1件を追加。</w:t>
             </w:r>
           </w:p>
         </w:tc>
@@ -669,16 +640,8 @@
             <w:vAlign w:val="center"/>
           </w:tcPr>
           <w:p>
-            <w:pPr>
-              <w:spacing w:after="40" w:before="40"/>
-            </w:pPr>
             <w:r>
-              <w:rPr>
-                <w:rFonts w:ascii="Calibri" w:hAnsi="Calibri"/>
-                <w:b w:val="0"/>
-                <w:sz w:val="19"/>
-              </w:rPr>
-              <w:t>木星基礎+8.0、土星は分野別、太陽/月+3.0、その他+2.5</w:t>
+              <w:t>木星+2.2、土星+1.3、太陽+1.0、外惑星+0.8（2°以内）、金星/火星+0.6、水星+0.4。月/ASC/MCは対象外。</w:t>
             </w:r>
           </w:p>
         </w:tc>
@@ -1151,6 +1114,38 @@
                 <w:sz w:val="19"/>
               </w:rPr>
               <w:t>恋愛+2.2、金運+1.7</w:t>
+            </w:r>
+          </w:p>
+        </w:tc>
+      </w:tr>
+      <w:tr>
+        <w:tc>
+          <w:tcPr>
+            <w:tcW w:type="dxa" w:w="3120"/>
+          </w:tcPr>
+          <w:p>
+            <w:r>
+              <w:t>天体のサイン品位</w:t>
+            </w:r>
+          </w:p>
+        </w:tc>
+        <w:tc>
+          <w:tcPr>
+            <w:tcW w:type="dxa" w:w="3120"/>
+          </w:tcPr>
+          <w:p>
+            <w:r>
+              <w:t>伝統7天体のみ。支配+0.80、高揚+0.55、損傷-0.55、フォール-0.75 × 主要要因係数。同一天体は最強1件、分野合計は-1.4〜+1.4。</w:t>
+            </w:r>
+          </w:p>
+        </w:tc>
+        <w:tc>
+          <w:tcPr>
+            <w:tcW w:type="dxa" w:w="3120"/>
+          </w:tcPr>
+          <w:p>
+            <w:r>
+              <w:t>主要要因: アスペクト1.00 / リターン0.85 / 有効ハウス0.65。外惑星は流派差が大きいため固定点なし。</w:t>
             </w:r>
           </w:p>
         </w:tc>
@@ -2942,16 +2937,8 @@
             <w:vAlign w:val="center"/>
           </w:tcPr>
           <w:p>
-            <w:pPr>
-              <w:spacing w:after="40" w:before="40"/>
-            </w:pPr>
             <w:r>
-              <w:rPr>
-                <w:rFonts w:ascii="Calibri" w:hAnsi="Calibri"/>
-                <w:b w:val="0"/>
-                <w:sz w:val="19"/>
-              </w:rPr>
-              <w:t>period_scores</w:t>
+              <w:t>period_scores / overall_return_bonus</w:t>
             </w:r>
           </w:p>
         </w:tc>
@@ -2961,16 +2948,30 @@
             <w:vAlign w:val="center"/>
           </w:tcPr>
           <w:p>
-            <w:pPr>
-              <w:spacing w:after="40" w:before="40"/>
-            </w:pPr>
             <w:r>
-              <w:rPr>
-                <w:rFonts w:ascii="Calibri" w:hAnsi="Calibri"/>
-                <w:b w:val="0"/>
-                <w:sz w:val="19"/>
-              </w:rPr>
-              <w:t>期間の集計方法と代表日時。現在の配置と混同しないための説明</w:t>
+              <w:t>期間の集計方法と代表日時。毎日・週・月・年で選ばれた総合リターン特例の値・式・条件も確認できる。</w:t>
+            </w:r>
+          </w:p>
+        </w:tc>
+      </w:tr>
+      <w:tr>
+        <w:tc>
+          <w:tcPr>
+            <w:tcW w:type="dxa" w:w="4680"/>
+          </w:tcPr>
+          <w:p>
+            <w:r>
+              <w:t>planetary_sign_dignity_effects</w:t>
+            </w:r>
+          </w:p>
+        </w:tc>
+        <w:tc>
+          <w:tcPr>
+            <w:tcW w:type="dxa" w:w="4680"/>
+          </w:tcPr>
+          <w:p>
+            <w:r>
+              <w:t>伝統7天体のサイン品位。4分野ごとの補正値・該当天体／星座／状態・共通計算式</w:t>
             </w:r>
           </w:p>
         </w:tc>
@@ -3013,20 +3014,7 @@
         <w:spacing w:after="100" w:line="300" w:lineRule="auto"/>
       </w:pPr>
       <w:r>
-        <w:rPr>
-          <w:rFonts w:ascii="Calibri" w:hAnsi="Calibri"/>
-          <w:b/>
-          <w:sz w:val="22"/>
-        </w:rPr>
-        <w:t xml:space="preserve">更新履歴: </w:t>
-      </w:r>
-      <w:r>
-        <w:rPr>
-          <w:rFonts w:ascii="Calibri" w:hAnsi="Calibri"/>
-          <w:b w:val="0"/>
-          <w:sz w:val="22"/>
-        </w:rPr>
-        <w:t>2026年7月29日、8段階の月相補正と lunar_phase_score_effects を追加。</w:t>
+        <w:t>更新履歴（v0.3.40+64）: 伝統7天体のサイン品位（支配・高揚・損傷・フォール）を、主要トランジット／リターン／得点対象ハウス通過時だけ各分野へ反映。JSONに planetary_sign_dignity_effects を追加し、日・週・月・年の「この点数の理由」にも表示。</w:t>
       </w:r>
     </w:p>
     <w:sectPr>

--- a/docs/点数計算方式_最新版.docx
+++ b/docs/点数計算方式_最新版.docx
@@ -38,7 +38,7 @@
         <w:jc w:val="center"/>
       </w:pPr>
       <w:r>
-        <w:t>versionCode 64 / 2026年7月31日現在</w:t>
+        <w:t>versionCode 67 / 2026年8月1日現在</w:t>
       </w:r>
     </w:p>
     <w:p>
@@ -444,7 +444,7 @@
         <w:spacing w:after="40"/>
       </w:pPr>
       <w:r>
-        <w:t>総合リターン特例は木星+2.2、土星+1.3、太陽+1.0、天王星・海王星・冥王星+0.8（オーブ2°以内）、金星・火星+0.6、水星+0.4を上限に、近さと位相を掛けて計算します。月・ASC・MCは対象外で、年だけの別枠加点はありません。</w:t>
+        <w:t>総合リターン特例は木星+2.2、土星+1.3、太陽+1.0、天王星・海王星・冥王星+0.8（オーブ2°以内）、金星・火星+0.6、水星+0.4を上限に、近さと位相を掛けて計算します。月・ASC・MCは対象外で、年運だけは24時点平均で埋もれやすい節目を最強1件だけ補う「人生イベント補正」（最大+3.5点）を加えます。</w:t>
       </w:r>
     </w:p>
     <w:p>
@@ -452,7 +452,7 @@
         <w:spacing w:after="100" w:line="300" w:lineRule="auto"/>
       </w:pPr>
       <w:r>
-        <w:t>計算式: 分野点 = round(基礎点 + 全補正) → 50～99点に制限。総合運 = round(4分野の丸め後点数の平均 + 総合リターン特例)。特例 = 星別上限 × 近さ係数 × 位相係数で、最強1件のみ加算します。</w:t>
+        <w:t>計算式: 分野点 = round(基礎点 + 全補正) → 50～99点に制限。総合運 = round(4分野の丸め後点数の平均 + 総合リターン特例)。年だけは、その24時点平均へ人生イベント補正を最強1件だけ追加します。特例 = 星別上限 × 近さ係数 × 位相係数で、最強1件のみ加算します。</w:t>
       </w:r>
     </w:p>
     <w:p>
@@ -630,7 +630,7 @@
           </w:tcPr>
           <w:p>
             <w:r>
-              <w:t>通常リターンは対応分野の上位1件。総合運は4分野平均後に、星別上限×近さ×位相の最強1件を追加。</w:t>
+              <w:t>通常リターンは対応分野の上位1件。総合運は4分野平均後に、星別上限×近さ×位相の最強1件を追加。年運だけは節目を最強1件、最大+3.5点で追加。</w:t>
             </w:r>
           </w:p>
         </w:tc>
@@ -641,7 +641,7 @@
           </w:tcPr>
           <w:p>
             <w:r>
-              <w:t>木星+2.2、土星+1.3、太陽+1.0、外惑星+0.8（2°以内）、金星/火星+0.6、水星+0.4。月/ASC/MCは対象外。</w:t>
+              <w:t>総合特例: 木星+2.2、土星+1.3、太陽+1.0、外惑星+0.8（2°以内）、金星/火星+0.6、水星+0.4。年専用: 木星・土星・外惑星リターン、ASC/MCへのタイトな調和角、良いレア配置から最強1件。</w:t>
             </w:r>
           </w:p>
         </w:tc>
@@ -2469,16 +2469,8 @@
             <w:vAlign w:val="center"/>
           </w:tcPr>
           <w:p>
-            <w:pPr>
-              <w:spacing w:after="40" w:before="40"/>
-            </w:pPr>
             <w:r>
-              <w:rPr>
-                <w:rFonts w:ascii="Calibri" w:hAnsi="Calibri"/>
-                <w:b w:val="0"/>
-                <w:sz w:val="19"/>
-              </w:rPr>
-              <w:t>基本+1.0、メンタル+1.4。</w:t>
+              <w:t>基本+1.2、メンタル+1.6。</w:t>
             </w:r>
           </w:p>
         </w:tc>
@@ -2509,16 +2501,8 @@
             <w:vAlign w:val="center"/>
           </w:tcPr>
           <w:p>
-            <w:pPr>
-              <w:spacing w:after="40" w:before="40"/>
-            </w:pPr>
             <w:r>
-              <w:rPr>
-                <w:rFonts w:ascii="Calibri" w:hAnsi="Calibri"/>
-                <w:b w:val="0"/>
-                <w:sz w:val="19"/>
-              </w:rPr>
-              <w:t>+1.3。</w:t>
+              <w:t>+1.6。</w:t>
             </w:r>
           </w:p>
         </w:tc>
@@ -2549,16 +2533,8 @@
             <w:vAlign w:val="center"/>
           </w:tcPr>
           <w:p>
-            <w:pPr>
-              <w:spacing w:after="40" w:before="40"/>
-            </w:pPr>
             <w:r>
-              <w:rPr>
-                <w:rFonts w:ascii="Calibri" w:hAnsi="Calibri"/>
-                <w:b w:val="0"/>
-                <w:sz w:val="19"/>
-              </w:rPr>
-              <w:t>+2.0。</w:t>
+              <w:t>+2.6。</w:t>
             </w:r>
           </w:p>
         </w:tc>
@@ -2897,16 +2873,8 @@
             <w:vAlign w:val="center"/>
           </w:tcPr>
           <w:p>
-            <w:pPr>
-              <w:spacing w:after="40" w:before="40"/>
-            </w:pPr>
             <w:r>
-              <w:rPr>
-                <w:rFonts w:ascii="Calibri" w:hAnsi="Calibri"/>
-                <w:b w:val="0"/>
-                <w:sz w:val="19"/>
-              </w:rPr>
-              <w:t>special_configurations_at_reference_time</w:t>
+              <w:t>annual_life_event_boost（年のみ）</w:t>
             </w:r>
           </w:p>
         </w:tc>
@@ -2916,16 +2884,8 @@
             <w:vAlign w:val="center"/>
           </w:tcPr>
           <w:p>
-            <w:pPr>
-              <w:spacing w:after="40" w:before="40"/>
-            </w:pPr>
             <w:r>
-              <w:rPr>
-                <w:rFonts w:ascii="Calibri" w:hAnsi="Calibri"/>
-                <w:b w:val="0"/>
-                <w:sz w:val="19"/>
-              </w:rPr>
-              <w:t>空のステリウム、グランドトライン、レア配置</w:t>
+              <w:t>年内24時点で最も強い人生イベント補正の値・根拠・式。木星・土星・外惑星リターン、ASC/MCへのタイトな調和角、良いレア配置から最強1件、最大+3.5点。</w:t>
             </w:r>
           </w:p>
         </w:tc>
@@ -3014,7 +2974,7 @@
         <w:spacing w:after="100" w:line="300" w:lineRule="auto"/>
       </w:pPr>
       <w:r>
-        <w:t>更新履歴（v0.3.40+64）: 伝統7天体のサイン品位（支配・高揚・損傷・フォール）を、主要トランジット／リターン／得点対象ハウス通過時だけ各分野へ反映。JSONに planetary_sign_dignity_effects を追加し、日・週・月・年の「この点数の理由」にも表示。</w:t>
+        <w:t>更新履歴（v0.3.43+67）: 伝統7天体のサイン品位（支配・高揚・損傷・フォール）を、主要トランジット／リターン／得点対象ハウス通過時だけ各分野へ反映。JSONに planetary_sign_dignity_effects を追加し、日・週・月・年の「この点数の理由」にも表示。</w:t>
       </w:r>
     </w:p>
     <w:sectPr>

--- a/docs/点数計算方式_最新版.docx
+++ b/docs/点数計算方式_最新版.docx
@@ -4,107 +4,131 @@
   <w:body>
     <w:p>
       <w:pPr>
-        <w:spacing w:before="720" w:after="160"/>
-        <w:jc w:val="center"/>
+        <w:spacing w:after="60"/>
       </w:pPr>
       <w:r>
         <w:rPr>
-          <w:rFonts w:ascii="Calibri" w:hAnsi="Calibri"/>
+          <w:rFonts w:ascii="Yu Gothic" w:hAnsi="Yu Gothic" w:eastAsia="Yu Gothic"/>
           <w:b/>
-          <w:color w:val="1F4D78"/>
-          <w:sz w:val="28"/>
-        </w:rPr>
-        <w:t>ぱんちょ式星占い</w:t>
-      </w:r>
-    </w:p>
-    <w:p>
-      <w:pPr>
-        <w:spacing w:after="160"/>
-        <w:jc w:val="center"/>
-      </w:pPr>
-      <w:r>
-        <w:rPr>
-          <w:rFonts w:ascii="Calibri" w:hAnsi="Calibri"/>
-          <w:b/>
-          <w:color w:val="0B2545"/>
-          <w:sz w:val="52"/>
+          <w:color w:val="1F3657"/>
+          <w:sz w:val="50"/>
         </w:rPr>
         <w:t>最新 点数計算方式</w:t>
       </w:r>
     </w:p>
     <w:p>
       <w:pPr>
-        <w:spacing w:after="440"/>
-        <w:jc w:val="center"/>
+        <w:spacing w:after="320"/>
       </w:pPr>
       <w:r>
-        <w:t>versionCode 67 / 2026年8月1日現在</w:t>
+        <w:rPr>
+          <w:rFonts w:ascii="Yu Gothic" w:hAnsi="Yu Gothic" w:eastAsia="Yu Gothic"/>
+          <w:color w:val="59687B"/>
+          <w:sz w:val="21"/>
+        </w:rPr>
+        <w:t>v0.3.47+71 / 2026年8月21日更新</w:t>
+      </w:r>
+    </w:p>
+    <w:tbl>
+      <w:tblPr>
+        <w:tblW w:type="dxa" w:w="9360"/>
+        <w:jc w:val="left"/>
+        <w:tblLayout w:type="fixed"/>
+        <w:tblLook w:firstColumn="1" w:firstRow="1" w:lastColumn="0" w:lastRow="0" w:noHBand="0" w:noVBand="1" w:val="04A0"/>
+        <w:tblInd w:w="120" w:type="dxa"/>
+      </w:tblPr>
+      <w:tblGrid>
+        <w:gridCol w:w="9360"/>
+      </w:tblGrid>
+      <w:tr>
+        <w:tc>
+          <w:tcPr>
+            <w:tcW w:type="dxa" w:w="9360"/>
+            <w:vAlign w:val="center"/>
+            <w:tcMar>
+              <w:top w:w="80" w:type="dxa"/>
+              <w:bottom w:w="80" w:type="dxa"/>
+              <w:start w:w="120" w:type="dxa"/>
+              <w:end w:w="120" w:type="dxa"/>
+            </w:tcMar>
+            <w:shd w:fill="F4F6F9"/>
+          </w:tcPr>
+          <w:p>
+            <w:pPr>
+              <w:spacing w:after="0"/>
+            </w:pPr>
+            <w:r>
+              <w:rPr>
+                <w:rFonts w:ascii="Yu Gothic" w:hAnsi="Yu Gothic" w:eastAsia="Yu Gothic"/>
+                <w:color w:val="1F3657"/>
+                <w:sz w:val="21"/>
+              </w:rPr>
+              <w:t>この資料は、毎日・週・月・年の点数がどう作られるかを確認するための最新版です。占いは娯楽・自己理解を目的とし、医療・法律・投資など重要な判断の代わりにはなりません。</w:t>
+            </w:r>
+          </w:p>
+        </w:tc>
+      </w:tr>
+    </w:tbl>
+    <w:p>
+      <w:pPr>
+        <w:spacing w:after="0"/>
+      </w:pPr>
+    </w:p>
+    <w:p>
+      <w:pPr>
+        <w:pStyle w:val="Heading1"/>
+      </w:pPr>
+      <w:r>
+        <w:t>1. 点数の全体像</w:t>
       </w:r>
     </w:p>
     <w:p>
-      <w:pPr>
-        <w:spacing w:after="100" w:line="300" w:lineRule="auto"/>
-      </w:pPr>
       <w:r>
         <w:rPr>
-          <w:rFonts w:ascii="Calibri" w:hAnsi="Calibri"/>
-          <w:b w:val="0"/>
+          <w:rFonts w:ascii="Yu Gothic" w:hAnsi="Yu Gothic" w:eastAsia="Yu Gothic"/>
+          <w:color w:val="232323"/>
           <w:sz w:val="22"/>
         </w:rPr>
-        <w:t>この資料は、毎日・週・月・年占いの5運勢点数をどう作るかを説明する参照資料です。点数は占星術的な読みの優先順位を整理するための目安であり、医療・法律・投資など重要判断の代替ではありません。</w:t>
-      </w:r>
-    </w:p>
-    <w:p>
-      <w:pPr>
-        <w:spacing w:before="280" w:after="100"/>
-      </w:pPr>
-      <w:r>
-        <w:rPr>
-          <w:rFonts w:ascii="Calibri" w:hAnsi="Calibri"/>
-          <w:b/>
-          <w:color w:val="2E74B5"/>
-          <w:sz w:val="32"/>
-        </w:rPr>
-        <w:t>1. 点数の全体構造</w:t>
-      </w:r>
-    </w:p>
-    <w:p>
-      <w:pPr>
-        <w:spacing w:after="100" w:line="300" w:lineRule="auto"/>
-      </w:pPr>
-      <w:r>
-        <w:t>各分野は「基礎点 + 出生図とトランジットの補正」の合計を四捨五入し、50～99点に収めます。毎日・週・月・年の総合運は、4分野の丸め後点数の平均を土台に、総合リターン特例を最強1件だけ加えます。伝統7天体のサイン品位は、主要要因になった時だけ分野別点数へ穏やかに反映します。</w:t>
+        <w:t>恋愛・仕事・金運・健康・メンタルは、それぞれの基礎点へ出生図とトランジットの要因を重ね、50〜99点に収めます。総合運は4分野の最終点の平均です。毎日・週・月・年に共通する総合リターン特例に加え、年運だけは人生の節目を分野別に反映します。</w:t>
       </w:r>
     </w:p>
     <w:tbl>
       <w:tblPr>
         <w:tblStyle w:val="TableGrid"/>
-        <w:tblW w:type="auto" w:w="0"/>
-        <w:jc w:val="center"/>
+        <w:tblW w:type="dxa" w:w="9360"/>
         <w:tblLayout w:type="fixed"/>
         <w:tblLook w:firstColumn="1" w:firstRow="1" w:lastColumn="0" w:lastRow="0" w:noHBand="0" w:noVBand="1" w:val="04A0"/>
+        <w:jc w:val="left"/>
+        <w:tblInd w:w="120" w:type="dxa"/>
       </w:tblPr>
       <w:tblGrid>
-        <w:gridCol w:w="3120"/>
-        <w:gridCol w:w="3120"/>
-        <w:gridCol w:w="3120"/>
+        <w:gridCol w:w="1800"/>
+        <w:gridCol w:w="1150"/>
+        <w:gridCol w:w="6410"/>
       </w:tblGrid>
       <w:tr>
         <w:tc>
           <w:tcPr>
             <w:tcW w:type="dxa" w:w="1800"/>
             <w:vAlign w:val="center"/>
+            <w:tcMar>
+              <w:top w:w="80" w:type="dxa"/>
+              <w:bottom w:w="80" w:type="dxa"/>
+              <w:start w:w="120" w:type="dxa"/>
+              <w:end w:w="120" w:type="dxa"/>
+            </w:tcMar>
             <w:shd w:fill="E8EEF5"/>
           </w:tcPr>
           <w:p>
             <w:pPr>
-              <w:spacing w:after="40" w:before="40"/>
+              <w:spacing w:after="0"/>
             </w:pPr>
             <w:r>
               <w:rPr>
-                <w:rFonts w:ascii="Calibri" w:hAnsi="Calibri"/>
+                <w:rFonts w:ascii="Yu Gothic" w:hAnsi="Yu Gothic" w:eastAsia="Yu Gothic"/>
                 <w:b/>
-                <w:sz w:val="19"/>
+                <w:color w:val="1F3657"/>
+                <w:sz w:val="20"/>
               </w:rPr>
               <w:t>分野</w:t>
             </w:r>
@@ -112,19 +136,26 @@
         </w:tc>
         <w:tc>
           <w:tcPr>
-            <w:tcW w:type="dxa" w:w="1440"/>
+            <w:tcW w:type="dxa" w:w="1150"/>
             <w:vAlign w:val="center"/>
+            <w:tcMar>
+              <w:top w:w="80" w:type="dxa"/>
+              <w:bottom w:w="80" w:type="dxa"/>
+              <w:start w:w="120" w:type="dxa"/>
+              <w:end w:w="120" w:type="dxa"/>
+            </w:tcMar>
             <w:shd w:fill="E8EEF5"/>
           </w:tcPr>
           <w:p>
             <w:pPr>
-              <w:spacing w:after="40" w:before="40"/>
+              <w:spacing w:after="0"/>
             </w:pPr>
             <w:r>
               <w:rPr>
-                <w:rFonts w:ascii="Calibri" w:hAnsi="Calibri"/>
+                <w:rFonts w:ascii="Yu Gothic" w:hAnsi="Yu Gothic" w:eastAsia="Yu Gothic"/>
                 <w:b/>
-                <w:sz w:val="19"/>
+                <w:color w:val="1F3657"/>
+                <w:sz w:val="20"/>
               </w:rPr>
               <w:t>基礎点</w:t>
             </w:r>
@@ -132,21 +163,28 @@
         </w:tc>
         <w:tc>
           <w:tcPr>
-            <w:tcW w:type="dxa" w:w="6120"/>
+            <w:tcW w:type="dxa" w:w="6410"/>
             <w:vAlign w:val="center"/>
+            <w:tcMar>
+              <w:top w:w="80" w:type="dxa"/>
+              <w:bottom w:w="80" w:type="dxa"/>
+              <w:start w:w="120" w:type="dxa"/>
+              <w:end w:w="120" w:type="dxa"/>
+            </w:tcMar>
             <w:shd w:fill="E8EEF5"/>
           </w:tcPr>
           <w:p>
             <w:pPr>
-              <w:spacing w:after="40" w:before="40"/>
+              <w:spacing w:after="0"/>
             </w:pPr>
             <w:r>
               <w:rPr>
-                <w:rFonts w:ascii="Calibri" w:hAnsi="Calibri"/>
+                <w:rFonts w:ascii="Yu Gothic" w:hAnsi="Yu Gothic" w:eastAsia="Yu Gothic"/>
                 <w:b/>
-                <w:sz w:val="19"/>
+                <w:color w:val="1F3657"/>
+                <w:sz w:val="20"/>
               </w:rPr>
-              <w:t>主に重視するハウス</w:t>
+              <w:t>主な読みどころ</w:t>
             </w:r>
           </w:p>
         </w:tc>
@@ -156,15 +194,21 @@
           <w:tcPr>
             <w:tcW w:type="dxa" w:w="1800"/>
             <w:vAlign w:val="center"/>
+            <w:tcMar>
+              <w:top w:w="80" w:type="dxa"/>
+              <w:bottom w:w="80" w:type="dxa"/>
+              <w:start w:w="120" w:type="dxa"/>
+              <w:end w:w="120" w:type="dxa"/>
+            </w:tcMar>
           </w:tcPr>
           <w:p>
             <w:pPr>
-              <w:spacing w:after="40" w:before="40"/>
+              <w:spacing w:after="0"/>
             </w:pPr>
             <w:r>
               <w:rPr>
-                <w:rFonts w:ascii="Calibri" w:hAnsi="Calibri"/>
-                <w:b w:val="0"/>
+                <w:rFonts w:ascii="Yu Gothic" w:hAnsi="Yu Gothic" w:eastAsia="Yu Gothic"/>
+                <w:color w:val="232323"/>
                 <w:sz w:val="19"/>
               </w:rPr>
               <w:t>恋愛運</w:t>
@@ -173,17 +217,23 @@
         </w:tc>
         <w:tc>
           <w:tcPr>
-            <w:tcW w:type="dxa" w:w="1440"/>
+            <w:tcW w:type="dxa" w:w="1150"/>
             <w:vAlign w:val="center"/>
+            <w:tcMar>
+              <w:top w:w="80" w:type="dxa"/>
+              <w:bottom w:w="80" w:type="dxa"/>
+              <w:start w:w="120" w:type="dxa"/>
+              <w:end w:w="120" w:type="dxa"/>
+            </w:tcMar>
           </w:tcPr>
           <w:p>
             <w:pPr>
-              <w:spacing w:after="40" w:before="40"/>
+              <w:spacing w:after="0"/>
             </w:pPr>
             <w:r>
               <w:rPr>
-                <w:rFonts w:ascii="Calibri" w:hAnsi="Calibri"/>
-                <w:b w:val="0"/>
+                <w:rFonts w:ascii="Yu Gothic" w:hAnsi="Yu Gothic" w:eastAsia="Yu Gothic"/>
+                <w:color w:val="232323"/>
                 <w:sz w:val="19"/>
               </w:rPr>
               <w:t>70</w:t>
@@ -192,20 +242,26 @@
         </w:tc>
         <w:tc>
           <w:tcPr>
-            <w:tcW w:type="dxa" w:w="6120"/>
+            <w:tcW w:type="dxa" w:w="6410"/>
             <w:vAlign w:val="center"/>
+            <w:tcMar>
+              <w:top w:w="80" w:type="dxa"/>
+              <w:bottom w:w="80" w:type="dxa"/>
+              <w:start w:w="120" w:type="dxa"/>
+              <w:end w:w="120" w:type="dxa"/>
+            </w:tcMar>
           </w:tcPr>
           <w:p>
             <w:pPr>
-              <w:spacing w:after="40" w:before="40"/>
+              <w:spacing w:after="0"/>
             </w:pPr>
             <w:r>
               <w:rPr>
-                <w:rFonts w:ascii="Calibri" w:hAnsi="Calibri"/>
-                <w:b w:val="0"/>
+                <w:rFonts w:ascii="Yu Gothic" w:hAnsi="Yu Gothic" w:eastAsia="Yu Gothic"/>
+                <w:color w:val="232323"/>
                 <w:sz w:val="19"/>
               </w:rPr>
-              <w:t>第5・7・8ハウス</w:t>
+              <w:t>金星・月・対人アスペクト・第5/7ハウス</w:t>
             </w:r>
           </w:p>
         </w:tc>
@@ -215,15 +271,21 @@
           <w:tcPr>
             <w:tcW w:type="dxa" w:w="1800"/>
             <w:vAlign w:val="center"/>
+            <w:tcMar>
+              <w:top w:w="80" w:type="dxa"/>
+              <w:bottom w:w="80" w:type="dxa"/>
+              <w:start w:w="120" w:type="dxa"/>
+              <w:end w:w="120" w:type="dxa"/>
+            </w:tcMar>
           </w:tcPr>
           <w:p>
             <w:pPr>
-              <w:spacing w:after="40" w:before="40"/>
+              <w:spacing w:after="0"/>
             </w:pPr>
             <w:r>
               <w:rPr>
-                <w:rFonts w:ascii="Calibri" w:hAnsi="Calibri"/>
-                <w:b w:val="0"/>
+                <w:rFonts w:ascii="Yu Gothic" w:hAnsi="Yu Gothic" w:eastAsia="Yu Gothic"/>
+                <w:color w:val="232323"/>
                 <w:sz w:val="19"/>
               </w:rPr>
               <w:t>仕事運</w:t>
@@ -232,17 +294,23 @@
         </w:tc>
         <w:tc>
           <w:tcPr>
-            <w:tcW w:type="dxa" w:w="1440"/>
+            <w:tcW w:type="dxa" w:w="1150"/>
             <w:vAlign w:val="center"/>
+            <w:tcMar>
+              <w:top w:w="80" w:type="dxa"/>
+              <w:bottom w:w="80" w:type="dxa"/>
+              <w:start w:w="120" w:type="dxa"/>
+              <w:end w:w="120" w:type="dxa"/>
+            </w:tcMar>
           </w:tcPr>
           <w:p>
             <w:pPr>
-              <w:spacing w:after="40" w:before="40"/>
+              <w:spacing w:after="0"/>
             </w:pPr>
             <w:r>
               <w:rPr>
-                <w:rFonts w:ascii="Calibri" w:hAnsi="Calibri"/>
-                <w:b w:val="0"/>
+                <w:rFonts w:ascii="Yu Gothic" w:hAnsi="Yu Gothic" w:eastAsia="Yu Gothic"/>
+                <w:color w:val="232323"/>
                 <w:sz w:val="19"/>
               </w:rPr>
               <w:t>74</w:t>
@@ -251,20 +319,26 @@
         </w:tc>
         <w:tc>
           <w:tcPr>
-            <w:tcW w:type="dxa" w:w="6120"/>
+            <w:tcW w:type="dxa" w:w="6410"/>
             <w:vAlign w:val="center"/>
+            <w:tcMar>
+              <w:top w:w="80" w:type="dxa"/>
+              <w:bottom w:w="80" w:type="dxa"/>
+              <w:start w:w="120" w:type="dxa"/>
+              <w:end w:w="120" w:type="dxa"/>
+            </w:tcMar>
           </w:tcPr>
           <w:p>
             <w:pPr>
-              <w:spacing w:after="40" w:before="40"/>
+              <w:spacing w:after="0"/>
             </w:pPr>
             <w:r>
               <w:rPr>
-                <w:rFonts w:ascii="Calibri" w:hAnsi="Calibri"/>
-                <w:b w:val="0"/>
+                <w:rFonts w:ascii="Yu Gothic" w:hAnsi="Yu Gothic" w:eastAsia="Yu Gothic"/>
+                <w:color w:val="232323"/>
                 <w:sz w:val="19"/>
               </w:rPr>
-              <w:t>第6・10・11ハウス</w:t>
+              <w:t>太陽・水星・火星・MC・第6/10ハウス</w:t>
             </w:r>
           </w:p>
         </w:tc>
@@ -274,15 +348,21 @@
           <w:tcPr>
             <w:tcW w:type="dxa" w:w="1800"/>
             <w:vAlign w:val="center"/>
+            <w:tcMar>
+              <w:top w:w="80" w:type="dxa"/>
+              <w:bottom w:w="80" w:type="dxa"/>
+              <w:start w:w="120" w:type="dxa"/>
+              <w:end w:w="120" w:type="dxa"/>
+            </w:tcMar>
           </w:tcPr>
           <w:p>
             <w:pPr>
-              <w:spacing w:after="40" w:before="40"/>
+              <w:spacing w:after="0"/>
             </w:pPr>
             <w:r>
               <w:rPr>
-                <w:rFonts w:ascii="Calibri" w:hAnsi="Calibri"/>
-                <w:b w:val="0"/>
+                <w:rFonts w:ascii="Yu Gothic" w:hAnsi="Yu Gothic" w:eastAsia="Yu Gothic"/>
+                <w:color w:val="232323"/>
                 <w:sz w:val="19"/>
               </w:rPr>
               <w:t>金運</w:t>
@@ -291,17 +371,23 @@
         </w:tc>
         <w:tc>
           <w:tcPr>
-            <w:tcW w:type="dxa" w:w="1440"/>
+            <w:tcW w:type="dxa" w:w="1150"/>
             <w:vAlign w:val="center"/>
+            <w:tcMar>
+              <w:top w:w="80" w:type="dxa"/>
+              <w:bottom w:w="80" w:type="dxa"/>
+              <w:start w:w="120" w:type="dxa"/>
+              <w:end w:w="120" w:type="dxa"/>
+            </w:tcMar>
           </w:tcPr>
           <w:p>
             <w:pPr>
-              <w:spacing w:after="40" w:before="40"/>
+              <w:spacing w:after="0"/>
             </w:pPr>
             <w:r>
               <w:rPr>
-                <w:rFonts w:ascii="Calibri" w:hAnsi="Calibri"/>
-                <w:b w:val="0"/>
+                <w:rFonts w:ascii="Yu Gothic" w:hAnsi="Yu Gothic" w:eastAsia="Yu Gothic"/>
+                <w:color w:val="232323"/>
                 <w:sz w:val="19"/>
               </w:rPr>
               <w:t>68</w:t>
@@ -310,20 +396,26 @@
         </w:tc>
         <w:tc>
           <w:tcPr>
-            <w:tcW w:type="dxa" w:w="6120"/>
+            <w:tcW w:type="dxa" w:w="6410"/>
             <w:vAlign w:val="center"/>
+            <w:tcMar>
+              <w:top w:w="80" w:type="dxa"/>
+              <w:bottom w:w="80" w:type="dxa"/>
+              <w:start w:w="120" w:type="dxa"/>
+              <w:end w:w="120" w:type="dxa"/>
+            </w:tcMar>
           </w:tcPr>
           <w:p>
             <w:pPr>
-              <w:spacing w:after="40" w:before="40"/>
+              <w:spacing w:after="0"/>
             </w:pPr>
             <w:r>
               <w:rPr>
-                <w:rFonts w:ascii="Calibri" w:hAnsi="Calibri"/>
-                <w:b w:val="0"/>
+                <w:rFonts w:ascii="Yu Gothic" w:hAnsi="Yu Gothic" w:eastAsia="Yu Gothic"/>
+                <w:color w:val="232323"/>
                 <w:sz w:val="19"/>
               </w:rPr>
-              <w:t>第2・8・11ハウス</w:t>
+              <w:t>金星・木星・水星・第2/8ハウス</w:t>
             </w:r>
           </w:p>
         </w:tc>
@@ -333,15 +425,21 @@
           <w:tcPr>
             <w:tcW w:type="dxa" w:w="1800"/>
             <w:vAlign w:val="center"/>
+            <w:tcMar>
+              <w:top w:w="80" w:type="dxa"/>
+              <w:bottom w:w="80" w:type="dxa"/>
+              <w:start w:w="120" w:type="dxa"/>
+              <w:end w:w="120" w:type="dxa"/>
+            </w:tcMar>
           </w:tcPr>
           <w:p>
             <w:pPr>
-              <w:spacing w:after="40" w:before="40"/>
+              <w:spacing w:after="0"/>
             </w:pPr>
             <w:r>
               <w:rPr>
-                <w:rFonts w:ascii="Calibri" w:hAnsi="Calibri"/>
-                <w:b w:val="0"/>
+                <w:rFonts w:ascii="Yu Gothic" w:hAnsi="Yu Gothic" w:eastAsia="Yu Gothic"/>
+                <w:color w:val="232323"/>
                 <w:sz w:val="19"/>
               </w:rPr>
               <w:t>健康・メンタル運</w:t>
@@ -350,17 +448,23 @@
         </w:tc>
         <w:tc>
           <w:tcPr>
-            <w:tcW w:type="dxa" w:w="1440"/>
+            <w:tcW w:type="dxa" w:w="1150"/>
             <w:vAlign w:val="center"/>
+            <w:tcMar>
+              <w:top w:w="80" w:type="dxa"/>
+              <w:bottom w:w="80" w:type="dxa"/>
+              <w:start w:w="120" w:type="dxa"/>
+              <w:end w:w="120" w:type="dxa"/>
+            </w:tcMar>
           </w:tcPr>
           <w:p>
             <w:pPr>
-              <w:spacing w:after="40" w:before="40"/>
+              <w:spacing w:after="0"/>
             </w:pPr>
             <w:r>
               <w:rPr>
-                <w:rFonts w:ascii="Calibri" w:hAnsi="Calibri"/>
-                <w:b w:val="0"/>
+                <w:rFonts w:ascii="Yu Gothic" w:hAnsi="Yu Gothic" w:eastAsia="Yu Gothic"/>
+                <w:color w:val="232323"/>
                 <w:sz w:val="19"/>
               </w:rPr>
               <w:t>72</w:t>
@@ -369,20 +473,26 @@
         </w:tc>
         <w:tc>
           <w:tcPr>
-            <w:tcW w:type="dxa" w:w="6120"/>
+            <w:tcW w:type="dxa" w:w="6410"/>
             <w:vAlign w:val="center"/>
+            <w:tcMar>
+              <w:top w:w="80" w:type="dxa"/>
+              <w:bottom w:w="80" w:type="dxa"/>
+              <w:start w:w="120" w:type="dxa"/>
+              <w:end w:w="120" w:type="dxa"/>
+            </w:tcMar>
           </w:tcPr>
           <w:p>
             <w:pPr>
-              <w:spacing w:after="40" w:before="40"/>
+              <w:spacing w:after="0"/>
             </w:pPr>
             <w:r>
               <w:rPr>
-                <w:rFonts w:ascii="Calibri" w:hAnsi="Calibri"/>
-                <w:b w:val="0"/>
+                <w:rFonts w:ascii="Yu Gothic" w:hAnsi="Yu Gothic" w:eastAsia="Yu Gothic"/>
+                <w:color w:val="232323"/>
                 <w:sz w:val="19"/>
               </w:rPr>
-              <w:t>第4・6・12ハウス</w:t>
+              <w:t>月・土星・海王星・第6/12ハウス</w:t>
             </w:r>
           </w:p>
         </w:tc>
@@ -392,15 +502,21 @@
           <w:tcPr>
             <w:tcW w:type="dxa" w:w="1800"/>
             <w:vAlign w:val="center"/>
+            <w:tcMar>
+              <w:top w:w="80" w:type="dxa"/>
+              <w:bottom w:w="80" w:type="dxa"/>
+              <w:start w:w="120" w:type="dxa"/>
+              <w:end w:w="120" w:type="dxa"/>
+            </w:tcMar>
           </w:tcPr>
           <w:p>
             <w:pPr>
-              <w:spacing w:after="40" w:before="40"/>
+              <w:spacing w:after="0"/>
             </w:pPr>
             <w:r>
               <w:rPr>
-                <w:rFonts w:ascii="Calibri" w:hAnsi="Calibri"/>
-                <w:b w:val="0"/>
+                <w:rFonts w:ascii="Yu Gothic" w:hAnsi="Yu Gothic" w:eastAsia="Yu Gothic"/>
+                <w:color w:val="232323"/>
                 <w:sz w:val="19"/>
               </w:rPr>
               <w:t>総合運</w:t>
@@ -409,31 +525,51 @@
         </w:tc>
         <w:tc>
           <w:tcPr>
-            <w:tcW w:type="dxa" w:w="1440"/>
+            <w:tcW w:type="dxa" w:w="1150"/>
             <w:vAlign w:val="center"/>
+            <w:tcMar>
+              <w:top w:w="80" w:type="dxa"/>
+              <w:bottom w:w="80" w:type="dxa"/>
+              <w:start w:w="120" w:type="dxa"/>
+              <w:end w:w="120" w:type="dxa"/>
+            </w:tcMar>
           </w:tcPr>
           <w:p>
+            <w:pPr>
+              <w:spacing w:after="0"/>
+            </w:pPr>
             <w:r>
-              <w:t>4分野平均＋最強1件</w:t>
+              <w:rPr>
+                <w:rFonts w:ascii="Yu Gothic" w:hAnsi="Yu Gothic" w:eastAsia="Yu Gothic"/>
+                <w:color w:val="232323"/>
+                <w:sz w:val="19"/>
+              </w:rPr>
+              <w:t>4分野平均</w:t>
             </w:r>
           </w:p>
         </w:tc>
         <w:tc>
           <w:tcPr>
-            <w:tcW w:type="dxa" w:w="6120"/>
+            <w:tcW w:type="dxa" w:w="6410"/>
             <w:vAlign w:val="center"/>
+            <w:tcMar>
+              <w:top w:w="80" w:type="dxa"/>
+              <w:bottom w:w="80" w:type="dxa"/>
+              <w:start w:w="120" w:type="dxa"/>
+              <w:end w:w="120" w:type="dxa"/>
+            </w:tcMar>
           </w:tcPr>
           <w:p>
             <w:pPr>
-              <w:spacing w:after="40" w:before="40"/>
+              <w:spacing w:after="0"/>
             </w:pPr>
             <w:r>
               <w:rPr>
-                <w:rFonts w:ascii="Calibri" w:hAnsi="Calibri"/>
-                <w:b w:val="0"/>
+                <w:rFonts w:ascii="Yu Gothic" w:hAnsi="Yu Gothic" w:eastAsia="Yu Gothic"/>
+                <w:color w:val="232323"/>
                 <w:sz w:val="19"/>
               </w:rPr>
-              <w:t>第1・4・5・9・10ハウス</w:t>
+              <w:t>恋愛・仕事・金運・健康/メンタルの最終点を平均</w:t>
             </w:r>
           </w:p>
         </w:tc>
@@ -441,63 +577,54 @@
     </w:tbl>
     <w:p>
       <w:pPr>
-        <w:spacing w:after="40"/>
+        <w:spacing w:after="0"/>
       </w:pPr>
-      <w:r>
-        <w:t>総合リターン特例は木星+2.2、土星+1.3、太陽+1.0、天王星・海王星・冥王星+0.8（オーブ2°以内）、金星・火星+0.6、水星+0.4を上限に、近さと位相を掛けて計算します。月・ASC・MCは対象外で、年運だけは24時点平均で埋もれやすい節目を最強1件だけ補う「人生イベント補正」（最大+3.5点）を加えます。</w:t>
-      </w:r>
     </w:p>
     <w:p>
       <w:pPr>
-        <w:spacing w:after="100" w:line="300" w:lineRule="auto"/>
+        <w:pStyle w:val="Heading1"/>
       </w:pPr>
       <w:r>
-        <w:t>計算式: 分野点 = round(基礎点 + 全補正) → 50～99点に制限。総合運 = round(4分野の丸め後点数の平均 + 総合リターン特例)。年だけは、その24時点平均へ人生イベント補正を最強1件だけ追加します。特例 = 星別上限 × 近さ係数 × 位相係数で、最強1件のみ加算します。</w:t>
-      </w:r>
-    </w:p>
-    <w:p>
-      <w:pPr>
-        <w:spacing w:before="280" w:after="100"/>
-      </w:pPr>
-      <w:r>
-        <w:rPr>
-          <w:rFonts w:ascii="Calibri" w:hAnsi="Calibri"/>
-          <w:b/>
-          <w:color w:val="2E74B5"/>
-          <w:sz w:val="32"/>
-        </w:rPr>
-        <w:t>2. 主要補正の一覧</w:t>
+        <w:t>2. 日・週・月・年に共通する主な要因</w:t>
       </w:r>
     </w:p>
     <w:tbl>
       <w:tblPr>
         <w:tblStyle w:val="TableGrid"/>
-        <w:tblW w:type="auto" w:w="0"/>
-        <w:jc w:val="center"/>
+        <w:tblW w:type="dxa" w:w="9360"/>
         <w:tblLayout w:type="fixed"/>
         <w:tblLook w:firstColumn="1" w:firstRow="1" w:lastColumn="0" w:lastRow="0" w:noHBand="0" w:noVBand="1" w:val="04A0"/>
+        <w:jc w:val="left"/>
+        <w:tblInd w:w="120" w:type="dxa"/>
       </w:tblPr>
       <w:tblGrid>
-        <w:gridCol w:w="3120"/>
-        <w:gridCol w:w="3120"/>
-        <w:gridCol w:w="3120"/>
+        <w:gridCol w:w="1900"/>
+        <w:gridCol w:w="2750"/>
+        <w:gridCol w:w="4710"/>
       </w:tblGrid>
       <w:tr>
         <w:tc>
           <w:tcPr>
-            <w:tcW w:type="dxa" w:w="2088"/>
+            <w:tcW w:type="dxa" w:w="1900"/>
             <w:vAlign w:val="center"/>
+            <w:tcMar>
+              <w:top w:w="80" w:type="dxa"/>
+              <w:bottom w:w="80" w:type="dxa"/>
+              <w:start w:w="120" w:type="dxa"/>
+              <w:end w:w="120" w:type="dxa"/>
+            </w:tcMar>
             <w:shd w:fill="E8EEF5"/>
           </w:tcPr>
           <w:p>
             <w:pPr>
-              <w:spacing w:after="40" w:before="40"/>
+              <w:spacing w:after="0"/>
             </w:pPr>
             <w:r>
               <w:rPr>
-                <w:rFonts w:ascii="Calibri" w:hAnsi="Calibri"/>
+                <w:rFonts w:ascii="Yu Gothic" w:hAnsi="Yu Gothic" w:eastAsia="Yu Gothic"/>
                 <w:b/>
-                <w:sz w:val="19"/>
+                <w:color w:val="1F3657"/>
+                <w:sz w:val="20"/>
               </w:rPr>
               <w:t>要因</w:t>
             </w:r>
@@ -505,41 +632,55 @@
         </w:tc>
         <w:tc>
           <w:tcPr>
-            <w:tcW w:type="dxa" w:w="4752"/>
+            <w:tcW w:type="dxa" w:w="2750"/>
             <w:vAlign w:val="center"/>
+            <w:tcMar>
+              <w:top w:w="80" w:type="dxa"/>
+              <w:bottom w:w="80" w:type="dxa"/>
+              <w:start w:w="120" w:type="dxa"/>
+              <w:end w:w="120" w:type="dxa"/>
+            </w:tcMar>
             <w:shd w:fill="E8EEF5"/>
           </w:tcPr>
           <w:p>
             <w:pPr>
-              <w:spacing w:after="40" w:before="40"/>
+              <w:spacing w:after="0"/>
             </w:pPr>
             <w:r>
               <w:rPr>
-                <w:rFonts w:ascii="Calibri" w:hAnsi="Calibri"/>
+                <w:rFonts w:ascii="Yu Gothic" w:hAnsi="Yu Gothic" w:eastAsia="Yu Gothic"/>
                 <w:b/>
-                <w:sz w:val="19"/>
+                <w:color w:val="1F3657"/>
+                <w:sz w:val="20"/>
               </w:rPr>
-              <w:t>計算方法・範囲</w:t>
+              <w:t>反映内容</w:t>
             </w:r>
           </w:p>
         </w:tc>
         <w:tc>
           <w:tcPr>
-            <w:tcW w:type="dxa" w:w="2520"/>
+            <w:tcW w:type="dxa" w:w="4710"/>
             <w:vAlign w:val="center"/>
+            <w:tcMar>
+              <w:top w:w="80" w:type="dxa"/>
+              <w:bottom w:w="80" w:type="dxa"/>
+              <w:start w:w="120" w:type="dxa"/>
+              <w:end w:w="120" w:type="dxa"/>
+            </w:tcMar>
             <w:shd w:fill="E8EEF5"/>
           </w:tcPr>
           <w:p>
             <w:pPr>
-              <w:spacing w:after="40" w:before="40"/>
+              <w:spacing w:after="0"/>
             </w:pPr>
             <w:r>
               <w:rPr>
-                <w:rFonts w:ascii="Calibri" w:hAnsi="Calibri"/>
+                <w:rFonts w:ascii="Yu Gothic" w:hAnsi="Yu Gothic" w:eastAsia="Yu Gothic"/>
                 <w:b/>
-                <w:sz w:val="19"/>
+                <w:color w:val="1F3657"/>
+                <w:sz w:val="20"/>
               </w:rPr>
-              <w:t>備考</w:t>
+              <w:t>考え方</w:t>
             </w:r>
           </w:p>
         </w:tc>
@@ -547,17 +688,23 @@
       <w:tr>
         <w:tc>
           <w:tcPr>
-            <w:tcW w:type="dxa" w:w="2088"/>
+            <w:tcW w:type="dxa" w:w="1900"/>
             <w:vAlign w:val="center"/>
+            <w:tcMar>
+              <w:top w:w="80" w:type="dxa"/>
+              <w:bottom w:w="80" w:type="dxa"/>
+              <w:start w:w="120" w:type="dxa"/>
+              <w:end w:w="120" w:type="dxa"/>
+            </w:tcMar>
           </w:tcPr>
           <w:p>
             <w:pPr>
-              <w:spacing w:after="40" w:before="40"/>
+              <w:spacing w:after="0"/>
             </w:pPr>
             <w:r>
               <w:rPr>
-                <w:rFonts w:ascii="Calibri" w:hAnsi="Calibri"/>
-                <w:b w:val="0"/>
+                <w:rFonts w:ascii="Yu Gothic" w:hAnsi="Yu Gothic" w:eastAsia="Yu Gothic"/>
+                <w:color w:val="232323"/>
                 <w:sz w:val="19"/>
               </w:rPr>
               <w:t>出生図へのトランジット</w:t>
@@ -566,39 +713,51 @@
         </w:tc>
         <w:tc>
           <w:tcPr>
-            <w:tcW w:type="dxa" w:w="4752"/>
+            <w:tcW w:type="dxa" w:w="2750"/>
             <w:vAlign w:val="center"/>
+            <w:tcMar>
+              <w:top w:w="80" w:type="dxa"/>
+              <w:bottom w:w="80" w:type="dxa"/>
+              <w:start w:w="120" w:type="dxa"/>
+              <w:end w:w="120" w:type="dxa"/>
+            </w:tcMar>
           </w:tcPr>
           <w:p>
             <w:pPr>
-              <w:spacing w:after="40" w:before="40"/>
+              <w:spacing w:after="0"/>
             </w:pPr>
             <w:r>
               <w:rPr>
-                <w:rFonts w:ascii="Calibri" w:hAnsi="Calibri"/>
-                <w:b w:val="0"/>
+                <w:rFonts w:ascii="Yu Gothic" w:hAnsi="Yu Gothic" w:eastAsia="Yu Gothic"/>
+                <w:color w:val="232323"/>
                 <w:sz w:val="19"/>
               </w:rPr>
-              <w:t>分野別の上位3アスペクト。合・60度・90度・120度・180度を採用。オーブ係数 = 0.45 + ((6°−オーブ)/6°)×0.75</w:t>
+              <w:t>主要アスペクト、ハウス通過、サイン品位</w:t>
             </w:r>
           </w:p>
         </w:tc>
         <w:tc>
           <w:tcPr>
-            <w:tcW w:type="dxa" w:w="2520"/>
+            <w:tcW w:type="dxa" w:w="4710"/>
             <w:vAlign w:val="center"/>
+            <w:tcMar>
+              <w:top w:w="80" w:type="dxa"/>
+              <w:bottom w:w="80" w:type="dxa"/>
+              <w:start w:w="120" w:type="dxa"/>
+              <w:end w:w="120" w:type="dxa"/>
+            </w:tcMar>
           </w:tcPr>
           <w:p>
             <w:pPr>
-              <w:spacing w:after="40" w:before="40"/>
+              <w:spacing w:after="0"/>
             </w:pPr>
             <w:r>
               <w:rPr>
-                <w:rFonts w:ascii="Calibri" w:hAnsi="Calibri"/>
-                <w:b w:val="0"/>
+                <w:rFonts w:ascii="Yu Gothic" w:hAnsi="Yu Gothic" w:eastAsia="Yu Gothic"/>
+                <w:color w:val="232323"/>
                 <w:sz w:val="19"/>
               </w:rPr>
-              <w:t>アスペクト基礎: 合+4.0 / 60度+3.5 / 90度−5.0 / 120度+6.0 / 180度−2.5</w:t>
+              <w:t>その時期にどの出生テーマが動くかを4分野へ反映</w:t>
             </w:r>
           </w:p>
         </w:tc>
@@ -606,17 +765,23 @@
       <w:tr>
         <w:tc>
           <w:tcPr>
-            <w:tcW w:type="dxa" w:w="2088"/>
+            <w:tcW w:type="dxa" w:w="1900"/>
             <w:vAlign w:val="center"/>
+            <w:tcMar>
+              <w:top w:w="80" w:type="dxa"/>
+              <w:bottom w:w="80" w:type="dxa"/>
+              <w:start w:w="120" w:type="dxa"/>
+              <w:end w:w="120" w:type="dxa"/>
+            </w:tcMar>
           </w:tcPr>
           <w:p>
             <w:pPr>
-              <w:spacing w:after="40" w:before="40"/>
+              <w:spacing w:after="0"/>
             </w:pPr>
             <w:r>
               <w:rPr>
-                <w:rFonts w:ascii="Calibri" w:hAnsi="Calibri"/>
-                <w:b w:val="0"/>
+                <w:rFonts w:ascii="Yu Gothic" w:hAnsi="Yu Gothic" w:eastAsia="Yu Gothic"/>
+                <w:color w:val="232323"/>
                 <w:sz w:val="19"/>
               </w:rPr>
               <w:t>リターン</w:t>
@@ -625,23 +790,51 @@
         </w:tc>
         <w:tc>
           <w:tcPr>
-            <w:tcW w:type="dxa" w:w="4752"/>
+            <w:tcW w:type="dxa" w:w="2750"/>
             <w:vAlign w:val="center"/>
+            <w:tcMar>
+              <w:top w:w="80" w:type="dxa"/>
+              <w:bottom w:w="80" w:type="dxa"/>
+              <w:start w:w="120" w:type="dxa"/>
+              <w:end w:w="120" w:type="dxa"/>
+            </w:tcMar>
           </w:tcPr>
           <w:p>
+            <w:pPr>
+              <w:spacing w:after="0"/>
+            </w:pPr>
             <w:r>
-              <w:t>通常リターンは対応分野の上位1件。総合運は4分野平均後に、星別上限×近さ×位相の最強1件を追加。年運だけは節目を最強1件、最大+3.5点で追加。</w:t>
+              <w:rPr>
+                <w:rFonts w:ascii="Yu Gothic" w:hAnsi="Yu Gothic" w:eastAsia="Yu Gothic"/>
+                <w:color w:val="232323"/>
+                <w:sz w:val="19"/>
+              </w:rPr>
+              <w:t>出生時の同じ天体位置へ近づく節目</w:t>
             </w:r>
           </w:p>
         </w:tc>
         <w:tc>
           <w:tcPr>
-            <w:tcW w:type="dxa" w:w="2520"/>
+            <w:tcW w:type="dxa" w:w="4710"/>
             <w:vAlign w:val="center"/>
+            <w:tcMar>
+              <w:top w:w="80" w:type="dxa"/>
+              <w:bottom w:w="80" w:type="dxa"/>
+              <w:start w:w="120" w:type="dxa"/>
+              <w:end w:w="120" w:type="dxa"/>
+            </w:tcMar>
           </w:tcPr>
           <w:p>
+            <w:pPr>
+              <w:spacing w:after="0"/>
+            </w:pPr>
             <w:r>
-              <w:t>総合特例: 木星+2.2、土星+1.3、太陽+1.0、外惑星+0.8（2°以内）、金星/火星+0.6、水星+0.4。年専用: 木星・土星・外惑星リターン、ASC/MCへのタイトな調和角、良いレア配置から最強1件。</w:t>
+              <w:rPr>
+                <w:rFonts w:ascii="Yu Gothic" w:hAnsi="Yu Gothic" w:eastAsia="Yu Gothic"/>
+                <w:color w:val="232323"/>
+                <w:sz w:val="19"/>
+              </w:rPr>
+              <w:t>該当天体に対応する分野へ反映</w:t>
             </w:r>
           </w:p>
         </w:tc>
@@ -649,58 +842,76 @@
       <w:tr>
         <w:tc>
           <w:tcPr>
-            <w:tcW w:type="dxa" w:w="2088"/>
+            <w:tcW w:type="dxa" w:w="1900"/>
             <w:vAlign w:val="center"/>
+            <w:tcMar>
+              <w:top w:w="80" w:type="dxa"/>
+              <w:bottom w:w="80" w:type="dxa"/>
+              <w:start w:w="120" w:type="dxa"/>
+              <w:end w:w="120" w:type="dxa"/>
+            </w:tcMar>
           </w:tcPr>
           <w:p>
             <w:pPr>
-              <w:spacing w:after="40" w:before="40"/>
+              <w:spacing w:after="0"/>
             </w:pPr>
             <w:r>
               <w:rPr>
-                <w:rFonts w:ascii="Calibri" w:hAnsi="Calibri"/>
-                <w:b w:val="0"/>
+                <w:rFonts w:ascii="Yu Gothic" w:hAnsi="Yu Gothic" w:eastAsia="Yu Gothic"/>
+                <w:color w:val="232323"/>
                 <w:sz w:val="19"/>
               </w:rPr>
-              <w:t>ハウス通過</w:t>
+              <w:t>月相・月ボイド・逆行</w:t>
             </w:r>
           </w:p>
         </w:tc>
         <w:tc>
           <w:tcPr>
-            <w:tcW w:type="dxa" w:w="4752"/>
+            <w:tcW w:type="dxa" w:w="2750"/>
             <w:vAlign w:val="center"/>
+            <w:tcMar>
+              <w:top w:w="80" w:type="dxa"/>
+              <w:bottom w:w="80" w:type="dxa"/>
+              <w:start w:w="120" w:type="dxa"/>
+              <w:end w:w="120" w:type="dxa"/>
+            </w:tcMar>
           </w:tcPr>
           <w:p>
             <w:pPr>
-              <w:spacing w:after="40" w:before="40"/>
+              <w:spacing w:after="0"/>
             </w:pPr>
             <w:r>
               <w:rPr>
-                <w:rFonts w:ascii="Calibri" w:hAnsi="Calibri"/>
-                <w:b w:val="0"/>
+                <w:rFonts w:ascii="Yu Gothic" w:hAnsi="Yu Gothic" w:eastAsia="Yu Gothic"/>
+                <w:color w:val="232323"/>
                 <w:sz w:val="19"/>
               </w:rPr>
-              <w:t>分野別の上位2天体を合算し、−4〜+5点へ制限</w:t>
+              <w:t>月相8段階、ボイド、逆行の注意点</w:t>
             </w:r>
           </w:p>
         </w:tc>
         <w:tc>
           <w:tcPr>
-            <w:tcW w:type="dxa" w:w="2520"/>
+            <w:tcW w:type="dxa" w:w="4710"/>
             <w:vAlign w:val="center"/>
+            <w:tcMar>
+              <w:top w:w="80" w:type="dxa"/>
+              <w:bottom w:w="80" w:type="dxa"/>
+              <w:start w:w="120" w:type="dxa"/>
+              <w:end w:w="120" w:type="dxa"/>
+            </w:tcMar>
           </w:tcPr>
           <w:p>
             <w:pPr>
-              <w:spacing w:after="40" w:before="40"/>
+              <w:spacing w:after="0"/>
             </w:pPr>
             <w:r>
               <w:rPr>
-                <w:rFonts w:ascii="Calibri" w:hAnsi="Calibri"/>
-                <w:b w:val="0"/>
+                <w:rFonts w:ascii="Yu Gothic" w:hAnsi="Yu Gothic" w:eastAsia="Yu Gothic"/>
+                <w:color w:val="232323"/>
                 <w:sz w:val="19"/>
               </w:rPr>
-              <w:t>例: 仕事の第10ハウス+4.5、金運の第2ハウス+4.0</w:t>
+              <w:t>日々の行動ペースを穏やかに調整</w:t>
             </w:r>
           </w:p>
         </w:tc>
@@ -708,58 +919,76 @@
       <w:tr>
         <w:tc>
           <w:tcPr>
-            <w:tcW w:type="dxa" w:w="2088"/>
+            <w:tcW w:type="dxa" w:w="1900"/>
             <w:vAlign w:val="center"/>
+            <w:tcMar>
+              <w:top w:w="80" w:type="dxa"/>
+              <w:bottom w:w="80" w:type="dxa"/>
+              <w:start w:w="120" w:type="dxa"/>
+              <w:end w:w="120" w:type="dxa"/>
+            </w:tcMar>
           </w:tcPr>
           <w:p>
             <w:pPr>
-              <w:spacing w:after="40" w:before="40"/>
+              <w:spacing w:after="0"/>
             </w:pPr>
             <w:r>
               <w:rPr>
-                <w:rFonts w:ascii="Calibri" w:hAnsi="Calibri"/>
-                <w:b w:val="0"/>
+                <w:rFonts w:ascii="Yu Gothic" w:hAnsi="Yu Gothic" w:eastAsia="Yu Gothic"/>
+                <w:color w:val="232323"/>
                 <w:sz w:val="19"/>
               </w:rPr>
-              <w:t>出生図の月との響き</w:t>
+              <w:t>特殊配置</w:t>
             </w:r>
           </w:p>
         </w:tc>
         <w:tc>
           <w:tcPr>
-            <w:tcW w:type="dxa" w:w="4752"/>
+            <w:tcW w:type="dxa" w:w="2750"/>
             <w:vAlign w:val="center"/>
+            <w:tcMar>
+              <w:top w:w="80" w:type="dxa"/>
+              <w:bottom w:w="80" w:type="dxa"/>
+              <w:start w:w="120" w:type="dxa"/>
+              <w:end w:w="120" w:type="dxa"/>
+            </w:tcMar>
           </w:tcPr>
           <w:p>
             <w:pPr>
-              <w:spacing w:after="40" w:before="40"/>
+              <w:spacing w:after="0"/>
             </w:pPr>
             <w:r>
               <w:rPr>
-                <w:rFonts w:ascii="Calibri" w:hAnsi="Calibri"/>
-                <w:b w:val="0"/>
+                <w:rFonts w:ascii="Yu Gothic" w:hAnsi="Yu Gothic" w:eastAsia="Yu Gothic"/>
+                <w:color w:val="232323"/>
                 <w:sz w:val="19"/>
               </w:rPr>
-              <w:t>トランジット月と出生図月の星座距離から−4〜+4点</w:t>
+              <w:t>グランドトライン、カイト、クレイドル等</w:t>
             </w:r>
           </w:p>
         </w:tc>
         <w:tc>
           <w:tcPr>
-            <w:tcW w:type="dxa" w:w="2520"/>
+            <w:tcW w:type="dxa" w:w="4710"/>
             <w:vAlign w:val="center"/>
+            <w:tcMar>
+              <w:top w:w="80" w:type="dxa"/>
+              <w:bottom w:w="80" w:type="dxa"/>
+              <w:start w:w="120" w:type="dxa"/>
+              <w:end w:w="120" w:type="dxa"/>
+            </w:tcMar>
           </w:tcPr>
           <w:p>
             <w:pPr>
-              <w:spacing w:after="40" w:before="40"/>
+              <w:spacing w:after="0"/>
             </w:pPr>
             <w:r>
               <w:rPr>
-                <w:rFonts w:ascii="Calibri" w:hAnsi="Calibri"/>
-                <w:b w:val="0"/>
+                <w:rFonts w:ascii="Yu Gothic" w:hAnsi="Yu Gothic" w:eastAsia="Yu Gothic"/>
+                <w:color w:val="232323"/>
                 <w:sz w:val="19"/>
               </w:rPr>
-              <w:t>メンタルへ最も強く、他分野は縮小して反映</w:t>
+              <w:t>成立条件がそろう場合だけ配置ごとの意味で反映</w:t>
             </w:r>
           </w:p>
         </w:tc>
@@ -767,58 +996,197 @@
       <w:tr>
         <w:tc>
           <w:tcPr>
-            <w:tcW w:type="dxa" w:w="2088"/>
+            <w:tcW w:type="dxa" w:w="1900"/>
             <w:vAlign w:val="center"/>
+            <w:tcMar>
+              <w:top w:w="80" w:type="dxa"/>
+              <w:bottom w:w="80" w:type="dxa"/>
+              <w:start w:w="120" w:type="dxa"/>
+              <w:end w:w="120" w:type="dxa"/>
+            </w:tcMar>
           </w:tcPr>
           <w:p>
             <w:pPr>
-              <w:spacing w:after="40" w:before="40"/>
+              <w:spacing w:after="0"/>
             </w:pPr>
             <w:r>
               <w:rPr>
-                <w:rFonts w:ascii="Calibri" w:hAnsi="Calibri"/>
-                <w:b w:val="0"/>
+                <w:rFonts w:ascii="Yu Gothic" w:hAnsi="Yu Gothic" w:eastAsia="Yu Gothic"/>
+                <w:color w:val="232323"/>
                 <w:sz w:val="19"/>
               </w:rPr>
-              <w:t>月のハウス通過</w:t>
+              <w:t>天体のサイン品位</w:t>
             </w:r>
           </w:p>
         </w:tc>
         <w:tc>
           <w:tcPr>
-            <w:tcW w:type="dxa" w:w="4752"/>
+            <w:tcW w:type="dxa" w:w="2750"/>
             <w:vAlign w:val="center"/>
+            <w:tcMar>
+              <w:top w:w="80" w:type="dxa"/>
+              <w:bottom w:w="80" w:type="dxa"/>
+              <w:start w:w="120" w:type="dxa"/>
+              <w:end w:w="120" w:type="dxa"/>
+            </w:tcMar>
           </w:tcPr>
           <w:p>
             <w:pPr>
-              <w:spacing w:after="40" w:before="40"/>
+              <w:spacing w:after="0"/>
             </w:pPr>
             <w:r>
               <w:rPr>
-                <w:rFonts w:ascii="Calibri" w:hAnsi="Calibri"/>
-                <w:b w:val="0"/>
+                <w:rFonts w:ascii="Yu Gothic" w:hAnsi="Yu Gothic" w:eastAsia="Yu Gothic"/>
+                <w:color w:val="232323"/>
                 <w:sz w:val="19"/>
               </w:rPr>
-              <w:t>分野に関係するハウスで+2〜+3、注意ハウスで−1</w:t>
+              <w:t>支配+0.80、高揚+0.55、損傷-0.55、フォール-0.75</w:t>
             </w:r>
           </w:p>
         </w:tc>
         <w:tc>
           <w:tcPr>
-            <w:tcW w:type="dxa" w:w="2520"/>
+            <w:tcW w:type="dxa" w:w="4710"/>
             <w:vAlign w:val="center"/>
+            <w:tcMar>
+              <w:top w:w="80" w:type="dxa"/>
+              <w:bottom w:w="80" w:type="dxa"/>
+              <w:start w:w="120" w:type="dxa"/>
+              <w:end w:w="120" w:type="dxa"/>
+            </w:tcMar>
           </w:tcPr>
           <w:p>
             <w:pPr>
-              <w:spacing w:after="40" w:before="40"/>
+              <w:spacing w:after="0"/>
             </w:pPr>
             <w:r>
               <w:rPr>
-                <w:rFonts w:ascii="Calibri" w:hAnsi="Calibri"/>
-                <w:b w:val="0"/>
+                <w:rFonts w:ascii="Yu Gothic" w:hAnsi="Yu Gothic" w:eastAsia="Yu Gothic"/>
+                <w:color w:val="232323"/>
                 <w:sz w:val="19"/>
               </w:rPr>
-              <w:t>例: メンタルの第4・6・12ハウス+3.0</w:t>
+              <w:t>伝統7天体が実際に主要要因になった場合だけ使用</w:t>
+            </w:r>
+          </w:p>
+        </w:tc>
+      </w:tr>
+    </w:tbl>
+    <w:p>
+      <w:pPr>
+        <w:spacing w:after="0"/>
+      </w:pPr>
+    </w:p>
+    <w:p>
+      <w:pPr>
+        <w:pStyle w:val="Heading1"/>
+      </w:pPr>
+      <w:r>
+        <w:t>3. 総合リターン特例（毎日・週・月・年）</w:t>
+      </w:r>
+    </w:p>
+    <w:p>
+      <w:r>
+        <w:rPr>
+          <w:rFonts w:ascii="Yu Gothic" w:hAnsi="Yu Gothic" w:eastAsia="Yu Gothic"/>
+          <w:color w:val="232323"/>
+          <w:sz w:val="22"/>
+        </w:rPr>
+        <w:t>4分野平均を作った後、リターンの中から最も強い1件だけを総合運へ加えます。近さと位相（接近中・ピーク・余韻）で減衰し、複数のリターンを重ねて過大にしません。月・ASC・MCはこの総合特例の対象外です。</w:t>
+      </w:r>
+    </w:p>
+    <w:tbl>
+      <w:tblPr>
+        <w:tblStyle w:val="TableGrid"/>
+        <w:tblW w:type="dxa" w:w="9360"/>
+        <w:tblLayout w:type="fixed"/>
+        <w:tblLook w:firstColumn="1" w:firstRow="1" w:lastColumn="0" w:lastRow="0" w:noHBand="0" w:noVBand="1" w:val="04A0"/>
+        <w:jc w:val="left"/>
+        <w:tblInd w:w="120" w:type="dxa"/>
+      </w:tblPr>
+      <w:tblGrid>
+        <w:gridCol w:w="2500"/>
+        <w:gridCol w:w="1250"/>
+        <w:gridCol w:w="5610"/>
+      </w:tblGrid>
+      <w:tr>
+        <w:tc>
+          <w:tcPr>
+            <w:tcW w:type="dxa" w:w="2500"/>
+            <w:vAlign w:val="center"/>
+            <w:tcMar>
+              <w:top w:w="80" w:type="dxa"/>
+              <w:bottom w:w="80" w:type="dxa"/>
+              <w:start w:w="120" w:type="dxa"/>
+              <w:end w:w="120" w:type="dxa"/>
+            </w:tcMar>
+            <w:shd w:fill="E8EEF5"/>
+          </w:tcPr>
+          <w:p>
+            <w:pPr>
+              <w:spacing w:after="0"/>
+            </w:pPr>
+            <w:r>
+              <w:rPr>
+                <w:rFonts w:ascii="Yu Gothic" w:hAnsi="Yu Gothic" w:eastAsia="Yu Gothic"/>
+                <w:b/>
+                <w:color w:val="1F3657"/>
+                <w:sz w:val="20"/>
+              </w:rPr>
+              <w:t>天体</w:t>
+            </w:r>
+          </w:p>
+        </w:tc>
+        <w:tc>
+          <w:tcPr>
+            <w:tcW w:type="dxa" w:w="1250"/>
+            <w:vAlign w:val="center"/>
+            <w:tcMar>
+              <w:top w:w="80" w:type="dxa"/>
+              <w:bottom w:w="80" w:type="dxa"/>
+              <w:start w:w="120" w:type="dxa"/>
+              <w:end w:w="120" w:type="dxa"/>
+            </w:tcMar>
+            <w:shd w:fill="E8EEF5"/>
+          </w:tcPr>
+          <w:p>
+            <w:pPr>
+              <w:spacing w:after="0"/>
+            </w:pPr>
+            <w:r>
+              <w:rPr>
+                <w:rFonts w:ascii="Yu Gothic" w:hAnsi="Yu Gothic" w:eastAsia="Yu Gothic"/>
+                <w:b/>
+                <w:color w:val="1F3657"/>
+                <w:sz w:val="20"/>
+              </w:rPr>
+              <w:t>上限</w:t>
+            </w:r>
+          </w:p>
+        </w:tc>
+        <w:tc>
+          <w:tcPr>
+            <w:tcW w:type="dxa" w:w="5610"/>
+            <w:vAlign w:val="center"/>
+            <w:tcMar>
+              <w:top w:w="80" w:type="dxa"/>
+              <w:bottom w:w="80" w:type="dxa"/>
+              <w:start w:w="120" w:type="dxa"/>
+              <w:end w:w="120" w:type="dxa"/>
+            </w:tcMar>
+            <w:shd w:fill="E8EEF5"/>
+          </w:tcPr>
+          <w:p>
+            <w:pPr>
+              <w:spacing w:after="0"/>
+            </w:pPr>
+            <w:r>
+              <w:rPr>
+                <w:rFonts w:ascii="Yu Gothic" w:hAnsi="Yu Gothic" w:eastAsia="Yu Gothic"/>
+                <w:b/>
+                <w:color w:val="1F3657"/>
+                <w:sz w:val="20"/>
+              </w:rPr>
+              <w:t>意味</w:t>
             </w:r>
           </w:p>
         </w:tc>
@@ -826,58 +1194,76 @@
       <w:tr>
         <w:tc>
           <w:tcPr>
-            <w:tcW w:type="dxa" w:w="2088"/>
+            <w:tcW w:type="dxa" w:w="2500"/>
             <w:vAlign w:val="center"/>
+            <w:tcMar>
+              <w:top w:w="80" w:type="dxa"/>
+              <w:bottom w:w="80" w:type="dxa"/>
+              <w:start w:w="120" w:type="dxa"/>
+              <w:end w:w="120" w:type="dxa"/>
+            </w:tcMar>
           </w:tcPr>
           <w:p>
             <w:pPr>
-              <w:spacing w:after="40" w:before="40"/>
+              <w:spacing w:after="0"/>
             </w:pPr>
             <w:r>
               <w:rPr>
-                <w:rFonts w:ascii="Calibri" w:hAnsi="Calibri"/>
-                <w:b w:val="0"/>
+                <w:rFonts w:ascii="Yu Gothic" w:hAnsi="Yu Gothic" w:eastAsia="Yu Gothic"/>
+                <w:color w:val="232323"/>
                 <w:sz w:val="19"/>
               </w:rPr>
-              <w:t>空の天体同士のアスペクト</w:t>
+              <w:t>木星</w:t>
             </w:r>
           </w:p>
         </w:tc>
         <w:tc>
           <w:tcPr>
-            <w:tcW w:type="dxa" w:w="4752"/>
+            <w:tcW w:type="dxa" w:w="1250"/>
             <w:vAlign w:val="center"/>
+            <w:tcMar>
+              <w:top w:w="80" w:type="dxa"/>
+              <w:bottom w:w="80" w:type="dxa"/>
+              <w:start w:w="120" w:type="dxa"/>
+              <w:end w:w="120" w:type="dxa"/>
+            </w:tcMar>
           </w:tcPr>
           <w:p>
             <w:pPr>
-              <w:spacing w:after="40" w:before="40"/>
+              <w:spacing w:after="0"/>
             </w:pPr>
             <w:r>
               <w:rPr>
-                <w:rFonts w:ascii="Calibri" w:hAnsi="Calibri"/>
-                <w:b w:val="0"/>
+                <w:rFonts w:ascii="Yu Gothic" w:hAnsi="Yu Gothic" w:eastAsia="Yu Gothic"/>
+                <w:color w:val="232323"/>
                 <w:sz w:val="19"/>
               </w:rPr>
-              <w:t>優先度順の上位5件を分野別重みで合算</w:t>
+              <w:t>+2.2</w:t>
             </w:r>
           </w:p>
         </w:tc>
         <w:tc>
           <w:tcPr>
-            <w:tcW w:type="dxa" w:w="2520"/>
+            <w:tcW w:type="dxa" w:w="5610"/>
             <w:vAlign w:val="center"/>
+            <w:tcMar>
+              <w:top w:w="80" w:type="dxa"/>
+              <w:bottom w:w="80" w:type="dxa"/>
+              <w:start w:w="120" w:type="dxa"/>
+              <w:end w:w="120" w:type="dxa"/>
+            </w:tcMar>
           </w:tcPr>
           <w:p>
             <w:pPr>
-              <w:spacing w:after="40" w:before="40"/>
+              <w:spacing w:after="0"/>
             </w:pPr>
             <w:r>
               <w:rPr>
-                <w:rFonts w:ascii="Calibri" w:hAnsi="Calibri"/>
-                <w:b w:val="0"/>
+                <w:rFonts w:ascii="Yu Gothic" w:hAnsi="Yu Gothic" w:eastAsia="Yu Gothic"/>
+                <w:color w:val="232323"/>
                 <w:sz w:val="19"/>
               </w:rPr>
-              <w:t>金星・木星、金星・火星、木星・水星などを重視</w:t>
+              <w:t>成長・拡大の節目</w:t>
             </w:r>
           </w:p>
         </w:tc>
@@ -885,58 +1271,76 @@
       <w:tr>
         <w:tc>
           <w:tcPr>
-            <w:tcW w:type="dxa" w:w="2088"/>
+            <w:tcW w:type="dxa" w:w="2500"/>
             <w:vAlign w:val="center"/>
+            <w:tcMar>
+              <w:top w:w="80" w:type="dxa"/>
+              <w:bottom w:w="80" w:type="dxa"/>
+              <w:start w:w="120" w:type="dxa"/>
+              <w:end w:w="120" w:type="dxa"/>
+            </w:tcMar>
           </w:tcPr>
           <w:p>
             <w:pPr>
-              <w:spacing w:after="40" w:before="40"/>
+              <w:spacing w:after="0"/>
             </w:pPr>
             <w:r>
               <w:rPr>
-                <w:rFonts w:ascii="Calibri" w:hAnsi="Calibri"/>
-                <w:b w:val="0"/>
+                <w:rFonts w:ascii="Yu Gothic" w:hAnsi="Yu Gothic" w:eastAsia="Yu Gothic"/>
+                <w:color w:val="232323"/>
                 <w:sz w:val="19"/>
               </w:rPr>
-              <w:t>逆行</w:t>
+              <w:t>土星</w:t>
             </w:r>
           </w:p>
         </w:tc>
         <w:tc>
           <w:tcPr>
-            <w:tcW w:type="dxa" w:w="4752"/>
+            <w:tcW w:type="dxa" w:w="1250"/>
             <w:vAlign w:val="center"/>
+            <w:tcMar>
+              <w:top w:w="80" w:type="dxa"/>
+              <w:bottom w:w="80" w:type="dxa"/>
+              <w:start w:w="120" w:type="dxa"/>
+              <w:end w:w="120" w:type="dxa"/>
+            </w:tcMar>
           </w:tcPr>
           <w:p>
             <w:pPr>
-              <w:spacing w:after="40" w:before="40"/>
+              <w:spacing w:after="0"/>
             </w:pPr>
             <w:r>
               <w:rPr>
-                <w:rFonts w:ascii="Calibri" w:hAnsi="Calibri"/>
-                <w:b w:val="0"/>
+                <w:rFonts w:ascii="Yu Gothic" w:hAnsi="Yu Gothic" w:eastAsia="Yu Gothic"/>
+                <w:color w:val="232323"/>
                 <w:sz w:val="19"/>
               </w:rPr>
-              <w:t>分野に関係する逆行星を合算し、−3.5〜0点へ制限</w:t>
+              <w:t>+1.3</w:t>
             </w:r>
           </w:p>
         </w:tc>
         <w:tc>
           <w:tcPr>
-            <w:tcW w:type="dxa" w:w="2520"/>
+            <w:tcW w:type="dxa" w:w="5610"/>
             <w:vAlign w:val="center"/>
+            <w:tcMar>
+              <w:top w:w="80" w:type="dxa"/>
+              <w:bottom w:w="80" w:type="dxa"/>
+              <w:start w:w="120" w:type="dxa"/>
+              <w:end w:w="120" w:type="dxa"/>
+            </w:tcMar>
           </w:tcPr>
           <w:p>
             <w:pPr>
-              <w:spacing w:after="40" w:before="40"/>
+              <w:spacing w:after="0"/>
             </w:pPr>
             <w:r>
               <w:rPr>
-                <w:rFonts w:ascii="Calibri" w:hAnsi="Calibri"/>
-                <w:b w:val="0"/>
+                <w:rFonts w:ascii="Yu Gothic" w:hAnsi="Yu Gothic" w:eastAsia="Yu Gothic"/>
+                <w:color w:val="232323"/>
                 <w:sz w:val="19"/>
               </w:rPr>
-              <w:t>逆行を一律の凶とはせず、見直し分だけ穏やかに減点</w:t>
+              <w:t>責任・基盤の節目</w:t>
             </w:r>
           </w:p>
         </w:tc>
@@ -944,58 +1348,76 @@
       <w:tr>
         <w:tc>
           <w:tcPr>
-            <w:tcW w:type="dxa" w:w="2088"/>
+            <w:tcW w:type="dxa" w:w="2500"/>
             <w:vAlign w:val="center"/>
+            <w:tcMar>
+              <w:top w:w="80" w:type="dxa"/>
+              <w:bottom w:w="80" w:type="dxa"/>
+              <w:start w:w="120" w:type="dxa"/>
+              <w:end w:w="120" w:type="dxa"/>
+            </w:tcMar>
           </w:tcPr>
           <w:p>
             <w:pPr>
-              <w:spacing w:after="40" w:before="40"/>
+              <w:spacing w:after="0"/>
             </w:pPr>
             <w:r>
               <w:rPr>
-                <w:rFonts w:ascii="Calibri" w:hAnsi="Calibri"/>
-                <w:b w:val="0"/>
+                <w:rFonts w:ascii="Yu Gothic" w:hAnsi="Yu Gothic" w:eastAsia="Yu Gothic"/>
+                <w:color w:val="232323"/>
                 <w:sz w:val="19"/>
               </w:rPr>
-              <w:t>月ボイド</w:t>
+              <w:t>太陽</w:t>
             </w:r>
           </w:p>
         </w:tc>
         <w:tc>
           <w:tcPr>
-            <w:tcW w:type="dxa" w:w="4752"/>
+            <w:tcW w:type="dxa" w:w="1250"/>
             <w:vAlign w:val="center"/>
+            <w:tcMar>
+              <w:top w:w="80" w:type="dxa"/>
+              <w:bottom w:w="80" w:type="dxa"/>
+              <w:start w:w="120" w:type="dxa"/>
+              <w:end w:w="120" w:type="dxa"/>
+            </w:tcMar>
           </w:tcPr>
           <w:p>
             <w:pPr>
-              <w:spacing w:after="40" w:before="40"/>
+              <w:spacing w:after="0"/>
             </w:pPr>
             <w:r>
               <w:rPr>
-                <w:rFonts w:ascii="Calibri" w:hAnsi="Calibri"/>
-                <w:b w:val="0"/>
+                <w:rFonts w:ascii="Yu Gothic" w:hAnsi="Yu Gothic" w:eastAsia="Yu Gothic"/>
+                <w:color w:val="232323"/>
                 <w:sz w:val="19"/>
               </w:rPr>
-              <w:t>分野別基本値 × その日の該当時間割合を減点</w:t>
+              <w:t>+1.0</w:t>
             </w:r>
           </w:p>
         </w:tc>
         <w:tc>
           <w:tcPr>
-            <w:tcW w:type="dxa" w:w="2520"/>
+            <w:tcW w:type="dxa" w:w="5610"/>
             <w:vAlign w:val="center"/>
+            <w:tcMar>
+              <w:top w:w="80" w:type="dxa"/>
+              <w:bottom w:w="80" w:type="dxa"/>
+              <w:start w:w="120" w:type="dxa"/>
+              <w:end w:w="120" w:type="dxa"/>
+            </w:tcMar>
           </w:tcPr>
           <w:p>
             <w:pPr>
-              <w:spacing w:after="40" w:before="40"/>
+              <w:spacing w:after="0"/>
             </w:pPr>
             <w:r>
               <w:rPr>
-                <w:rFonts w:ascii="Calibri" w:hAnsi="Calibri"/>
-                <w:b w:val="0"/>
+                <w:rFonts w:ascii="Yu Gothic" w:hAnsi="Yu Gothic" w:eastAsia="Yu Gothic"/>
+                <w:color w:val="232323"/>
                 <w:sz w:val="19"/>
               </w:rPr>
-              <w:t>メンタル−4.0、恋愛−3.0、仕事/金運−2.0</w:t>
+              <w:t>方向性・自己表現の節目</w:t>
             </w:r>
           </w:p>
         </w:tc>
@@ -1003,58 +1425,76 @@
       <w:tr>
         <w:tc>
           <w:tcPr>
-            <w:tcW w:type="dxa" w:w="2088"/>
+            <w:tcW w:type="dxa" w:w="2500"/>
             <w:vAlign w:val="center"/>
+            <w:tcMar>
+              <w:top w:w="80" w:type="dxa"/>
+              <w:bottom w:w="80" w:type="dxa"/>
+              <w:start w:w="120" w:type="dxa"/>
+              <w:end w:w="120" w:type="dxa"/>
+            </w:tcMar>
           </w:tcPr>
           <w:p>
             <w:pPr>
-              <w:spacing w:after="40" w:before="40"/>
+              <w:spacing w:after="0"/>
             </w:pPr>
             <w:r>
               <w:rPr>
-                <w:rFonts w:ascii="Calibri" w:hAnsi="Calibri"/>
-                <w:b w:val="0"/>
+                <w:rFonts w:ascii="Yu Gothic" w:hAnsi="Yu Gothic" w:eastAsia="Yu Gothic"/>
+                <w:color w:val="232323"/>
                 <w:sz w:val="19"/>
               </w:rPr>
-              <w:t>出生図・空の複合配置</w:t>
+              <w:t>天王星・海王星・冥王星</w:t>
             </w:r>
           </w:p>
         </w:tc>
         <w:tc>
           <w:tcPr>
-            <w:tcW w:type="dxa" w:w="4752"/>
+            <w:tcW w:type="dxa" w:w="1250"/>
             <w:vAlign w:val="center"/>
+            <w:tcMar>
+              <w:top w:w="80" w:type="dxa"/>
+              <w:bottom w:w="80" w:type="dxa"/>
+              <w:start w:w="120" w:type="dxa"/>
+              <w:end w:w="120" w:type="dxa"/>
+            </w:tcMar>
           </w:tcPr>
           <w:p>
             <w:pPr>
-              <w:spacing w:after="40" w:before="40"/>
+              <w:spacing w:after="0"/>
             </w:pPr>
             <w:r>
               <w:rPr>
-                <w:rFonts w:ascii="Calibri" w:hAnsi="Calibri"/>
-                <w:b w:val="0"/>
+                <w:rFonts w:ascii="Yu Gothic" w:hAnsi="Yu Gothic" w:eastAsia="Yu Gothic"/>
+                <w:color w:val="232323"/>
                 <w:sz w:val="19"/>
               </w:rPr>
-              <w:t>ステリウム、カイト、グランドトライン、レア配置を分野別に補正</w:t>
+              <w:t>+0.8</w:t>
             </w:r>
           </w:p>
         </w:tc>
         <w:tc>
           <w:tcPr>
-            <w:tcW w:type="dxa" w:w="2520"/>
+            <w:tcW w:type="dxa" w:w="5610"/>
             <w:vAlign w:val="center"/>
+            <w:tcMar>
+              <w:top w:w="80" w:type="dxa"/>
+              <w:bottom w:w="80" w:type="dxa"/>
+              <w:start w:w="120" w:type="dxa"/>
+              <w:end w:w="120" w:type="dxa"/>
+            </w:tcMar>
           </w:tcPr>
           <w:p>
             <w:pPr>
-              <w:spacing w:after="40" w:before="40"/>
+              <w:spacing w:after="0"/>
             </w:pPr>
             <w:r>
               <w:rPr>
-                <w:rFonts w:ascii="Calibri" w:hAnsi="Calibri"/>
-                <w:b w:val="0"/>
+                <w:rFonts w:ascii="Yu Gothic" w:hAnsi="Yu Gothic" w:eastAsia="Yu Gothic"/>
+                <w:color w:val="232323"/>
                 <w:sz w:val="19"/>
               </w:rPr>
-              <w:t>配置は重ね掛けを制限し、過大な点差を避ける</w:t>
+              <w:t>長期テーマの節目（オーブ2°以内）</w:t>
             </w:r>
           </w:p>
         </w:tc>
@@ -1062,298 +1502,48 @@
       <w:tr>
         <w:tc>
           <w:tcPr>
-            <w:tcW w:type="dxa" w:w="2088"/>
+            <w:tcW w:type="dxa" w:w="2500"/>
             <w:vAlign w:val="center"/>
+            <w:tcMar>
+              <w:top w:w="80" w:type="dxa"/>
+              <w:bottom w:w="80" w:type="dxa"/>
+              <w:start w:w="120" w:type="dxa"/>
+              <w:end w:w="120" w:type="dxa"/>
+            </w:tcMar>
           </w:tcPr>
           <w:p>
             <w:pPr>
-              <w:spacing w:after="40" w:before="40"/>
+              <w:spacing w:after="0"/>
             </w:pPr>
             <w:r>
               <w:rPr>
-                <w:rFonts w:ascii="Calibri" w:hAnsi="Calibri"/>
-                <w:b w:val="0"/>
+                <w:rFonts w:ascii="Yu Gothic" w:hAnsi="Yu Gothic" w:eastAsia="Yu Gothic"/>
+                <w:color w:val="232323"/>
                 <w:sz w:val="19"/>
               </w:rPr>
-              <w:t>金星支配の感受性</w:t>
+              <w:t>金星・火星</w:t>
             </w:r>
           </w:p>
         </w:tc>
         <w:tc>
           <w:tcPr>
-            <w:tcW w:type="dxa" w:w="4752"/>
+            <w:tcW w:type="dxa" w:w="1250"/>
             <w:vAlign w:val="center"/>
+            <w:tcMar>
+              <w:top w:w="80" w:type="dxa"/>
+              <w:bottom w:w="80" w:type="dxa"/>
+              <w:start w:w="120" w:type="dxa"/>
+              <w:end w:w="120" w:type="dxa"/>
+            </w:tcMar>
           </w:tcPr>
           <w:p>
             <w:pPr>
-              <w:spacing w:after="40" w:before="40"/>
+              <w:spacing w:after="0"/>
             </w:pPr>
             <w:r>
               <w:rPr>
-                <w:rFonts w:ascii="Calibri" w:hAnsi="Calibri"/>
-                <w:b w:val="0"/>
-                <w:sz w:val="19"/>
-              </w:rPr>
-              <w:t>太陽またはASCが牡牛座/天秤座で、金星が活性化時に加点</w:t>
-            </w:r>
-          </w:p>
-        </w:tc>
-        <w:tc>
-          <w:tcPr>
-            <w:tcW w:type="dxa" w:w="2520"/>
-            <w:vAlign w:val="center"/>
-          </w:tcPr>
-          <w:p>
-            <w:pPr>
-              <w:spacing w:after="40" w:before="40"/>
-            </w:pPr>
-            <w:r>
-              <w:rPr>
-                <w:rFonts w:ascii="Calibri" w:hAnsi="Calibri"/>
-                <w:b w:val="0"/>
-                <w:sz w:val="19"/>
-              </w:rPr>
-              <w:t>恋愛+2.2、金運+1.7</w:t>
-            </w:r>
-          </w:p>
-        </w:tc>
-      </w:tr>
-      <w:tr>
-        <w:tc>
-          <w:tcPr>
-            <w:tcW w:type="dxa" w:w="3120"/>
-          </w:tcPr>
-          <w:p>
-            <w:r>
-              <w:t>天体のサイン品位</w:t>
-            </w:r>
-          </w:p>
-        </w:tc>
-        <w:tc>
-          <w:tcPr>
-            <w:tcW w:type="dxa" w:w="3120"/>
-          </w:tcPr>
-          <w:p>
-            <w:r>
-              <w:t>伝統7天体のみ。支配+0.80、高揚+0.55、損傷-0.55、フォール-0.75 × 主要要因係数。同一天体は最強1件、分野合計は-1.4〜+1.4。</w:t>
-            </w:r>
-          </w:p>
-        </w:tc>
-        <w:tc>
-          <w:tcPr>
-            <w:tcW w:type="dxa" w:w="3120"/>
-          </w:tcPr>
-          <w:p>
-            <w:r>
-              <w:t>主要要因: アスペクト1.00 / リターン0.85 / 有効ハウス0.65。外惑星は流派差が大きいため固定点なし。</w:t>
-            </w:r>
-          </w:p>
-        </w:tc>
-      </w:tr>
-    </w:tbl>
-    <w:p>
-      <w:pPr>
-        <w:spacing w:after="40"/>
-      </w:pPr>
-    </w:p>
-    <w:p>
-      <w:pPr>
-        <w:spacing w:before="280" w:after="100"/>
-      </w:pPr>
-      <w:r>
-        <w:rPr>
-          <w:rFonts w:ascii="Calibri" w:hAnsi="Calibri"/>
-          <w:b/>
-          <w:color w:val="2E74B5"/>
-          <w:sz w:val="32"/>
-        </w:rPr>
-        <w:t>3. 月相補正（最新版）</w:t>
-      </w:r>
-    </w:p>
-    <w:p>
-      <w:pPr>
-        <w:spacing w:after="100" w:line="300" w:lineRule="auto"/>
-      </w:pPr>
-      <w:r>
-        <w:rPr>
-          <w:rFonts w:ascii="Calibri" w:hAnsi="Calibri"/>
-          <w:b w:val="0"/>
-          <w:sz w:val="22"/>
-        </w:rPr>
-        <w:t>月相は太陽と月の地心黄経差から8段階に分類します。月の星座・出生図とのアスペクト・ハウス通過とは別に計上し、一律の吉凶ではなく、その段階で進めやすい分野だけを最大±1.2点で補正します。</w:t>
-      </w:r>
-    </w:p>
-    <w:tbl>
-      <w:tblPr>
-        <w:tblStyle w:val="TableGrid"/>
-        <w:tblW w:type="auto" w:w="0"/>
-        <w:jc w:val="center"/>
-        <w:tblLayout w:type="fixed"/>
-        <w:tblLook w:firstColumn="1" w:firstRow="1" w:lastColumn="0" w:lastRow="0" w:noHBand="0" w:noVBand="1" w:val="04A0"/>
-      </w:tblPr>
-      <w:tblGrid>
-        <w:gridCol w:w="1560"/>
-        <w:gridCol w:w="1560"/>
-        <w:gridCol w:w="1560"/>
-        <w:gridCol w:w="1560"/>
-        <w:gridCol w:w="1560"/>
-        <w:gridCol w:w="1560"/>
-      </w:tblGrid>
-      <w:tr>
-        <w:tc>
-          <w:tcPr>
-            <w:tcW w:type="dxa" w:w="2232"/>
-            <w:vAlign w:val="center"/>
-            <w:shd w:fill="E8EEF5"/>
-          </w:tcPr>
-          <w:p>
-            <w:pPr>
-              <w:spacing w:after="40" w:before="40"/>
-            </w:pPr>
-            <w:r>
-              <w:rPr>
-                <w:rFonts w:ascii="Calibri" w:hAnsi="Calibri"/>
-                <w:b/>
-                <w:sz w:val="19"/>
-              </w:rPr>
-              <w:t>月相</w:t>
-            </w:r>
-          </w:p>
-        </w:tc>
-        <w:tc>
-          <w:tcPr>
-            <w:tcW w:type="dxa" w:w="1152"/>
-            <w:vAlign w:val="center"/>
-            <w:shd w:fill="E8EEF5"/>
-          </w:tcPr>
-          <w:p>
-            <w:pPr>
-              <w:spacing w:after="40" w:before="40"/>
-            </w:pPr>
-            <w:r>
-              <w:rPr>
-                <w:rFonts w:ascii="Calibri" w:hAnsi="Calibri"/>
-                <w:b/>
-                <w:sz w:val="19"/>
-              </w:rPr>
-              <w:t>恋愛</w:t>
-            </w:r>
-          </w:p>
-        </w:tc>
-        <w:tc>
-          <w:tcPr>
-            <w:tcW w:type="dxa" w:w="1152"/>
-            <w:vAlign w:val="center"/>
-            <w:shd w:fill="E8EEF5"/>
-          </w:tcPr>
-          <w:p>
-            <w:pPr>
-              <w:spacing w:after="40" w:before="40"/>
-            </w:pPr>
-            <w:r>
-              <w:rPr>
-                <w:rFonts w:ascii="Calibri" w:hAnsi="Calibri"/>
-                <w:b/>
-                <w:sz w:val="19"/>
-              </w:rPr>
-              <w:t>仕事</w:t>
-            </w:r>
-          </w:p>
-        </w:tc>
-        <w:tc>
-          <w:tcPr>
-            <w:tcW w:type="dxa" w:w="1152"/>
-            <w:vAlign w:val="center"/>
-            <w:shd w:fill="E8EEF5"/>
-          </w:tcPr>
-          <w:p>
-            <w:pPr>
-              <w:spacing w:after="40" w:before="40"/>
-            </w:pPr>
-            <w:r>
-              <w:rPr>
-                <w:rFonts w:ascii="Calibri" w:hAnsi="Calibri"/>
-                <w:b/>
-                <w:sz w:val="19"/>
-              </w:rPr>
-              <w:t>金運</w:t>
-            </w:r>
-          </w:p>
-        </w:tc>
-        <w:tc>
-          <w:tcPr>
-            <w:tcW w:type="dxa" w:w="1224"/>
-            <w:vAlign w:val="center"/>
-            <w:shd w:fill="E8EEF5"/>
-          </w:tcPr>
-          <w:p>
-            <w:pPr>
-              <w:spacing w:after="40" w:before="40"/>
-            </w:pPr>
-            <w:r>
-              <w:rPr>
-                <w:rFonts w:ascii="Calibri" w:hAnsi="Calibri"/>
-                <w:b/>
-                <w:sz w:val="19"/>
-              </w:rPr>
-              <w:t>メンタル</w:t>
-            </w:r>
-          </w:p>
-        </w:tc>
-        <w:tc>
-          <w:tcPr>
-            <w:tcW w:type="dxa" w:w="2448"/>
-            <w:vAlign w:val="center"/>
-            <w:shd w:fill="E8EEF5"/>
-          </w:tcPr>
-          <w:p>
-            <w:pPr>
-              <w:spacing w:after="40" w:before="40"/>
-            </w:pPr>
-            <w:r>
-              <w:rPr>
-                <w:rFonts w:ascii="Calibri" w:hAnsi="Calibri"/>
-                <w:b/>
-                <w:sz w:val="19"/>
-              </w:rPr>
-              <w:t>読みの軸</w:t>
-            </w:r>
-          </w:p>
-        </w:tc>
-      </w:tr>
-      <w:tr>
-        <w:tc>
-          <w:tcPr>
-            <w:tcW w:type="dxa" w:w="2232"/>
-            <w:vAlign w:val="center"/>
-          </w:tcPr>
-          <w:p>
-            <w:pPr>
-              <w:spacing w:after="40" w:before="40"/>
-            </w:pPr>
-            <w:r>
-              <w:rPr>
-                <w:rFonts w:ascii="Calibri" w:hAnsi="Calibri"/>
-                <w:b w:val="0"/>
-                <w:sz w:val="19"/>
-              </w:rPr>
-              <w:t>新月</w:t>
-            </w:r>
-          </w:p>
-        </w:tc>
-        <w:tc>
-          <w:tcPr>
-            <w:tcW w:type="dxa" w:w="1152"/>
-            <w:vAlign w:val="center"/>
-          </w:tcPr>
-          <w:p>
-            <w:pPr>
-              <w:spacing w:after="40" w:before="40"/>
-            </w:pPr>
-            <w:r>
-              <w:rPr>
-                <w:rFonts w:ascii="Calibri" w:hAnsi="Calibri"/>
-                <w:b w:val="0"/>
+                <w:rFonts w:ascii="Yu Gothic" w:hAnsi="Yu Gothic" w:eastAsia="Yu Gothic"/>
+                <w:color w:val="232323"/>
                 <w:sz w:val="19"/>
               </w:rPr>
               <w:t>+0.6</w:t>
@@ -1362,36 +1552,75 @@
         </w:tc>
         <w:tc>
           <w:tcPr>
-            <w:tcW w:type="dxa" w:w="1152"/>
+            <w:tcW w:type="dxa" w:w="5610"/>
             <w:vAlign w:val="center"/>
+            <w:tcMar>
+              <w:top w:w="80" w:type="dxa"/>
+              <w:bottom w:w="80" w:type="dxa"/>
+              <w:start w:w="120" w:type="dxa"/>
+              <w:end w:w="120" w:type="dxa"/>
+            </w:tcMar>
           </w:tcPr>
           <w:p>
             <w:pPr>
-              <w:spacing w:after="40" w:before="40"/>
+              <w:spacing w:after="0"/>
             </w:pPr>
             <w:r>
               <w:rPr>
-                <w:rFonts w:ascii="Calibri" w:hAnsi="Calibri"/>
-                <w:b w:val="0"/>
+                <w:rFonts w:ascii="Yu Gothic" w:hAnsi="Yu Gothic" w:eastAsia="Yu Gothic"/>
+                <w:color w:val="232323"/>
                 <w:sz w:val="19"/>
               </w:rPr>
-              <w:t>+0.8</w:t>
+              <w:t>関係・行動の節目</w:t>
+            </w:r>
+          </w:p>
+        </w:tc>
+      </w:tr>
+      <w:tr>
+        <w:tc>
+          <w:tcPr>
+            <w:tcW w:type="dxa" w:w="2500"/>
+            <w:vAlign w:val="center"/>
+            <w:tcMar>
+              <w:top w:w="80" w:type="dxa"/>
+              <w:bottom w:w="80" w:type="dxa"/>
+              <w:start w:w="120" w:type="dxa"/>
+              <w:end w:w="120" w:type="dxa"/>
+            </w:tcMar>
+          </w:tcPr>
+          <w:p>
+            <w:pPr>
+              <w:spacing w:after="0"/>
+            </w:pPr>
+            <w:r>
+              <w:rPr>
+                <w:rFonts w:ascii="Yu Gothic" w:hAnsi="Yu Gothic" w:eastAsia="Yu Gothic"/>
+                <w:color w:val="232323"/>
+                <w:sz w:val="19"/>
+              </w:rPr>
+              <w:t>水星</w:t>
             </w:r>
           </w:p>
         </w:tc>
         <w:tc>
           <w:tcPr>
-            <w:tcW w:type="dxa" w:w="1152"/>
+            <w:tcW w:type="dxa" w:w="1250"/>
             <w:vAlign w:val="center"/>
+            <w:tcMar>
+              <w:top w:w="80" w:type="dxa"/>
+              <w:bottom w:w="80" w:type="dxa"/>
+              <w:start w:w="120" w:type="dxa"/>
+              <w:end w:w="120" w:type="dxa"/>
+            </w:tcMar>
           </w:tcPr>
           <w:p>
             <w:pPr>
-              <w:spacing w:after="40" w:before="40"/>
+              <w:spacing w:after="0"/>
             </w:pPr>
             <w:r>
               <w:rPr>
-                <w:rFonts w:ascii="Calibri" w:hAnsi="Calibri"/>
-                <w:b w:val="0"/>
+                <w:rFonts w:ascii="Yu Gothic" w:hAnsi="Yu Gothic" w:eastAsia="Yu Gothic"/>
+                <w:color w:val="232323"/>
                 <w:sz w:val="19"/>
               </w:rPr>
               <w:t>+0.4</w:t>
@@ -1400,39 +1629,182 @@
         </w:tc>
         <w:tc>
           <w:tcPr>
-            <w:tcW w:type="dxa" w:w="1224"/>
+            <w:tcW w:type="dxa" w:w="5610"/>
             <w:vAlign w:val="center"/>
+            <w:tcMar>
+              <w:top w:w="80" w:type="dxa"/>
+              <w:bottom w:w="80" w:type="dxa"/>
+              <w:start w:w="120" w:type="dxa"/>
+              <w:end w:w="120" w:type="dxa"/>
+            </w:tcMar>
           </w:tcPr>
           <w:p>
             <w:pPr>
-              <w:spacing w:after="40" w:before="40"/>
+              <w:spacing w:after="0"/>
             </w:pPr>
             <w:r>
               <w:rPr>
-                <w:rFonts w:ascii="Calibri" w:hAnsi="Calibri"/>
-                <w:b w:val="0"/>
+                <w:rFonts w:ascii="Yu Gothic" w:hAnsi="Yu Gothic" w:eastAsia="Yu Gothic"/>
+                <w:color w:val="232323"/>
                 <w:sz w:val="19"/>
               </w:rPr>
-              <w:t>+0.9</w:t>
+              <w:t>学び・連絡・仕事の節目</w:t>
+            </w:r>
+          </w:p>
+        </w:tc>
+      </w:tr>
+    </w:tbl>
+    <w:p>
+      <w:pPr>
+        <w:spacing w:after="0"/>
+      </w:pPr>
+    </w:p>
+    <w:p>
+      <w:pPr>
+        <w:pStyle w:val="Heading1"/>
+      </w:pPr>
+      <w:r>
+        <w:t>4. 年運だけの人生イベント補正</w:t>
+      </w:r>
+    </w:p>
+    <w:tbl>
+      <w:tblPr>
+        <w:tblW w:type="dxa" w:w="9360"/>
+        <w:jc w:val="left"/>
+        <w:tblLayout w:type="fixed"/>
+        <w:tblLook w:firstColumn="1" w:firstRow="1" w:lastColumn="0" w:lastRow="0" w:noHBand="0" w:noVBand="1" w:val="04A0"/>
+        <w:tblInd w:w="120" w:type="dxa"/>
+      </w:tblPr>
+      <w:tblGrid>
+        <w:gridCol w:w="9360"/>
+      </w:tblGrid>
+      <w:tr>
+        <w:tc>
+          <w:tcPr>
+            <w:tcW w:type="dxa" w:w="9360"/>
+            <w:vAlign w:val="center"/>
+            <w:tcMar>
+              <w:top w:w="80" w:type="dxa"/>
+              <w:bottom w:w="80" w:type="dxa"/>
+              <w:start w:w="120" w:type="dxa"/>
+              <w:end w:w="120" w:type="dxa"/>
+            </w:tcMar>
+            <w:shd w:fill="F4F6F9"/>
+          </w:tcPr>
+          <w:p>
+            <w:pPr>
+              <w:spacing w:after="0"/>
+            </w:pPr>
+            <w:r>
+              <w:rPr>
+                <w:rFonts w:ascii="Yu Gothic" w:hAnsi="Yu Gothic" w:eastAsia="Yu Gothic"/>
+                <w:color w:val="1F3657"/>
+                <w:sz w:val="21"/>
+              </w:rPr>
+              <w:t>年運は各月1日・15日12:00 JSTの24時点で集計します。24時点の平均で埋もれやすい長期の節目は、候補の中から最も強い1件だけを選び、総合運へ一律ではなく関係する分野へ配分します。</w:t>
+            </w:r>
+          </w:p>
+        </w:tc>
+      </w:tr>
+    </w:tbl>
+    <w:p>
+      <w:pPr>
+        <w:spacing w:after="0"/>
+      </w:pPr>
+    </w:p>
+    <w:tbl>
+      <w:tblPr>
+        <w:tblStyle w:val="TableGrid"/>
+        <w:tblW w:type="dxa" w:w="9360"/>
+        <w:tblLayout w:type="fixed"/>
+        <w:tblLook w:firstColumn="1" w:firstRow="1" w:lastColumn="0" w:lastRow="0" w:noHBand="0" w:noVBand="1" w:val="04A0"/>
+        <w:jc w:val="left"/>
+        <w:tblInd w:w="120" w:type="dxa"/>
+      </w:tblPr>
+      <w:tblGrid>
+        <w:gridCol w:w="1900"/>
+        <w:gridCol w:w="3550"/>
+        <w:gridCol w:w="3910"/>
+      </w:tblGrid>
+      <w:tr>
+        <w:tc>
+          <w:tcPr>
+            <w:tcW w:type="dxa" w:w="1900"/>
+            <w:vAlign w:val="center"/>
+            <w:tcMar>
+              <w:top w:w="80" w:type="dxa"/>
+              <w:bottom w:w="80" w:type="dxa"/>
+              <w:start w:w="120" w:type="dxa"/>
+              <w:end w:w="120" w:type="dxa"/>
+            </w:tcMar>
+            <w:shd w:fill="E8EEF5"/>
+          </w:tcPr>
+          <w:p>
+            <w:pPr>
+              <w:spacing w:after="0"/>
+            </w:pPr>
+            <w:r>
+              <w:rPr>
+                <w:rFonts w:ascii="Yu Gothic" w:hAnsi="Yu Gothic" w:eastAsia="Yu Gothic"/>
+                <w:b/>
+                <w:color w:val="1F3657"/>
+                <w:sz w:val="20"/>
+              </w:rPr>
+              <w:t>候補</w:t>
             </w:r>
           </w:p>
         </w:tc>
         <w:tc>
           <w:tcPr>
-            <w:tcW w:type="dxa" w:w="2448"/>
+            <w:tcW w:type="dxa" w:w="3550"/>
             <w:vAlign w:val="center"/>
+            <w:tcMar>
+              <w:top w:w="80" w:type="dxa"/>
+              <w:bottom w:w="80" w:type="dxa"/>
+              <w:start w:w="120" w:type="dxa"/>
+              <w:end w:w="120" w:type="dxa"/>
+            </w:tcMar>
+            <w:shd w:fill="E8EEF5"/>
           </w:tcPr>
           <w:p>
             <w:pPr>
-              <w:spacing w:after="40" w:before="40"/>
+              <w:spacing w:after="0"/>
             </w:pPr>
             <w:r>
               <w:rPr>
-                <w:rFonts w:ascii="Calibri" w:hAnsi="Calibri"/>
-                <w:b w:val="0"/>
-                <w:sz w:val="19"/>
+                <w:rFonts w:ascii="Yu Gothic" w:hAnsi="Yu Gothic" w:eastAsia="Yu Gothic"/>
+                <w:b/>
+                <w:color w:val="1F3657"/>
+                <w:sz w:val="20"/>
               </w:rPr>
-              <w:t>始める・意図を決める</w:t>
+              <w:t>対象</w:t>
+            </w:r>
+          </w:p>
+        </w:tc>
+        <w:tc>
+          <w:tcPr>
+            <w:tcW w:type="dxa" w:w="3910"/>
+            <w:vAlign w:val="center"/>
+            <w:tcMar>
+              <w:top w:w="80" w:type="dxa"/>
+              <w:bottom w:w="80" w:type="dxa"/>
+              <w:start w:w="120" w:type="dxa"/>
+              <w:end w:w="120" w:type="dxa"/>
+            </w:tcMar>
+            <w:shd w:fill="E8EEF5"/>
+          </w:tcPr>
+          <w:p>
+            <w:pPr>
+              <w:spacing w:after="0"/>
+            </w:pPr>
+            <w:r>
+              <w:rPr>
+                <w:rFonts w:ascii="Yu Gothic" w:hAnsi="Yu Gothic" w:eastAsia="Yu Gothic"/>
+                <w:b/>
+                <w:color w:val="1F3657"/>
+                <w:sz w:val="20"/>
+              </w:rPr>
+              <w:t>選び方</w:t>
             </w:r>
           </w:p>
         </w:tc>
@@ -1440,115 +1812,76 @@
       <w:tr>
         <w:tc>
           <w:tcPr>
-            <w:tcW w:type="dxa" w:w="2232"/>
+            <w:tcW w:type="dxa" w:w="1900"/>
             <w:vAlign w:val="center"/>
+            <w:tcMar>
+              <w:top w:w="80" w:type="dxa"/>
+              <w:bottom w:w="80" w:type="dxa"/>
+              <w:start w:w="120" w:type="dxa"/>
+              <w:end w:w="120" w:type="dxa"/>
+            </w:tcMar>
           </w:tcPr>
           <w:p>
             <w:pPr>
-              <w:spacing w:after="40" w:before="40"/>
+              <w:spacing w:after="0"/>
             </w:pPr>
             <w:r>
               <w:rPr>
-                <w:rFonts w:ascii="Calibri" w:hAnsi="Calibri"/>
-                <w:b w:val="0"/>
+                <w:rFonts w:ascii="Yu Gothic" w:hAnsi="Yu Gothic" w:eastAsia="Yu Gothic"/>
+                <w:color w:val="232323"/>
                 <w:sz w:val="19"/>
               </w:rPr>
-              <w:t>満ちていく三日月</w:t>
+              <w:t>長期リターン</w:t>
             </w:r>
           </w:p>
         </w:tc>
         <w:tc>
           <w:tcPr>
-            <w:tcW w:type="dxa" w:w="1152"/>
+            <w:tcW w:type="dxa" w:w="3550"/>
             <w:vAlign w:val="center"/>
+            <w:tcMar>
+              <w:top w:w="80" w:type="dxa"/>
+              <w:bottom w:w="80" w:type="dxa"/>
+              <w:start w:w="120" w:type="dxa"/>
+              <w:end w:w="120" w:type="dxa"/>
+            </w:tcMar>
           </w:tcPr>
           <w:p>
             <w:pPr>
-              <w:spacing w:after="40" w:before="40"/>
+              <w:spacing w:after="0"/>
             </w:pPr>
             <w:r>
               <w:rPr>
-                <w:rFonts w:ascii="Calibri" w:hAnsi="Calibri"/>
-                <w:b w:val="0"/>
+                <w:rFonts w:ascii="Yu Gothic" w:hAnsi="Yu Gothic" w:eastAsia="Yu Gothic"/>
+                <w:color w:val="232323"/>
                 <w:sz w:val="19"/>
               </w:rPr>
-              <w:t>+0.4</w:t>
+              <w:t>木星・土星・天王星・海王星・冥王星など</w:t>
             </w:r>
           </w:p>
         </w:tc>
         <w:tc>
           <w:tcPr>
-            <w:tcW w:type="dxa" w:w="1152"/>
+            <w:tcW w:type="dxa" w:w="3910"/>
             <w:vAlign w:val="center"/>
+            <w:tcMar>
+              <w:top w:w="80" w:type="dxa"/>
+              <w:bottom w:w="80" w:type="dxa"/>
+              <w:start w:w="120" w:type="dxa"/>
+              <w:end w:w="120" w:type="dxa"/>
+            </w:tcMar>
           </w:tcPr>
           <w:p>
             <w:pPr>
-              <w:spacing w:after="40" w:before="40"/>
+              <w:spacing w:after="0"/>
             </w:pPr>
             <w:r>
               <w:rPr>
-                <w:rFonts w:ascii="Calibri" w:hAnsi="Calibri"/>
-                <w:b w:val="0"/>
+                <w:rFonts w:ascii="Yu Gothic" w:hAnsi="Yu Gothic" w:eastAsia="Yu Gothic"/>
+                <w:color w:val="232323"/>
                 <w:sz w:val="19"/>
               </w:rPr>
-              <w:t>+0.6</w:t>
-            </w:r>
-          </w:p>
-        </w:tc>
-        <w:tc>
-          <w:tcPr>
-            <w:tcW w:type="dxa" w:w="1152"/>
-            <w:vAlign w:val="center"/>
-          </w:tcPr>
-          <w:p>
-            <w:pPr>
-              <w:spacing w:after="40" w:before="40"/>
-            </w:pPr>
-            <w:r>
-              <w:rPr>
-                <w:rFonts w:ascii="Calibri" w:hAnsi="Calibri"/>
-                <w:b w:val="0"/>
-                <w:sz w:val="19"/>
-              </w:rPr>
-              <w:t>+0.5</w:t>
-            </w:r>
-          </w:p>
-        </w:tc>
-        <w:tc>
-          <w:tcPr>
-            <w:tcW w:type="dxa" w:w="1224"/>
-            <w:vAlign w:val="center"/>
-          </w:tcPr>
-          <w:p>
-            <w:pPr>
-              <w:spacing w:after="40" w:before="40"/>
-            </w:pPr>
-            <w:r>
-              <w:rPr>
-                <w:rFonts w:ascii="Calibri" w:hAnsi="Calibri"/>
-                <w:b w:val="0"/>
-                <w:sz w:val="19"/>
-              </w:rPr>
-              <w:t>+0.4</w:t>
-            </w:r>
-          </w:p>
-        </w:tc>
-        <w:tc>
-          <w:tcPr>
-            <w:tcW w:type="dxa" w:w="2448"/>
-            <w:vAlign w:val="center"/>
-          </w:tcPr>
-          <w:p>
-            <w:pPr>
-              <w:spacing w:after="40" w:before="40"/>
-            </w:pPr>
-            <w:r>
-              <w:rPr>
-                <w:rFonts w:ascii="Calibri" w:hAnsi="Calibri"/>
-                <w:b w:val="0"/>
-                <w:sz w:val="19"/>
-              </w:rPr>
-              <w:t>小さく続けて土台を育てる</w:t>
+              <w:t>近さ・位相で強さを算出</w:t>
             </w:r>
           </w:p>
         </w:tc>
@@ -1556,115 +1889,76 @@
       <w:tr>
         <w:tc>
           <w:tcPr>
-            <w:tcW w:type="dxa" w:w="2232"/>
+            <w:tcW w:type="dxa" w:w="1900"/>
             <w:vAlign w:val="center"/>
+            <w:tcMar>
+              <w:top w:w="80" w:type="dxa"/>
+              <w:bottom w:w="80" w:type="dxa"/>
+              <w:start w:w="120" w:type="dxa"/>
+              <w:end w:w="120" w:type="dxa"/>
+            </w:tcMar>
           </w:tcPr>
           <w:p>
             <w:pPr>
-              <w:spacing w:after="40" w:before="40"/>
+              <w:spacing w:after="0"/>
             </w:pPr>
             <w:r>
               <w:rPr>
-                <w:rFonts w:ascii="Calibri" w:hAnsi="Calibri"/>
-                <w:b w:val="0"/>
+                <w:rFonts w:ascii="Yu Gothic" w:hAnsi="Yu Gothic" w:eastAsia="Yu Gothic"/>
+                <w:color w:val="232323"/>
                 <w:sz w:val="19"/>
               </w:rPr>
-              <w:t>上弦の月</w:t>
+              <w:t>長期トランジット</w:t>
             </w:r>
           </w:p>
         </w:tc>
         <w:tc>
           <w:tcPr>
-            <w:tcW w:type="dxa" w:w="1152"/>
+            <w:tcW w:type="dxa" w:w="3550"/>
             <w:vAlign w:val="center"/>
+            <w:tcMar>
+              <w:top w:w="80" w:type="dxa"/>
+              <w:bottom w:w="80" w:type="dxa"/>
+              <w:start w:w="120" w:type="dxa"/>
+              <w:end w:w="120" w:type="dxa"/>
+            </w:tcMar>
           </w:tcPr>
           <w:p>
             <w:pPr>
-              <w:spacing w:after="40" w:before="40"/>
+              <w:spacing w:after="0"/>
             </w:pPr>
             <w:r>
               <w:rPr>
-                <w:rFonts w:ascii="Calibri" w:hAnsi="Calibri"/>
-                <w:b w:val="0"/>
+                <w:rFonts w:ascii="Yu Gothic" w:hAnsi="Yu Gothic" w:eastAsia="Yu Gothic"/>
+                <w:color w:val="232323"/>
                 <w:sz w:val="19"/>
               </w:rPr>
-              <w:t>+0.5</w:t>
+              <w:t>出生図の太陽〜冥王星、ASC、MC</w:t>
             </w:r>
           </w:p>
         </w:tc>
         <w:tc>
           <w:tcPr>
-            <w:tcW w:type="dxa" w:w="1152"/>
+            <w:tcW w:type="dxa" w:w="3910"/>
             <w:vAlign w:val="center"/>
+            <w:tcMar>
+              <w:top w:w="80" w:type="dxa"/>
+              <w:bottom w:w="80" w:type="dxa"/>
+              <w:start w:w="120" w:type="dxa"/>
+              <w:end w:w="120" w:type="dxa"/>
+            </w:tcMar>
           </w:tcPr>
           <w:p>
             <w:pPr>
-              <w:spacing w:after="40" w:before="40"/>
+              <w:spacing w:after="0"/>
             </w:pPr>
             <w:r>
               <w:rPr>
-                <w:rFonts w:ascii="Calibri" w:hAnsi="Calibri"/>
-                <w:b w:val="0"/>
+                <w:rFonts w:ascii="Yu Gothic" w:hAnsi="Yu Gothic" w:eastAsia="Yu Gothic"/>
+                <w:color w:val="232323"/>
                 <w:sz w:val="19"/>
               </w:rPr>
-              <w:t>+1.1</w:t>
-            </w:r>
-          </w:p>
-        </w:tc>
-        <w:tc>
-          <w:tcPr>
-            <w:tcW w:type="dxa" w:w="1152"/>
-            <w:vAlign w:val="center"/>
-          </w:tcPr>
-          <w:p>
-            <w:pPr>
-              <w:spacing w:after="40" w:before="40"/>
-            </w:pPr>
-            <w:r>
-              <w:rPr>
-                <w:rFonts w:ascii="Calibri" w:hAnsi="Calibri"/>
-                <w:b w:val="0"/>
-                <w:sz w:val="19"/>
-              </w:rPr>
-              <w:t>+0.7</w:t>
-            </w:r>
-          </w:p>
-        </w:tc>
-        <w:tc>
-          <w:tcPr>
-            <w:tcW w:type="dxa" w:w="1224"/>
-            <w:vAlign w:val="center"/>
-          </w:tcPr>
-          <w:p>
-            <w:pPr>
-              <w:spacing w:after="40" w:before="40"/>
-            </w:pPr>
-            <w:r>
-              <w:rPr>
-                <w:rFonts w:ascii="Calibri" w:hAnsi="Calibri"/>
-                <w:b w:val="0"/>
-                <w:sz w:val="19"/>
-              </w:rPr>
-              <w:t>+0.2</w:t>
-            </w:r>
-          </w:p>
-        </w:tc>
-        <w:tc>
-          <w:tcPr>
-            <w:tcW w:type="dxa" w:w="2448"/>
-            <w:vAlign w:val="center"/>
-          </w:tcPr>
-          <w:p>
-            <w:pPr>
-              <w:spacing w:after="40" w:before="40"/>
-            </w:pPr>
-            <w:r>
-              <w:rPr>
-                <w:rFonts w:ascii="Calibri" w:hAnsi="Calibri"/>
-                <w:b w:val="0"/>
-                <w:sz w:val="19"/>
-              </w:rPr>
-              <w:t>行動に移して進み具合を確認</w:t>
+              <w:t>木星・土星・外惑星の調和アスペクトを全アスペクトから確認。オーブ1.5°以内</w:t>
             </w:r>
           </w:p>
         </w:tc>
@@ -1672,115 +1966,207 @@
       <w:tr>
         <w:tc>
           <w:tcPr>
-            <w:tcW w:type="dxa" w:w="2232"/>
+            <w:tcW w:type="dxa" w:w="1900"/>
             <w:vAlign w:val="center"/>
+            <w:tcMar>
+              <w:top w:w="80" w:type="dxa"/>
+              <w:bottom w:w="80" w:type="dxa"/>
+              <w:start w:w="120" w:type="dxa"/>
+              <w:end w:w="120" w:type="dxa"/>
+            </w:tcMar>
           </w:tcPr>
           <w:p>
             <w:pPr>
-              <w:spacing w:after="40" w:before="40"/>
+              <w:spacing w:after="0"/>
             </w:pPr>
             <w:r>
               <w:rPr>
-                <w:rFonts w:ascii="Calibri" w:hAnsi="Calibri"/>
-                <w:b w:val="0"/>
+                <w:rFonts w:ascii="Yu Gothic" w:hAnsi="Yu Gothic" w:eastAsia="Yu Gothic"/>
+                <w:color w:val="232323"/>
                 <w:sz w:val="19"/>
               </w:rPr>
-              <w:t>満ちていく凸月</w:t>
+              <w:t>良い特殊配置</w:t>
             </w:r>
           </w:p>
         </w:tc>
         <w:tc>
           <w:tcPr>
-            <w:tcW w:type="dxa" w:w="1152"/>
+            <w:tcW w:type="dxa" w:w="3550"/>
             <w:vAlign w:val="center"/>
+            <w:tcMar>
+              <w:top w:w="80" w:type="dxa"/>
+              <w:bottom w:w="80" w:type="dxa"/>
+              <w:start w:w="120" w:type="dxa"/>
+              <w:end w:w="120" w:type="dxa"/>
+            </w:tcMar>
           </w:tcPr>
           <w:p>
             <w:pPr>
-              <w:spacing w:after="40" w:before="40"/>
+              <w:spacing w:after="0"/>
             </w:pPr>
             <w:r>
               <w:rPr>
-                <w:rFonts w:ascii="Calibri" w:hAnsi="Calibri"/>
-                <w:b w:val="0"/>
+                <w:rFonts w:ascii="Yu Gothic" w:hAnsi="Yu Gothic" w:eastAsia="Yu Gothic"/>
+                <w:color w:val="232323"/>
                 <w:sz w:val="19"/>
               </w:rPr>
-              <w:t>+0.5</w:t>
+              <w:t>グランドセクスタイル、ミスティックレクタングル、クレイドル、グランドトライン、カイト</w:t>
             </w:r>
           </w:p>
         </w:tc>
         <w:tc>
           <w:tcPr>
-            <w:tcW w:type="dxa" w:w="1152"/>
+            <w:tcW w:type="dxa" w:w="3910"/>
             <w:vAlign w:val="center"/>
+            <w:tcMar>
+              <w:top w:w="80" w:type="dxa"/>
+              <w:bottom w:w="80" w:type="dxa"/>
+              <w:start w:w="120" w:type="dxa"/>
+              <w:end w:w="120" w:type="dxa"/>
+            </w:tcMar>
           </w:tcPr>
           <w:p>
             <w:pPr>
-              <w:spacing w:after="40" w:before="40"/>
+              <w:spacing w:after="0"/>
             </w:pPr>
             <w:r>
               <w:rPr>
-                <w:rFonts w:ascii="Calibri" w:hAnsi="Calibri"/>
-                <w:b w:val="0"/>
+                <w:rFonts w:ascii="Yu Gothic" w:hAnsi="Yu Gothic" w:eastAsia="Yu Gothic"/>
+                <w:color w:val="232323"/>
                 <w:sz w:val="19"/>
               </w:rPr>
-              <w:t>+0.7</w:t>
+              <w:t>成立した時期を候補として確認</w:t>
+            </w:r>
+          </w:p>
+        </w:tc>
+      </w:tr>
+    </w:tbl>
+    <w:p>
+      <w:pPr>
+        <w:spacing w:after="0"/>
+      </w:pPr>
+    </w:p>
+    <w:p>
+      <w:r>
+        <w:rPr>
+          <w:rFonts w:ascii="Yu Gothic" w:hAnsi="Yu Gothic" w:eastAsia="Yu Gothic"/>
+          <w:color w:val="232323"/>
+          <w:sz w:val="22"/>
+        </w:rPr>
+        <w:t>長期トランジットの強さは「天体上限 × 調和角係数 × 近さ」で計算します。上限は木星2.4、土星1.9、天王星・海王星・冥王星1.7。調和角係数はトライン1.00、セクスタイル0.85、コンジャンクション0.70です。スクエア・オポジションは通常の24時点の点数へ反映し、人生イベントの追い風加点には使いません。</w:t>
+      </w:r>
+    </w:p>
+    <w:p>
+      <w:pPr>
+        <w:pStyle w:val="Heading1"/>
+      </w:pPr>
+      <w:r>
+        <w:t>5. 人生イベントの分野別配分</w:t>
+      </w:r>
+    </w:p>
+    <w:p>
+      <w:r>
+        <w:rPr>
+          <w:rFonts w:ascii="Yu Gothic" w:hAnsi="Yu Gothic" w:eastAsia="Yu Gothic"/>
+          <w:color w:val="232323"/>
+          <w:sz w:val="22"/>
+        </w:rPr>
+        <w:t>各候補の強さに下表の比重を掛け、各分野は最大+3.5点に制限します。総合運は配分後の恋愛・仕事・金運・健康/メンタルの平均です。例えば「冥王星トライン出生図MC」は、主に仕事運、次に金運を動かし、無関係な恋愛運を同じ幅では上げません。</w:t>
+      </w:r>
+    </w:p>
+    <w:tbl>
+      <w:tblPr>
+        <w:tblStyle w:val="TableGrid"/>
+        <w:tblW w:type="dxa" w:w="9360"/>
+        <w:tblLayout w:type="fixed"/>
+        <w:tblLook w:firstColumn="1" w:firstRow="1" w:lastColumn="0" w:lastRow="0" w:noHBand="0" w:noVBand="1" w:val="04A0"/>
+        <w:jc w:val="left"/>
+        <w:tblInd w:w="120" w:type="dxa"/>
+      </w:tblPr>
+      <w:tblGrid>
+        <w:gridCol w:w="2450"/>
+        <w:gridCol w:w="2800"/>
+        <w:gridCol w:w="4110"/>
+      </w:tblGrid>
+      <w:tr>
+        <w:tc>
+          <w:tcPr>
+            <w:tcW w:type="dxa" w:w="2450"/>
+            <w:vAlign w:val="center"/>
+            <w:tcMar>
+              <w:top w:w="80" w:type="dxa"/>
+              <w:bottom w:w="80" w:type="dxa"/>
+              <w:start w:w="120" w:type="dxa"/>
+              <w:end w:w="120" w:type="dxa"/>
+            </w:tcMar>
+            <w:shd w:fill="E8EEF5"/>
+          </w:tcPr>
+          <w:p>
+            <w:pPr>
+              <w:spacing w:after="0"/>
+            </w:pPr>
+            <w:r>
+              <w:rPr>
+                <w:rFonts w:ascii="Yu Gothic" w:hAnsi="Yu Gothic" w:eastAsia="Yu Gothic"/>
+                <w:b/>
+                <w:color w:val="1F3657"/>
+                <w:sz w:val="20"/>
+              </w:rPr>
+              <w:t>出生図の対象</w:t>
             </w:r>
           </w:p>
         </w:tc>
         <w:tc>
           <w:tcPr>
-            <w:tcW w:type="dxa" w:w="1152"/>
+            <w:tcW w:type="dxa" w:w="2800"/>
             <w:vAlign w:val="center"/>
+            <w:tcMar>
+              <w:top w:w="80" w:type="dxa"/>
+              <w:bottom w:w="80" w:type="dxa"/>
+              <w:start w:w="120" w:type="dxa"/>
+              <w:end w:w="120" w:type="dxa"/>
+            </w:tcMar>
+            <w:shd w:fill="E8EEF5"/>
           </w:tcPr>
           <w:p>
             <w:pPr>
-              <w:spacing w:after="40" w:before="40"/>
+              <w:spacing w:after="0"/>
             </w:pPr>
             <w:r>
               <w:rPr>
-                <w:rFonts w:ascii="Calibri" w:hAnsi="Calibri"/>
-                <w:b w:val="0"/>
-                <w:sz w:val="19"/>
+                <w:rFonts w:ascii="Yu Gothic" w:hAnsi="Yu Gothic" w:eastAsia="Yu Gothic"/>
+                <w:b/>
+                <w:color w:val="1F3657"/>
+                <w:sz w:val="20"/>
               </w:rPr>
-              <w:t>+0.8</w:t>
+              <w:t>主な配分先</w:t>
             </w:r>
           </w:p>
         </w:tc>
         <w:tc>
           <w:tcPr>
-            <w:tcW w:type="dxa" w:w="1224"/>
+            <w:tcW w:type="dxa" w:w="4110"/>
             <w:vAlign w:val="center"/>
+            <w:tcMar>
+              <w:top w:w="80" w:type="dxa"/>
+              <w:bottom w:w="80" w:type="dxa"/>
+              <w:start w:w="120" w:type="dxa"/>
+              <w:end w:w="120" w:type="dxa"/>
+            </w:tcMar>
+            <w:shd w:fill="E8EEF5"/>
           </w:tcPr>
           <w:p>
             <w:pPr>
-              <w:spacing w:after="40" w:before="40"/>
+              <w:spacing w:after="0"/>
             </w:pPr>
             <w:r>
               <w:rPr>
-                <w:rFonts w:ascii="Calibri" w:hAnsi="Calibri"/>
-                <w:b w:val="0"/>
-                <w:sz w:val="19"/>
+                <w:rFonts w:ascii="Yu Gothic" w:hAnsi="Yu Gothic" w:eastAsia="Yu Gothic"/>
+                <w:b/>
+                <w:color w:val="1F3657"/>
+                <w:sz w:val="20"/>
               </w:rPr>
-              <w:t>+0.3</w:t>
-            </w:r>
-          </w:p>
-        </w:tc>
-        <w:tc>
-          <w:tcPr>
-            <w:tcW w:type="dxa" w:w="2448"/>
-            <w:vAlign w:val="center"/>
-          </w:tcPr>
-          <w:p>
-            <w:pPr>
-              <w:spacing w:after="40" w:before="40"/>
-            </w:pPr>
-            <w:r>
-              <w:rPr>
-                <w:rFonts w:ascii="Calibri" w:hAnsi="Calibri"/>
-                <w:b w:val="0"/>
-                <w:sz w:val="19"/>
-              </w:rPr>
-              <w:t>仕上げ前の準備を整える</w:t>
+              <w:t>代表的な意味</w:t>
             </w:r>
           </w:p>
         </w:tc>
@@ -1788,115 +2174,76 @@
       <w:tr>
         <w:tc>
           <w:tcPr>
-            <w:tcW w:type="dxa" w:w="2232"/>
+            <w:tcW w:type="dxa" w:w="2450"/>
             <w:vAlign w:val="center"/>
+            <w:tcMar>
+              <w:top w:w="80" w:type="dxa"/>
+              <w:bottom w:w="80" w:type="dxa"/>
+              <w:start w:w="120" w:type="dxa"/>
+              <w:end w:w="120" w:type="dxa"/>
+            </w:tcMar>
           </w:tcPr>
           <w:p>
             <w:pPr>
-              <w:spacing w:after="40" w:before="40"/>
+              <w:spacing w:after="0"/>
             </w:pPr>
             <w:r>
               <w:rPr>
-                <w:rFonts w:ascii="Calibri" w:hAnsi="Calibri"/>
-                <w:b w:val="0"/>
+                <w:rFonts w:ascii="Yu Gothic" w:hAnsi="Yu Gothic" w:eastAsia="Yu Gothic"/>
+                <w:color w:val="232323"/>
                 <w:sz w:val="19"/>
               </w:rPr>
-              <w:t>満月</w:t>
+              <w:t>ASC</w:t>
             </w:r>
           </w:p>
         </w:tc>
         <w:tc>
           <w:tcPr>
-            <w:tcW w:type="dxa" w:w="1152"/>
+            <w:tcW w:type="dxa" w:w="2800"/>
             <w:vAlign w:val="center"/>
+            <w:tcMar>
+              <w:top w:w="80" w:type="dxa"/>
+              <w:bottom w:w="80" w:type="dxa"/>
+              <w:start w:w="120" w:type="dxa"/>
+              <w:end w:w="120" w:type="dxa"/>
+            </w:tcMar>
           </w:tcPr>
           <w:p>
             <w:pPr>
-              <w:spacing w:after="40" w:before="40"/>
+              <w:spacing w:after="0"/>
             </w:pPr>
             <w:r>
               <w:rPr>
-                <w:rFonts w:ascii="Calibri" w:hAnsi="Calibri"/>
-                <w:b w:val="0"/>
+                <w:rFonts w:ascii="Yu Gothic" w:hAnsi="Yu Gothic" w:eastAsia="Yu Gothic"/>
+                <w:color w:val="232323"/>
                 <w:sz w:val="19"/>
               </w:rPr>
-              <w:t>+1.1</w:t>
+              <w:t>健康/メンタル、恋愛、仕事</w:t>
             </w:r>
           </w:p>
         </w:tc>
         <w:tc>
           <w:tcPr>
-            <w:tcW w:type="dxa" w:w="1152"/>
+            <w:tcW w:type="dxa" w:w="4110"/>
             <w:vAlign w:val="center"/>
+            <w:tcMar>
+              <w:top w:w="80" w:type="dxa"/>
+              <w:bottom w:w="80" w:type="dxa"/>
+              <w:start w:w="120" w:type="dxa"/>
+              <w:end w:w="120" w:type="dxa"/>
+            </w:tcMar>
           </w:tcPr>
           <w:p>
             <w:pPr>
-              <w:spacing w:after="40" w:before="40"/>
+              <w:spacing w:after="0"/>
             </w:pPr>
             <w:r>
               <w:rPr>
-                <w:rFonts w:ascii="Calibri" w:hAnsi="Calibri"/>
-                <w:b w:val="0"/>
+                <w:rFonts w:ascii="Yu Gothic" w:hAnsi="Yu Gothic" w:eastAsia="Yu Gothic"/>
+                <w:color w:val="232323"/>
                 <w:sz w:val="19"/>
               </w:rPr>
-              <w:t>+0.4</w:t>
-            </w:r>
-          </w:p>
-        </w:tc>
-        <w:tc>
-          <w:tcPr>
-            <w:tcW w:type="dxa" w:w="1152"/>
-            <w:vAlign w:val="center"/>
-          </w:tcPr>
-          <w:p>
-            <w:pPr>
-              <w:spacing w:after="40" w:before="40"/>
-            </w:pPr>
-            <w:r>
-              <w:rPr>
-                <w:rFonts w:ascii="Calibri" w:hAnsi="Calibri"/>
-                <w:b w:val="0"/>
-                <w:sz w:val="19"/>
-              </w:rPr>
-              <w:t>+0.3</w:t>
-            </w:r>
-          </w:p>
-        </w:tc>
-        <w:tc>
-          <w:tcPr>
-            <w:tcW w:type="dxa" w:w="1224"/>
-            <w:vAlign w:val="center"/>
-          </w:tcPr>
-          <w:p>
-            <w:pPr>
-              <w:spacing w:after="40" w:before="40"/>
-            </w:pPr>
-            <w:r>
-              <w:rPr>
-                <w:rFonts w:ascii="Calibri" w:hAnsi="Calibri"/>
-                <w:b w:val="0"/>
-                <w:sz w:val="19"/>
-              </w:rPr>
-              <w:t>+1.2</w:t>
-            </w:r>
-          </w:p>
-        </w:tc>
-        <w:tc>
-          <w:tcPr>
-            <w:tcW w:type="dxa" w:w="2448"/>
-            <w:vAlign w:val="center"/>
-          </w:tcPr>
-          <w:p>
-            <w:pPr>
-              <w:spacing w:after="40" w:before="40"/>
-            </w:pPr>
-            <w:r>
-              <w:rPr>
-                <w:rFonts w:ascii="Calibri" w:hAnsi="Calibri"/>
-                <w:b w:val="0"/>
-                <w:sz w:val="19"/>
-              </w:rPr>
-              <w:t>結果と気持ちを受け取り振り返る</w:t>
+              <w:t>生活基盤・見せ方・心身</w:t>
             </w:r>
           </w:p>
         </w:tc>
@@ -1904,115 +2251,76 @@
       <w:tr>
         <w:tc>
           <w:tcPr>
-            <w:tcW w:type="dxa" w:w="2232"/>
+            <w:tcW w:type="dxa" w:w="2450"/>
             <w:vAlign w:val="center"/>
+            <w:tcMar>
+              <w:top w:w="80" w:type="dxa"/>
+              <w:bottom w:w="80" w:type="dxa"/>
+              <w:start w:w="120" w:type="dxa"/>
+              <w:end w:w="120" w:type="dxa"/>
+            </w:tcMar>
           </w:tcPr>
           <w:p>
             <w:pPr>
-              <w:spacing w:after="40" w:before="40"/>
+              <w:spacing w:after="0"/>
             </w:pPr>
             <w:r>
               <w:rPr>
-                <w:rFonts w:ascii="Calibri" w:hAnsi="Calibri"/>
-                <w:b w:val="0"/>
+                <w:rFonts w:ascii="Yu Gothic" w:hAnsi="Yu Gothic" w:eastAsia="Yu Gothic"/>
+                <w:color w:val="232323"/>
                 <w:sz w:val="19"/>
               </w:rPr>
-              <w:t>欠けていく凸月</w:t>
+              <w:t>MC</w:t>
             </w:r>
           </w:p>
         </w:tc>
         <w:tc>
           <w:tcPr>
-            <w:tcW w:type="dxa" w:w="1152"/>
+            <w:tcW w:type="dxa" w:w="2800"/>
             <w:vAlign w:val="center"/>
+            <w:tcMar>
+              <w:top w:w="80" w:type="dxa"/>
+              <w:bottom w:w="80" w:type="dxa"/>
+              <w:start w:w="120" w:type="dxa"/>
+              <w:end w:w="120" w:type="dxa"/>
+            </w:tcMar>
           </w:tcPr>
           <w:p>
             <w:pPr>
-              <w:spacing w:after="40" w:before="40"/>
+              <w:spacing w:after="0"/>
             </w:pPr>
             <w:r>
               <w:rPr>
-                <w:rFonts w:ascii="Calibri" w:hAnsi="Calibri"/>
-                <w:b w:val="0"/>
+                <w:rFonts w:ascii="Yu Gothic" w:hAnsi="Yu Gothic" w:eastAsia="Yu Gothic"/>
+                <w:color w:val="232323"/>
                 <w:sz w:val="19"/>
               </w:rPr>
-              <w:t>+0.7</w:t>
+              <w:t>仕事、金運</w:t>
             </w:r>
           </w:p>
         </w:tc>
         <w:tc>
           <w:tcPr>
-            <w:tcW w:type="dxa" w:w="1152"/>
+            <w:tcW w:type="dxa" w:w="4110"/>
             <w:vAlign w:val="center"/>
+            <w:tcMar>
+              <w:top w:w="80" w:type="dxa"/>
+              <w:bottom w:w="80" w:type="dxa"/>
+              <w:start w:w="120" w:type="dxa"/>
+              <w:end w:w="120" w:type="dxa"/>
+            </w:tcMar>
           </w:tcPr>
           <w:p>
             <w:pPr>
-              <w:spacing w:after="40" w:before="40"/>
+              <w:spacing w:after="0"/>
             </w:pPr>
             <w:r>
               <w:rPr>
-                <w:rFonts w:ascii="Calibri" w:hAnsi="Calibri"/>
-                <w:b w:val="0"/>
+                <w:rFonts w:ascii="Yu Gothic" w:hAnsi="Yu Gothic" w:eastAsia="Yu Gothic"/>
+                <w:color w:val="232323"/>
                 <w:sz w:val="19"/>
               </w:rPr>
-              <w:t>+0.2</w:t>
-            </w:r>
-          </w:p>
-        </w:tc>
-        <w:tc>
-          <w:tcPr>
-            <w:tcW w:type="dxa" w:w="1152"/>
-            <w:vAlign w:val="center"/>
-          </w:tcPr>
-          <w:p>
-            <w:pPr>
-              <w:spacing w:after="40" w:before="40"/>
-            </w:pPr>
-            <w:r>
-              <w:rPr>
-                <w:rFonts w:ascii="Calibri" w:hAnsi="Calibri"/>
-                <w:b w:val="0"/>
-                <w:sz w:val="19"/>
-              </w:rPr>
-              <w:t>+0.3</w:t>
-            </w:r>
-          </w:p>
-        </w:tc>
-        <w:tc>
-          <w:tcPr>
-            <w:tcW w:type="dxa" w:w="1224"/>
-            <w:vAlign w:val="center"/>
-          </w:tcPr>
-          <w:p>
-            <w:pPr>
-              <w:spacing w:after="40" w:before="40"/>
-            </w:pPr>
-            <w:r>
-              <w:rPr>
-                <w:rFonts w:ascii="Calibri" w:hAnsi="Calibri"/>
-                <w:b w:val="0"/>
-                <w:sz w:val="19"/>
-              </w:rPr>
-              <w:t>+0.8</w:t>
-            </w:r>
-          </w:p>
-        </w:tc>
-        <w:tc>
-          <w:tcPr>
-            <w:tcW w:type="dxa" w:w="2448"/>
-            <w:vAlign w:val="center"/>
-          </w:tcPr>
-          <w:p>
-            <w:pPr>
-              <w:spacing w:after="40" w:before="40"/>
-            </w:pPr>
-            <w:r>
-              <w:rPr>
-                <w:rFonts w:ascii="Calibri" w:hAnsi="Calibri"/>
-                <w:b w:val="0"/>
-                <w:sz w:val="19"/>
-              </w:rPr>
-              <w:t>成果を分け合い役目を整理</w:t>
+              <w:t>社会的評価・方向性・肩書き</w:t>
             </w:r>
           </w:p>
         </w:tc>
@@ -2020,115 +2328,76 @@
       <w:tr>
         <w:tc>
           <w:tcPr>
-            <w:tcW w:type="dxa" w:w="2232"/>
+            <w:tcW w:type="dxa" w:w="2450"/>
             <w:vAlign w:val="center"/>
+            <w:tcMar>
+              <w:top w:w="80" w:type="dxa"/>
+              <w:bottom w:w="80" w:type="dxa"/>
+              <w:start w:w="120" w:type="dxa"/>
+              <w:end w:w="120" w:type="dxa"/>
+            </w:tcMar>
           </w:tcPr>
           <w:p>
             <w:pPr>
-              <w:spacing w:after="40" w:before="40"/>
+              <w:spacing w:after="0"/>
             </w:pPr>
             <w:r>
               <w:rPr>
-                <w:rFonts w:ascii="Calibri" w:hAnsi="Calibri"/>
-                <w:b w:val="0"/>
+                <w:rFonts w:ascii="Yu Gothic" w:hAnsi="Yu Gothic" w:eastAsia="Yu Gothic"/>
+                <w:color w:val="232323"/>
                 <w:sz w:val="19"/>
               </w:rPr>
-              <w:t>下弦の月</w:t>
+              <w:t>太陽・月</w:t>
             </w:r>
           </w:p>
         </w:tc>
         <w:tc>
           <w:tcPr>
-            <w:tcW w:type="dxa" w:w="1152"/>
+            <w:tcW w:type="dxa" w:w="2800"/>
             <w:vAlign w:val="center"/>
+            <w:tcMar>
+              <w:top w:w="80" w:type="dxa"/>
+              <w:bottom w:w="80" w:type="dxa"/>
+              <w:start w:w="120" w:type="dxa"/>
+              <w:end w:w="120" w:type="dxa"/>
+            </w:tcMar>
           </w:tcPr>
           <w:p>
             <w:pPr>
-              <w:spacing w:after="40" w:before="40"/>
+              <w:spacing w:after="0"/>
             </w:pPr>
             <w:r>
               <w:rPr>
-                <w:rFonts w:ascii="Calibri" w:hAnsi="Calibri"/>
-                <w:b w:val="0"/>
+                <w:rFonts w:ascii="Yu Gothic" w:hAnsi="Yu Gothic" w:eastAsia="Yu Gothic"/>
+                <w:color w:val="232323"/>
                 <w:sz w:val="19"/>
               </w:rPr>
-              <w:t>+0.2</w:t>
+              <w:t>仕事/心身、恋愛/心身</w:t>
             </w:r>
           </w:p>
         </w:tc>
         <w:tc>
           <w:tcPr>
-            <w:tcW w:type="dxa" w:w="1152"/>
+            <w:tcW w:type="dxa" w:w="4110"/>
             <w:vAlign w:val="center"/>
+            <w:tcMar>
+              <w:top w:w="80" w:type="dxa"/>
+              <w:bottom w:w="80" w:type="dxa"/>
+              <w:start w:w="120" w:type="dxa"/>
+              <w:end w:w="120" w:type="dxa"/>
+            </w:tcMar>
           </w:tcPr>
           <w:p>
             <w:pPr>
-              <w:spacing w:after="40" w:before="40"/>
+              <w:spacing w:after="0"/>
             </w:pPr>
             <w:r>
               <w:rPr>
-                <w:rFonts w:ascii="Calibri" w:hAnsi="Calibri"/>
-                <w:b w:val="0"/>
+                <w:rFonts w:ascii="Yu Gothic" w:hAnsi="Yu Gothic" w:eastAsia="Yu Gothic"/>
+                <w:color w:val="232323"/>
                 <w:sz w:val="19"/>
               </w:rPr>
-              <w:t>−0.3</w:t>
-            </w:r>
-          </w:p>
-        </w:tc>
-        <w:tc>
-          <w:tcPr>
-            <w:tcW w:type="dxa" w:w="1152"/>
-            <w:vAlign w:val="center"/>
-          </w:tcPr>
-          <w:p>
-            <w:pPr>
-              <w:spacing w:after="40" w:before="40"/>
-            </w:pPr>
-            <w:r>
-              <w:rPr>
-                <w:rFonts w:ascii="Calibri" w:hAnsi="Calibri"/>
-                <w:b w:val="0"/>
-                <w:sz w:val="19"/>
-              </w:rPr>
-              <w:t>−0.2</w:t>
-            </w:r>
-          </w:p>
-        </w:tc>
-        <w:tc>
-          <w:tcPr>
-            <w:tcW w:type="dxa" w:w="1224"/>
-            <w:vAlign w:val="center"/>
-          </w:tcPr>
-          <w:p>
-            <w:pPr>
-              <w:spacing w:after="40" w:before="40"/>
-            </w:pPr>
-            <w:r>
-              <w:rPr>
-                <w:rFonts w:ascii="Calibri" w:hAnsi="Calibri"/>
-                <w:b w:val="0"/>
-                <w:sz w:val="19"/>
-              </w:rPr>
-              <w:t>+0.9</w:t>
-            </w:r>
-          </w:p>
-        </w:tc>
-        <w:tc>
-          <w:tcPr>
-            <w:tcW w:type="dxa" w:w="2448"/>
-            <w:vAlign w:val="center"/>
-          </w:tcPr>
-          <w:p>
-            <w:pPr>
-              <w:spacing w:after="40" w:before="40"/>
-            </w:pPr>
-            <w:r>
-              <w:rPr>
-                <w:rFonts w:ascii="Calibri" w:hAnsi="Calibri"/>
-                <w:b w:val="0"/>
-                <w:sz w:val="19"/>
-              </w:rPr>
-              <w:t>不要な負担を手放す</w:t>
+              <w:t>自己表現・感情の土台</w:t>
             </w:r>
           </w:p>
         </w:tc>
@@ -2136,115 +2405,307 @@
       <w:tr>
         <w:tc>
           <w:tcPr>
-            <w:tcW w:type="dxa" w:w="2232"/>
+            <w:tcW w:type="dxa" w:w="2450"/>
             <w:vAlign w:val="center"/>
+            <w:tcMar>
+              <w:top w:w="80" w:type="dxa"/>
+              <w:bottom w:w="80" w:type="dxa"/>
+              <w:start w:w="120" w:type="dxa"/>
+              <w:end w:w="120" w:type="dxa"/>
+            </w:tcMar>
           </w:tcPr>
           <w:p>
             <w:pPr>
-              <w:spacing w:after="40" w:before="40"/>
+              <w:spacing w:after="0"/>
             </w:pPr>
             <w:r>
               <w:rPr>
-                <w:rFonts w:ascii="Calibri" w:hAnsi="Calibri"/>
-                <w:b w:val="0"/>
+                <w:rFonts w:ascii="Yu Gothic" w:hAnsi="Yu Gothic" w:eastAsia="Yu Gothic"/>
+                <w:color w:val="232323"/>
                 <w:sz w:val="19"/>
               </w:rPr>
-              <w:t>欠けていく三日月</w:t>
+              <w:t>水星・金星</w:t>
             </w:r>
           </w:p>
         </w:tc>
         <w:tc>
           <w:tcPr>
-            <w:tcW w:type="dxa" w:w="1152"/>
+            <w:tcW w:type="dxa" w:w="2800"/>
             <w:vAlign w:val="center"/>
+            <w:tcMar>
+              <w:top w:w="80" w:type="dxa"/>
+              <w:bottom w:w="80" w:type="dxa"/>
+              <w:start w:w="120" w:type="dxa"/>
+              <w:end w:w="120" w:type="dxa"/>
+            </w:tcMar>
           </w:tcPr>
           <w:p>
             <w:pPr>
-              <w:spacing w:after="40" w:before="40"/>
+              <w:spacing w:after="0"/>
             </w:pPr>
             <w:r>
               <w:rPr>
-                <w:rFonts w:ascii="Calibri" w:hAnsi="Calibri"/>
-                <w:b w:val="0"/>
+                <w:rFonts w:ascii="Yu Gothic" w:hAnsi="Yu Gothic" w:eastAsia="Yu Gothic"/>
+                <w:color w:val="232323"/>
                 <w:sz w:val="19"/>
               </w:rPr>
-              <w:t>+0.1</w:t>
+              <w:t>仕事/金運、恋愛/金運</w:t>
             </w:r>
           </w:p>
         </w:tc>
         <w:tc>
           <w:tcPr>
-            <w:tcW w:type="dxa" w:w="1152"/>
+            <w:tcW w:type="dxa" w:w="4110"/>
             <w:vAlign w:val="center"/>
+            <w:tcMar>
+              <w:top w:w="80" w:type="dxa"/>
+              <w:bottom w:w="80" w:type="dxa"/>
+              <w:start w:w="120" w:type="dxa"/>
+              <w:end w:w="120" w:type="dxa"/>
+            </w:tcMar>
           </w:tcPr>
           <w:p>
             <w:pPr>
-              <w:spacing w:after="40" w:before="40"/>
+              <w:spacing w:after="0"/>
             </w:pPr>
             <w:r>
               <w:rPr>
-                <w:rFonts w:ascii="Calibri" w:hAnsi="Calibri"/>
-                <w:b w:val="0"/>
+                <w:rFonts w:ascii="Yu Gothic" w:hAnsi="Yu Gothic" w:eastAsia="Yu Gothic"/>
+                <w:color w:val="232323"/>
                 <w:sz w:val="19"/>
               </w:rPr>
-              <w:t>−0.2</w:t>
+              <w:t>学び・伝達、関係・価値</w:t>
+            </w:r>
+          </w:p>
+        </w:tc>
+      </w:tr>
+      <w:tr>
+        <w:tc>
+          <w:tcPr>
+            <w:tcW w:type="dxa" w:w="2450"/>
+            <w:vAlign w:val="center"/>
+            <w:tcMar>
+              <w:top w:w="80" w:type="dxa"/>
+              <w:bottom w:w="80" w:type="dxa"/>
+              <w:start w:w="120" w:type="dxa"/>
+              <w:end w:w="120" w:type="dxa"/>
+            </w:tcMar>
+          </w:tcPr>
+          <w:p>
+            <w:pPr>
+              <w:spacing w:after="0"/>
+            </w:pPr>
+            <w:r>
+              <w:rPr>
+                <w:rFonts w:ascii="Yu Gothic" w:hAnsi="Yu Gothic" w:eastAsia="Yu Gothic"/>
+                <w:color w:val="232323"/>
+                <w:sz w:val="19"/>
+              </w:rPr>
+              <w:t>火星・木星</w:t>
             </w:r>
           </w:p>
         </w:tc>
         <w:tc>
           <w:tcPr>
-            <w:tcW w:type="dxa" w:w="1152"/>
+            <w:tcW w:type="dxa" w:w="2800"/>
             <w:vAlign w:val="center"/>
+            <w:tcMar>
+              <w:top w:w="80" w:type="dxa"/>
+              <w:bottom w:w="80" w:type="dxa"/>
+              <w:start w:w="120" w:type="dxa"/>
+              <w:end w:w="120" w:type="dxa"/>
+            </w:tcMar>
           </w:tcPr>
           <w:p>
             <w:pPr>
-              <w:spacing w:after="40" w:before="40"/>
+              <w:spacing w:after="0"/>
             </w:pPr>
             <w:r>
               <w:rPr>
-                <w:rFonts w:ascii="Calibri" w:hAnsi="Calibri"/>
-                <w:b w:val="0"/>
+                <w:rFonts w:ascii="Yu Gothic" w:hAnsi="Yu Gothic" w:eastAsia="Yu Gothic"/>
+                <w:color w:val="232323"/>
                 <w:sz w:val="19"/>
               </w:rPr>
-              <w:t>−0.1</w:t>
+              <w:t>仕事、金運</w:t>
             </w:r>
           </w:p>
         </w:tc>
         <w:tc>
           <w:tcPr>
-            <w:tcW w:type="dxa" w:w="1224"/>
+            <w:tcW w:type="dxa" w:w="4110"/>
             <w:vAlign w:val="center"/>
+            <w:tcMar>
+              <w:top w:w="80" w:type="dxa"/>
+              <w:bottom w:w="80" w:type="dxa"/>
+              <w:start w:w="120" w:type="dxa"/>
+              <w:end w:w="120" w:type="dxa"/>
+            </w:tcMar>
           </w:tcPr>
           <w:p>
             <w:pPr>
-              <w:spacing w:after="40" w:before="40"/>
+              <w:spacing w:after="0"/>
             </w:pPr>
             <w:r>
               <w:rPr>
-                <w:rFonts w:ascii="Calibri" w:hAnsi="Calibri"/>
-                <w:b w:val="0"/>
+                <w:rFonts w:ascii="Yu Gothic" w:hAnsi="Yu Gothic" w:eastAsia="Yu Gothic"/>
+                <w:color w:val="232323"/>
                 <w:sz w:val="19"/>
               </w:rPr>
-              <w:t>+0.7</w:t>
+              <w:t>行動力・拡大</w:t>
+            </w:r>
+          </w:p>
+        </w:tc>
+      </w:tr>
+      <w:tr>
+        <w:tc>
+          <w:tcPr>
+            <w:tcW w:type="dxa" w:w="2450"/>
+            <w:vAlign w:val="center"/>
+            <w:tcMar>
+              <w:top w:w="80" w:type="dxa"/>
+              <w:bottom w:w="80" w:type="dxa"/>
+              <w:start w:w="120" w:type="dxa"/>
+              <w:end w:w="120" w:type="dxa"/>
+            </w:tcMar>
+          </w:tcPr>
+          <w:p>
+            <w:pPr>
+              <w:spacing w:after="0"/>
+            </w:pPr>
+            <w:r>
+              <w:rPr>
+                <w:rFonts w:ascii="Yu Gothic" w:hAnsi="Yu Gothic" w:eastAsia="Yu Gothic"/>
+                <w:color w:val="232323"/>
+                <w:sz w:val="19"/>
+              </w:rPr>
+              <w:t>土星</w:t>
             </w:r>
           </w:p>
         </w:tc>
         <w:tc>
           <w:tcPr>
-            <w:tcW w:type="dxa" w:w="2448"/>
+            <w:tcW w:type="dxa" w:w="2800"/>
             <w:vAlign w:val="center"/>
+            <w:tcMar>
+              <w:top w:w="80" w:type="dxa"/>
+              <w:bottom w:w="80" w:type="dxa"/>
+              <w:start w:w="120" w:type="dxa"/>
+              <w:end w:w="120" w:type="dxa"/>
+            </w:tcMar>
           </w:tcPr>
           <w:p>
             <w:pPr>
-              <w:spacing w:after="40" w:before="40"/>
+              <w:spacing w:after="0"/>
             </w:pPr>
             <w:r>
               <w:rPr>
-                <w:rFonts w:ascii="Calibri" w:hAnsi="Calibri"/>
-                <w:b w:val="0"/>
+                <w:rFonts w:ascii="Yu Gothic" w:hAnsi="Yu Gothic" w:eastAsia="Yu Gothic"/>
+                <w:color w:val="232323"/>
                 <w:sz w:val="19"/>
               </w:rPr>
-              <w:t>休息と整理で次の新月へ備える</w:t>
+              <w:t>仕事、健康/メンタル</w:t>
+            </w:r>
+          </w:p>
+        </w:tc>
+        <w:tc>
+          <w:tcPr>
+            <w:tcW w:type="dxa" w:w="4110"/>
+            <w:vAlign w:val="center"/>
+            <w:tcMar>
+              <w:top w:w="80" w:type="dxa"/>
+              <w:bottom w:w="80" w:type="dxa"/>
+              <w:start w:w="120" w:type="dxa"/>
+              <w:end w:w="120" w:type="dxa"/>
+            </w:tcMar>
+          </w:tcPr>
+          <w:p>
+            <w:pPr>
+              <w:spacing w:after="0"/>
+            </w:pPr>
+            <w:r>
+              <w:rPr>
+                <w:rFonts w:ascii="Yu Gothic" w:hAnsi="Yu Gothic" w:eastAsia="Yu Gothic"/>
+                <w:color w:val="232323"/>
+                <w:sz w:val="19"/>
+              </w:rPr>
+              <w:t>責任・継続・基盤</w:t>
+            </w:r>
+          </w:p>
+        </w:tc>
+      </w:tr>
+      <w:tr>
+        <w:tc>
+          <w:tcPr>
+            <w:tcW w:type="dxa" w:w="2450"/>
+            <w:vAlign w:val="center"/>
+            <w:tcMar>
+              <w:top w:w="80" w:type="dxa"/>
+              <w:bottom w:w="80" w:type="dxa"/>
+              <w:start w:w="120" w:type="dxa"/>
+              <w:end w:w="120" w:type="dxa"/>
+            </w:tcMar>
+          </w:tcPr>
+          <w:p>
+            <w:pPr>
+              <w:spacing w:after="0"/>
+            </w:pPr>
+            <w:r>
+              <w:rPr>
+                <w:rFonts w:ascii="Yu Gothic" w:hAnsi="Yu Gothic" w:eastAsia="Yu Gothic"/>
+                <w:color w:val="232323"/>
+                <w:sz w:val="19"/>
+              </w:rPr>
+              <w:t>天王星・海王星・冥王星</w:t>
+            </w:r>
+          </w:p>
+        </w:tc>
+        <w:tc>
+          <w:tcPr>
+            <w:tcW w:type="dxa" w:w="2800"/>
+            <w:vAlign w:val="center"/>
+            <w:tcMar>
+              <w:top w:w="80" w:type="dxa"/>
+              <w:bottom w:w="80" w:type="dxa"/>
+              <w:start w:w="120" w:type="dxa"/>
+              <w:end w:w="120" w:type="dxa"/>
+            </w:tcMar>
+          </w:tcPr>
+          <w:p>
+            <w:pPr>
+              <w:spacing w:after="0"/>
+            </w:pPr>
+            <w:r>
+              <w:rPr>
+                <w:rFonts w:ascii="Yu Gothic" w:hAnsi="Yu Gothic" w:eastAsia="Yu Gothic"/>
+                <w:color w:val="232323"/>
+                <w:sz w:val="19"/>
+              </w:rPr>
+              <w:t>仕事/心身を中心に必要時は金運・恋愛</w:t>
+            </w:r>
+          </w:p>
+        </w:tc>
+        <w:tc>
+          <w:tcPr>
+            <w:tcW w:type="dxa" w:w="4110"/>
+            <w:vAlign w:val="center"/>
+            <w:tcMar>
+              <w:top w:w="80" w:type="dxa"/>
+              <w:bottom w:w="80" w:type="dxa"/>
+              <w:start w:w="120" w:type="dxa"/>
+              <w:end w:w="120" w:type="dxa"/>
+            </w:tcMar>
+          </w:tcPr>
+          <w:p>
+            <w:pPr>
+              <w:spacing w:after="0"/>
+            </w:pPr>
+            <w:r>
+              <w:rPr>
+                <w:rFonts w:ascii="Yu Gothic" w:hAnsi="Yu Gothic" w:eastAsia="Yu Gothic"/>
+                <w:color w:val="232323"/>
+                <w:sz w:val="19"/>
+              </w:rPr>
+              <w:t>変化・感受性・長期的な変容</w:t>
             </w:r>
           </w:p>
         </w:tc>
@@ -2252,73 +2713,92 @@
     </w:tbl>
     <w:p>
       <w:pPr>
-        <w:spacing w:after="40"/>
+        <w:spacing w:after="0"/>
       </w:pPr>
     </w:p>
     <w:p>
       <w:pPr>
-        <w:spacing w:before="280" w:after="100"/>
+        <w:pStyle w:val="Heading1"/>
       </w:pPr>
       <w:r>
+        <w:t>6. 年運の最終式とJSON</w:t>
+      </w:r>
+    </w:p>
+    <w:p>
+      <w:r>
         <w:rPr>
-          <w:rFonts w:ascii="Calibri" w:hAnsi="Calibri"/>
-          <w:b/>
-          <w:color w:val="2E74B5"/>
-          <w:sz w:val="32"/>
+          <w:rFonts w:ascii="Yu Gothic" w:hAnsi="Yu Gothic" w:eastAsia="Yu Gothic"/>
+          <w:color w:val="232323"/>
+          <w:sz w:val="22"/>
         </w:rPr>
-        <w:t>4. 複合配置の補正</w:t>
+        <w:t>年の各分野 = round(24時点の分野点平均 + 年専用人生イベントの該当分野配分)。年の総合運 = round(恋愛・仕事・金運・健康/メンタルの最終点の平均)。すべて50〜99点に収めます。</w:t>
       </w:r>
     </w:p>
     <w:tbl>
       <w:tblPr>
         <w:tblStyle w:val="TableGrid"/>
-        <w:tblW w:type="auto" w:w="0"/>
-        <w:jc w:val="center"/>
+        <w:tblW w:type="dxa" w:w="9360"/>
         <w:tblLayout w:type="fixed"/>
         <w:tblLook w:firstColumn="1" w:firstRow="1" w:lastColumn="0" w:lastRow="0" w:noHBand="0" w:noVBand="1" w:val="04A0"/>
+        <w:jc w:val="left"/>
+        <w:tblInd w:w="120" w:type="dxa"/>
       </w:tblPr>
       <w:tblGrid>
-        <w:gridCol w:w="4680"/>
-        <w:gridCol w:w="4680"/>
+        <w:gridCol w:w="3350"/>
+        <w:gridCol w:w="6010"/>
       </w:tblGrid>
       <w:tr>
         <w:tc>
           <w:tcPr>
-            <w:tcW w:type="dxa" w:w="3168"/>
+            <w:tcW w:type="dxa" w:w="3350"/>
             <w:vAlign w:val="center"/>
+            <w:tcMar>
+              <w:top w:w="80" w:type="dxa"/>
+              <w:bottom w:w="80" w:type="dxa"/>
+              <w:start w:w="120" w:type="dxa"/>
+              <w:end w:w="120" w:type="dxa"/>
+            </w:tcMar>
             <w:shd w:fill="E8EEF5"/>
           </w:tcPr>
           <w:p>
             <w:pPr>
-              <w:spacing w:after="40" w:before="40"/>
+              <w:spacing w:after="0"/>
             </w:pPr>
             <w:r>
               <w:rPr>
-                <w:rFonts w:ascii="Calibri" w:hAnsi="Calibri"/>
+                <w:rFonts w:ascii="Yu Gothic" w:hAnsi="Yu Gothic" w:eastAsia="Yu Gothic"/>
                 <w:b/>
-                <w:sz w:val="19"/>
+                <w:color w:val="1F3657"/>
+                <w:sz w:val="20"/>
               </w:rPr>
-              <w:t>配置</w:t>
+              <w:t>JSON項目</w:t>
             </w:r>
           </w:p>
         </w:tc>
         <w:tc>
           <w:tcPr>
-            <w:tcW w:type="dxa" w:w="6192"/>
+            <w:tcW w:type="dxa" w:w="6010"/>
             <w:vAlign w:val="center"/>
+            <w:tcMar>
+              <w:top w:w="80" w:type="dxa"/>
+              <w:bottom w:w="80" w:type="dxa"/>
+              <w:start w:w="120" w:type="dxa"/>
+              <w:end w:w="120" w:type="dxa"/>
+            </w:tcMar>
             <w:shd w:fill="E8EEF5"/>
           </w:tcPr>
           <w:p>
             <w:pPr>
-              <w:spacing w:after="40" w:before="40"/>
+              <w:spacing w:after="0"/>
             </w:pPr>
             <w:r>
               <w:rPr>
-                <w:rFonts w:ascii="Calibri" w:hAnsi="Calibri"/>
+                <w:rFonts w:ascii="Yu Gothic" w:hAnsi="Yu Gothic" w:eastAsia="Yu Gothic"/>
                 <w:b/>
-                <w:sz w:val="19"/>
+                <w:color w:val="1F3657"/>
+                <w:sz w:val="20"/>
               </w:rPr>
-              <w:t>補正</w:t>
+              <w:t>内容</w:t>
             </w:r>
           </w:p>
         </w:tc>
@@ -2326,39 +2806,51 @@
       <w:tr>
         <w:tc>
           <w:tcPr>
-            <w:tcW w:type="dxa" w:w="3168"/>
+            <w:tcW w:type="dxa" w:w="3350"/>
             <w:vAlign w:val="center"/>
+            <w:tcMar>
+              <w:top w:w="80" w:type="dxa"/>
+              <w:bottom w:w="80" w:type="dxa"/>
+              <w:start w:w="120" w:type="dxa"/>
+              <w:end w:w="120" w:type="dxa"/>
+            </w:tcMar>
           </w:tcPr>
           <w:p>
             <w:pPr>
-              <w:spacing w:after="40" w:before="40"/>
+              <w:spacing w:after="0"/>
             </w:pPr>
             <w:r>
               <w:rPr>
-                <w:rFonts w:ascii="Calibri" w:hAnsi="Calibri"/>
-                <w:b w:val="0"/>
+                <w:rFonts w:ascii="Yu Gothic" w:hAnsi="Yu Gothic" w:eastAsia="Yu Gothic"/>
+                <w:color w:val="232323"/>
                 <w:sz w:val="19"/>
               </w:rPr>
-              <w:t>グランドトライン</w:t>
+              <w:t>annual_life_event_boost.value</w:t>
             </w:r>
           </w:p>
         </w:tc>
         <w:tc>
           <w:tcPr>
-            <w:tcW w:type="dxa" w:w="6192"/>
+            <w:tcW w:type="dxa" w:w="6010"/>
             <w:vAlign w:val="center"/>
+            <w:tcMar>
+              <w:top w:w="80" w:type="dxa"/>
+              <w:bottom w:w="80" w:type="dxa"/>
+              <w:start w:w="120" w:type="dxa"/>
+              <w:end w:w="120" w:type="dxa"/>
+            </w:tcMar>
           </w:tcPr>
           <w:p>
             <w:pPr>
-              <w:spacing w:after="40" w:before="40"/>
+              <w:spacing w:after="0"/>
             </w:pPr>
             <w:r>
               <w:rPr>
-                <w:rFonts w:ascii="Calibri" w:hAnsi="Calibri"/>
-                <w:b w:val="0"/>
+                <w:rFonts w:ascii="Yu Gothic" w:hAnsi="Yu Gothic" w:eastAsia="Yu Gothic"/>
+                <w:color w:val="232323"/>
                 <w:sz w:val="19"/>
               </w:rPr>
-              <w:t>金星または木星を含む恋愛/金運+4.0、月を含むメンタル+3.0、仕事天体を含む仕事+3.0、総合+3.0。合計は最大+6.0。</w:t>
+              <w:t>分野別配分の平均値。総合運の根拠として表示</w:t>
             </w:r>
           </w:p>
         </w:tc>
@@ -2366,39 +2858,51 @@
       <w:tr>
         <w:tc>
           <w:tcPr>
-            <w:tcW w:type="dxa" w:w="3168"/>
+            <w:tcW w:type="dxa" w:w="3350"/>
             <w:vAlign w:val="center"/>
+            <w:tcMar>
+              <w:top w:w="80" w:type="dxa"/>
+              <w:bottom w:w="80" w:type="dxa"/>
+              <w:start w:w="120" w:type="dxa"/>
+              <w:end w:w="120" w:type="dxa"/>
+            </w:tcMar>
           </w:tcPr>
           <w:p>
             <w:pPr>
-              <w:spacing w:after="40" w:before="40"/>
+              <w:spacing w:after="0"/>
             </w:pPr>
             <w:r>
               <w:rPr>
-                <w:rFonts w:ascii="Calibri" w:hAnsi="Calibri"/>
-                <w:b w:val="0"/>
+                <w:rFonts w:ascii="Yu Gothic" w:hAnsi="Yu Gothic" w:eastAsia="Yu Gothic"/>
+                <w:color w:val="232323"/>
                 <w:sz w:val="19"/>
               </w:rPr>
-              <w:t>Tスクエア / グランドクロス</w:t>
+              <w:t>annual_life_event_boost.area_effects</w:t>
             </w:r>
           </w:p>
         </w:tc>
         <w:tc>
           <w:tcPr>
-            <w:tcW w:type="dxa" w:w="6192"/>
+            <w:tcW w:type="dxa" w:w="6010"/>
             <w:vAlign w:val="center"/>
+            <w:tcMar>
+              <w:top w:w="80" w:type="dxa"/>
+              <w:bottom w:w="80" w:type="dxa"/>
+              <w:start w:w="120" w:type="dxa"/>
+              <w:end w:w="120" w:type="dxa"/>
+            </w:tcMar>
           </w:tcPr>
           <w:p>
             <w:pPr>
-              <w:spacing w:after="40" w:before="40"/>
+              <w:spacing w:after="0"/>
             </w:pPr>
             <w:r>
               <w:rPr>
-                <w:rFonts w:ascii="Calibri" w:hAnsi="Calibri"/>
-                <w:b w:val="0"/>
+                <w:rFonts w:ascii="Yu Gothic" w:hAnsi="Yu Gothic" w:eastAsia="Yu Gothic"/>
+                <w:color w:val="232323"/>
                 <w:sz w:val="19"/>
               </w:rPr>
-              <w:t>基本−1.3、メンタル−1.8。</w:t>
+              <w:t>love / work / money / mental それぞれへの実際の補正値</w:t>
             </w:r>
           </w:p>
         </w:tc>
@@ -2406,39 +2910,51 @@
       <w:tr>
         <w:tc>
           <w:tcPr>
-            <w:tcW w:type="dxa" w:w="3168"/>
+            <w:tcW w:type="dxa" w:w="3350"/>
             <w:vAlign w:val="center"/>
+            <w:tcMar>
+              <w:top w:w="80" w:type="dxa"/>
+              <w:bottom w:w="80" w:type="dxa"/>
+              <w:start w:w="120" w:type="dxa"/>
+              <w:end w:w="120" w:type="dxa"/>
+            </w:tcMar>
           </w:tcPr>
           <w:p>
             <w:pPr>
-              <w:spacing w:after="40" w:before="40"/>
+              <w:spacing w:after="0"/>
             </w:pPr>
             <w:r>
               <w:rPr>
-                <w:rFonts w:ascii="Calibri" w:hAnsi="Calibri"/>
-                <w:b w:val="0"/>
+                <w:rFonts w:ascii="Yu Gothic" w:hAnsi="Yu Gothic" w:eastAsia="Yu Gothic"/>
+                <w:color w:val="232323"/>
                 <w:sz w:val="19"/>
               </w:rPr>
-              <w:t>ヨッド</w:t>
+              <w:t>annual_life_event_boost.detail / formula</w:t>
             </w:r>
           </w:p>
         </w:tc>
         <w:tc>
           <w:tcPr>
-            <w:tcW w:type="dxa" w:w="6192"/>
+            <w:tcW w:type="dxa" w:w="6010"/>
             <w:vAlign w:val="center"/>
+            <w:tcMar>
+              <w:top w:w="80" w:type="dxa"/>
+              <w:bottom w:w="80" w:type="dxa"/>
+              <w:start w:w="120" w:type="dxa"/>
+              <w:end w:w="120" w:type="dxa"/>
+            </w:tcMar>
           </w:tcPr>
           <w:p>
             <w:pPr>
-              <w:spacing w:after="40" w:before="40"/>
+              <w:spacing w:after="0"/>
             </w:pPr>
             <w:r>
               <w:rPr>
-                <w:rFonts w:ascii="Calibri" w:hAnsi="Calibri"/>
-                <w:b w:val="0"/>
+                <w:rFonts w:ascii="Yu Gothic" w:hAnsi="Yu Gothic" w:eastAsia="Yu Gothic"/>
+                <w:color w:val="232323"/>
                 <w:sz w:val="19"/>
               </w:rPr>
-              <w:t>総合−0.8、その他−0.5。</w:t>
+              <w:t>選ばれた年の山、オーブ・係数を含む計算根拠</w:t>
             </w:r>
           </w:p>
         </w:tc>
@@ -2446,175 +2962,51 @@
       <w:tr>
         <w:tc>
           <w:tcPr>
-            <w:tcW w:type="dxa" w:w="3168"/>
+            <w:tcW w:type="dxa" w:w="3350"/>
             <w:vAlign w:val="center"/>
+            <w:tcMar>
+              <w:top w:w="80" w:type="dxa"/>
+              <w:bottom w:w="80" w:type="dxa"/>
+              <w:start w:w="120" w:type="dxa"/>
+              <w:end w:w="120" w:type="dxa"/>
+            </w:tcMar>
           </w:tcPr>
           <w:p>
             <w:pPr>
-              <w:spacing w:after="40" w:before="40"/>
+              <w:spacing w:after="0"/>
             </w:pPr>
             <w:r>
               <w:rPr>
-                <w:rFonts w:ascii="Calibri" w:hAnsi="Calibri"/>
-                <w:b w:val="0"/>
+                <w:rFonts w:ascii="Yu Gothic" w:hAnsi="Yu Gothic" w:eastAsia="Yu Gothic"/>
+                <w:color w:val="232323"/>
                 <w:sz w:val="19"/>
               </w:rPr>
-              <w:t>クレイドル（ゆりかご）</w:t>
+              <w:t>period_scores</w:t>
             </w:r>
           </w:p>
         </w:tc>
         <w:tc>
           <w:tcPr>
-            <w:tcW w:type="dxa" w:w="6192"/>
+            <w:tcW w:type="dxa" w:w="6010"/>
             <w:vAlign w:val="center"/>
-          </w:tcPr>
-          <w:p>
-            <w:r>
-              <w:t>基本+1.2、メンタル+1.6。</w:t>
-            </w:r>
-          </w:p>
-        </w:tc>
-      </w:tr>
-      <w:tr>
-        <w:tc>
-          <w:tcPr>
-            <w:tcW w:type="dxa" w:w="3168"/>
-            <w:vAlign w:val="center"/>
+            <w:tcMar>
+              <w:top w:w="80" w:type="dxa"/>
+              <w:bottom w:w="80" w:type="dxa"/>
+              <w:start w:w="120" w:type="dxa"/>
+              <w:end w:w="120" w:type="dxa"/>
+            </w:tcMar>
           </w:tcPr>
           <w:p>
             <w:pPr>
-              <w:spacing w:after="40" w:before="40"/>
+              <w:spacing w:after="0"/>
             </w:pPr>
             <w:r>
               <w:rPr>
-                <w:rFonts w:ascii="Calibri" w:hAnsi="Calibri"/>
-                <w:b w:val="0"/>
+                <w:rFonts w:ascii="Yu Gothic" w:hAnsi="Yu Gothic" w:eastAsia="Yu Gothic"/>
+                <w:color w:val="232323"/>
                 <w:sz w:val="19"/>
               </w:rPr>
-              <w:t>ミスティックレクタングル（ダイヤモンド）</w:t>
-            </w:r>
-          </w:p>
-        </w:tc>
-        <w:tc>
-          <w:tcPr>
-            <w:tcW w:type="dxa" w:w="6192"/>
-            <w:vAlign w:val="center"/>
-          </w:tcPr>
-          <w:p>
-            <w:r>
-              <w:t>+1.6。</w:t>
-            </w:r>
-          </w:p>
-        </w:tc>
-      </w:tr>
-      <w:tr>
-        <w:tc>
-          <w:tcPr>
-            <w:tcW w:type="dxa" w:w="3168"/>
-            <w:vAlign w:val="center"/>
-          </w:tcPr>
-          <w:p>
-            <w:pPr>
-              <w:spacing w:after="40" w:before="40"/>
-            </w:pPr>
-            <w:r>
-              <w:rPr>
-                <w:rFonts w:ascii="Calibri" w:hAnsi="Calibri"/>
-                <w:b w:val="0"/>
-                <w:sz w:val="19"/>
-              </w:rPr>
-              <w:t>グランドセクスタイル</w:t>
-            </w:r>
-          </w:p>
-        </w:tc>
-        <w:tc>
-          <w:tcPr>
-            <w:tcW w:type="dxa" w:w="6192"/>
-            <w:vAlign w:val="center"/>
-          </w:tcPr>
-          <w:p>
-            <w:r>
-              <w:t>+2.6。</w:t>
-            </w:r>
-          </w:p>
-        </w:tc>
-      </w:tr>
-      <w:tr>
-        <w:tc>
-          <w:tcPr>
-            <w:tcW w:type="dxa" w:w="3168"/>
-            <w:vAlign w:val="center"/>
-          </w:tcPr>
-          <w:p>
-            <w:pPr>
-              <w:spacing w:after="40" w:before="40"/>
-            </w:pPr>
-            <w:r>
-              <w:rPr>
-                <w:rFonts w:ascii="Calibri" w:hAnsi="Calibri"/>
-                <w:b w:val="0"/>
-                <w:sz w:val="19"/>
-              </w:rPr>
-              <w:t>ブーメラン（ヨッド）/ ハンマー・オブ・ソー</w:t>
-            </w:r>
-          </w:p>
-        </w:tc>
-        <w:tc>
-          <w:tcPr>
-            <w:tcW w:type="dxa" w:w="6192"/>
-            <w:vAlign w:val="center"/>
-          </w:tcPr>
-          <w:p>
-            <w:pPr>
-              <w:spacing w:after="40" w:before="40"/>
-            </w:pPr>
-            <w:r>
-              <w:rPr>
-                <w:rFonts w:ascii="Calibri" w:hAnsi="Calibri"/>
-                <w:b w:val="0"/>
-                <w:sz w:val="19"/>
-              </w:rPr>
-              <w:t>−1.0。</w:t>
-            </w:r>
-          </w:p>
-        </w:tc>
-      </w:tr>
-      <w:tr>
-        <w:tc>
-          <w:tcPr>
-            <w:tcW w:type="dxa" w:w="3168"/>
-            <w:vAlign w:val="center"/>
-          </w:tcPr>
-          <w:p>
-            <w:pPr>
-              <w:spacing w:after="40" w:before="40"/>
-            </w:pPr>
-            <w:r>
-              <w:rPr>
-                <w:rFonts w:ascii="Calibri" w:hAnsi="Calibri"/>
-                <w:b w:val="0"/>
-                <w:sz w:val="19"/>
-              </w:rPr>
-              <w:t>空のレア配置 合計</w:t>
-            </w:r>
-          </w:p>
-        </w:tc>
-        <w:tc>
-          <w:tcPr>
-            <w:tcW w:type="dxa" w:w="6192"/>
-            <w:vAlign w:val="center"/>
-          </w:tcPr>
-          <w:p>
-            <w:pPr>
-              <w:spacing w:after="40" w:before="40"/>
-            </w:pPr>
-            <w:r>
-              <w:rPr>
-                <w:rFonts w:ascii="Calibri" w:hAnsi="Calibri"/>
-                <w:b w:val="0"/>
-                <w:sz w:val="19"/>
-              </w:rPr>
-              <w:t>−3.5〜+3.5点に制限。</w:t>
+              <w:t>画面と同じ最終分野点・総合運</w:t>
             </w:r>
           </w:p>
         </w:tc>
@@ -2622,369 +3014,107 @@
     </w:tbl>
     <w:p>
       <w:pPr>
-        <w:spacing w:after="40"/>
+        <w:spacing w:after="0"/>
       </w:pPr>
     </w:p>
     <w:p>
       <w:pPr>
-        <w:spacing w:before="280" w:after="100"/>
+        <w:pStyle w:val="Heading1"/>
       </w:pPr>
       <w:r>
-        <w:rPr>
-          <w:rFonts w:ascii="Calibri" w:hAnsi="Calibri"/>
-          <w:b/>
-          <w:color w:val="2E74B5"/>
-          <w:sz w:val="32"/>
-        </w:rPr>
-        <w:t>5. 期間占い・JSONでの確認</w:t>
+        <w:t>7. 点数の読み方</w:t>
       </w:r>
     </w:p>
     <w:p>
       <w:pPr>
-        <w:spacing w:after="100" w:line="300" w:lineRule="auto"/>
+        <w:pStyle w:val="ListBullet"/>
+        <w:spacing w:after="80" w:line="300" w:lineRule="auto"/>
       </w:pPr>
       <w:r>
         <w:rPr>
-          <w:rFonts w:ascii="Calibri" w:hAnsi="Calibri"/>
-          <w:b w:val="0"/>
-          <w:sz w:val="22"/>
+          <w:rFonts w:ascii="Yu Gothic" w:hAnsi="Yu Gothic" w:eastAsia="Yu Gothic"/>
+          <w:color w:val="232323"/>
+          <w:sz w:val="21"/>
         </w:rPr>
-        <w:t>毎日・週・月・年とも基準時刻は12:00 JSTです。週は7日分、月は月内の対象日、年は各月1日・15日の24時点を集計します。期間カードの説明用配置は代表日時を使うため、日別の判定はJSON内の日付付きデータを参照します。</w:t>
-      </w:r>
-    </w:p>
-    <w:tbl>
-      <w:tblPr>
-        <w:tblStyle w:val="TableGrid"/>
-        <w:tblW w:type="auto" w:w="0"/>
-        <w:jc w:val="center"/>
-        <w:tblLayout w:type="fixed"/>
-        <w:tblLook w:firstColumn="1" w:firstRow="1" w:lastColumn="0" w:lastRow="0" w:noHBand="0" w:noVBand="1" w:val="04A0"/>
-      </w:tblPr>
-      <w:tblGrid>
-        <w:gridCol w:w="4680"/>
-        <w:gridCol w:w="4680"/>
-      </w:tblGrid>
-      <w:tr>
-        <w:tc>
-          <w:tcPr>
-            <w:tcW w:type="dxa" w:w="3744"/>
-            <w:vAlign w:val="center"/>
-            <w:shd w:fill="E8EEF5"/>
-          </w:tcPr>
-          <w:p>
-            <w:pPr>
-              <w:spacing w:after="40" w:before="40"/>
-            </w:pPr>
-            <w:r>
-              <w:rPr>
-                <w:rFonts w:ascii="Calibri" w:hAnsi="Calibri"/>
-                <w:b/>
-                <w:sz w:val="19"/>
-              </w:rPr>
-              <w:t>JSON項目</w:t>
-            </w:r>
-          </w:p>
-        </w:tc>
-        <w:tc>
-          <w:tcPr>
-            <w:tcW w:type="dxa" w:w="5616"/>
-            <w:vAlign w:val="center"/>
-            <w:shd w:fill="E8EEF5"/>
-          </w:tcPr>
-          <w:p>
-            <w:pPr>
-              <w:spacing w:after="40" w:before="40"/>
-            </w:pPr>
-            <w:r>
-              <w:rPr>
-                <w:rFonts w:ascii="Calibri" w:hAnsi="Calibri"/>
-                <w:b/>
-                <w:sz w:val="19"/>
-              </w:rPr>
-              <w:t>確認できる内容</w:t>
-            </w:r>
-          </w:p>
-        </w:tc>
-      </w:tr>
-      <w:tr>
-        <w:tc>
-          <w:tcPr>
-            <w:tcW w:type="dxa" w:w="3744"/>
-            <w:vAlign w:val="center"/>
-          </w:tcPr>
-          <w:p>
-            <w:pPr>
-              <w:spacing w:after="40" w:before="40"/>
-            </w:pPr>
-            <w:r>
-              <w:rPr>
-                <w:rFonts w:ascii="Calibri" w:hAnsi="Calibri"/>
-                <w:b w:val="0"/>
-                <w:sz w:val="19"/>
-              </w:rPr>
-              <w:t>daily_scores / annual_months</w:t>
-            </w:r>
-          </w:p>
-        </w:tc>
-        <w:tc>
-          <w:tcPr>
-            <w:tcW w:type="dxa" w:w="5616"/>
-            <w:vAlign w:val="center"/>
-          </w:tcPr>
-          <w:p>
-            <w:pPr>
-              <w:spacing w:after="40" w:before="40"/>
-            </w:pPr>
-            <w:r>
-              <w:rPr>
-                <w:rFonts w:ascii="Calibri" w:hAnsi="Calibri"/>
-                <w:b w:val="0"/>
-                <w:sz w:val="19"/>
-              </w:rPr>
-              <w:t>日付ごとの5運勢点数と基準時刻</w:t>
-            </w:r>
-          </w:p>
-        </w:tc>
-      </w:tr>
-      <w:tr>
-        <w:tc>
-          <w:tcPr>
-            <w:tcW w:type="dxa" w:w="3744"/>
-            <w:vAlign w:val="center"/>
-          </w:tcPr>
-          <w:p>
-            <w:pPr>
-              <w:spacing w:after="40" w:before="40"/>
-            </w:pPr>
-            <w:r>
-              <w:rPr>
-                <w:rFonts w:ascii="Calibri" w:hAnsi="Calibri"/>
-                <w:b w:val="0"/>
-                <w:sz w:val="19"/>
-              </w:rPr>
-              <w:t>lunar_phase</w:t>
-            </w:r>
-          </w:p>
-        </w:tc>
-        <w:tc>
-          <w:tcPr>
-            <w:tcW w:type="dxa" w:w="5616"/>
-            <w:vAlign w:val="center"/>
-          </w:tcPr>
-          <w:p>
-            <w:pPr>
-              <w:spacing w:after="40" w:before="40"/>
-            </w:pPr>
-            <w:r>
-              <w:rPr>
-                <w:rFonts w:ascii="Calibri" w:hAnsi="Calibri"/>
-                <w:b w:val="0"/>
-                <w:sz w:val="19"/>
-              </w:rPr>
-              <w:t>8段階の月相、照度、月齢目安、主要4月相の成立時刻</w:t>
-            </w:r>
-          </w:p>
-        </w:tc>
-      </w:tr>
-      <w:tr>
-        <w:tc>
-          <w:tcPr>
-            <w:tcW w:type="dxa" w:w="3744"/>
-            <w:vAlign w:val="center"/>
-          </w:tcPr>
-          <w:p>
-            <w:pPr>
-              <w:spacing w:after="40" w:before="40"/>
-            </w:pPr>
-            <w:r>
-              <w:rPr>
-                <w:rFonts w:ascii="Calibri" w:hAnsi="Calibri"/>
-                <w:b w:val="0"/>
-                <w:sz w:val="19"/>
-              </w:rPr>
-              <w:t>lunar_phase_score_effects</w:t>
-            </w:r>
-          </w:p>
-        </w:tc>
-        <w:tc>
-          <w:tcPr>
-            <w:tcW w:type="dxa" w:w="5616"/>
-            <w:vAlign w:val="center"/>
-          </w:tcPr>
-          <w:p>
-            <w:pPr>
-              <w:spacing w:after="40" w:before="40"/>
-            </w:pPr>
-            <w:r>
-              <w:rPr>
-                <w:rFonts w:ascii="Calibri" w:hAnsi="Calibri"/>
-                <w:b w:val="0"/>
-                <w:sz w:val="19"/>
-              </w:rPr>
-              <w:t>月相の各分野補正値と読みの軸</w:t>
-            </w:r>
-          </w:p>
-        </w:tc>
-      </w:tr>
-      <w:tr>
-        <w:tc>
-          <w:tcPr>
-            <w:tcW w:type="dxa" w:w="3744"/>
-            <w:vAlign w:val="center"/>
-          </w:tcPr>
-          <w:p>
-            <w:pPr>
-              <w:spacing w:after="40" w:before="40"/>
-            </w:pPr>
-            <w:r>
-              <w:rPr>
-                <w:rFonts w:ascii="Calibri" w:hAnsi="Calibri"/>
-                <w:b w:val="0"/>
-                <w:sz w:val="19"/>
-              </w:rPr>
-              <w:t>retrograde_planets / station_events_jst</w:t>
-            </w:r>
-          </w:p>
-        </w:tc>
-        <w:tc>
-          <w:tcPr>
-            <w:tcW w:type="dxa" w:w="5616"/>
-            <w:vAlign w:val="center"/>
-          </w:tcPr>
-          <w:p>
-            <w:pPr>
-              <w:spacing w:after="40" w:before="40"/>
-            </w:pPr>
-            <w:r>
-              <w:rPr>
-                <w:rFonts w:ascii="Calibri" w:hAnsi="Calibri"/>
-                <w:b w:val="0"/>
-                <w:sz w:val="19"/>
-              </w:rPr>
-              <w:t>逆行中の天体と逆行開始・終了</w:t>
-            </w:r>
-          </w:p>
-        </w:tc>
-      </w:tr>
-      <w:tr>
-        <w:tc>
-          <w:tcPr>
-            <w:tcW w:type="dxa" w:w="3744"/>
-            <w:vAlign w:val="center"/>
-          </w:tcPr>
-          <w:p>
-            <w:r>
-              <w:t>annual_life_event_boost（年のみ）</w:t>
-            </w:r>
-          </w:p>
-        </w:tc>
-        <w:tc>
-          <w:tcPr>
-            <w:tcW w:type="dxa" w:w="5616"/>
-            <w:vAlign w:val="center"/>
-          </w:tcPr>
-          <w:p>
-            <w:r>
-              <w:t>年内24時点で最も強い人生イベント補正の値・根拠・式。木星・土星・外惑星リターン、ASC/MCへのタイトな調和角、良いレア配置から最強1件、最大+3.5点。</w:t>
-            </w:r>
-          </w:p>
-        </w:tc>
-      </w:tr>
-      <w:tr>
-        <w:tc>
-          <w:tcPr>
-            <w:tcW w:type="dxa" w:w="3744"/>
-            <w:vAlign w:val="center"/>
-          </w:tcPr>
-          <w:p>
-            <w:r>
-              <w:t>period_scores / overall_return_bonus</w:t>
-            </w:r>
-          </w:p>
-        </w:tc>
-        <w:tc>
-          <w:tcPr>
-            <w:tcW w:type="dxa" w:w="5616"/>
-            <w:vAlign w:val="center"/>
-          </w:tcPr>
-          <w:p>
-            <w:r>
-              <w:t>期間の集計方法と代表日時。毎日・週・月・年で選ばれた総合リターン特例の値・式・条件も確認できる。</w:t>
-            </w:r>
-          </w:p>
-        </w:tc>
-      </w:tr>
-      <w:tr>
-        <w:tc>
-          <w:tcPr>
-            <w:tcW w:type="dxa" w:w="4680"/>
-          </w:tcPr>
-          <w:p>
-            <w:r>
-              <w:t>planetary_sign_dignity_effects</w:t>
-            </w:r>
-          </w:p>
-        </w:tc>
-        <w:tc>
-          <w:tcPr>
-            <w:tcW w:type="dxa" w:w="4680"/>
-          </w:tcPr>
-          <w:p>
-            <w:r>
-              <w:t>伝統7天体のサイン品位。4分野ごとの補正値・該当天体／星座／状態・共通計算式</w:t>
-            </w:r>
-          </w:p>
-        </w:tc>
-      </w:tr>
-    </w:tbl>
-    <w:p>
-      <w:pPr>
-        <w:spacing w:after="40"/>
-      </w:pPr>
-    </w:p>
-    <w:p>
-      <w:pPr>
-        <w:spacing w:before="280" w:after="100"/>
-      </w:pPr>
-      <w:r>
-        <w:rPr>
-          <w:rFonts w:ascii="Calibri" w:hAnsi="Calibri"/>
-          <w:b/>
-          <w:color w:val="2E74B5"/>
-          <w:sz w:val="32"/>
-        </w:rPr>
-        <w:t>6. 表示の読み方</w:t>
+        <w:t>80点以上は追い風を使いやすい目安、65点以下は予定・休養・確認を丁寧にする目安です。</w:t>
       </w:r>
     </w:p>
     <w:p>
       <w:pPr>
-        <w:spacing w:after="100" w:line="300" w:lineRule="auto"/>
+        <w:pStyle w:val="ListBullet"/>
+        <w:spacing w:after="80" w:line="300" w:lineRule="auto"/>
       </w:pPr>
       <w:r>
         <w:rPr>
-          <w:rFonts w:ascii="Calibri" w:hAnsi="Calibri"/>
-          <w:b w:val="0"/>
-          <w:sz w:val="22"/>
+          <w:rFonts w:ascii="Yu Gothic" w:hAnsi="Yu Gothic" w:eastAsia="Yu Gothic"/>
+          <w:color w:val="232323"/>
+          <w:sz w:val="21"/>
         </w:rPr>
-        <w:t>80点以上は「好調」、65点以下は「注意」と表示します。注意は病気や不幸の予言ではなく、無理をせず確認・休息・予定調整を増やす目安です。点数は一つのアスペクトだけで決まらず、出生図、時期、月、ハウス、複合配置を合算して決まります。</w:t>
+        <w:t>一点のアスペクトだけで決めず、出生図・アスペクト・リターン・ハウス・月相・特殊配置を合わせて読みます。</w:t>
       </w:r>
     </w:p>
     <w:p>
       <w:pPr>
-        <w:spacing w:after="100" w:line="300" w:lineRule="auto"/>
+        <w:pStyle w:val="ListBullet"/>
+        <w:spacing w:after="80" w:line="300" w:lineRule="auto"/>
       </w:pPr>
       <w:r>
-        <w:t>更新履歴（v0.3.43+67）: 伝統7天体のサイン品位（支配・高揚・損傷・フォール）を、主要トランジット／リターン／得点対象ハウス通過時だけ各分野へ反映。JSONに planetary_sign_dignity_effects を追加し、日・週・月・年の「この点数の理由」にも表示。</w:t>
+        <w:rPr>
+          <w:rFonts w:ascii="Yu Gothic" w:hAnsi="Yu Gothic" w:eastAsia="Yu Gothic"/>
+          <w:color w:val="232323"/>
+          <w:sz w:val="21"/>
+        </w:rPr>
+        <w:t>年運の人生イベント補正は最強1件だけです。良い配置が多くても無制限には加点しません。</w:t>
       </w:r>
     </w:p>
     <w:sectPr>
+      <w:headerReference w:type="default" r:id="rId9"/>
+      <w:footerReference w:type="default" r:id="rId10"/>
       <w:pgSz w:w="12240" w:h="15840"/>
-      <w:pgMar w:top="1440" w:right="1440" w:bottom="1440" w:left="1440" w:header="720" w:footer="720" w:gutter="0"/>
+      <w:pgMar w:top="1440" w:right="1440" w:bottom="1440" w:left="1440" w:header="708" w:footer="708" w:gutter="0"/>
       <w:cols w:space="720"/>
       <w:docGrid w:linePitch="360"/>
     </w:sectPr>
   </w:body>
 </w:document>
+</file>
+
+<file path=word/footer1.xml><?xml version="1.0" encoding="utf-8"?>
+<w:ftr xmlns:m="http://schemas.openxmlformats.org/officeDocument/2006/math" xmlns:mc="http://schemas.openxmlformats.org/markup-compatibility/2006" xmlns:mo="http://schemas.microsoft.com/office/mac/office/2008/main" xmlns:mv="urn:schemas-microsoft-com:mac:vml" xmlns:o="urn:schemas-microsoft-com:office:office" xmlns:r="http://schemas.openxmlformats.org/officeDocument/2006/relationships" xmlns:v="urn:schemas-microsoft-com:vml" xmlns:w10="urn:schemas-microsoft-com:office:word" xmlns:w14="http://schemas.microsoft.com/office/word/2010/wordml" xmlns:w="http://schemas.openxmlformats.org/wordprocessingml/2006/main" xmlns:wne="http://schemas.microsoft.com/office/word/2006/wordml" xmlns:wp14="http://schemas.microsoft.com/office/word/2010/wordprocessingDrawing" xmlns:wp="http://schemas.openxmlformats.org/drawingml/2006/wordprocessingDrawing" xmlns:wpc="http://schemas.microsoft.com/office/word/2010/wordprocessingCanvas" xmlns:wpg="http://schemas.microsoft.com/office/word/2010/wordprocessingGroup" xmlns:wpi="http://schemas.microsoft.com/office/word/2010/wordprocessingInk" xmlns:wps="http://schemas.microsoft.com/office/word/2010/wordprocessingShape" mc:Ignorable="w14 wp14">
+  <w:p>
+    <w:pPr>
+      <w:pStyle w:val="Footer"/>
+      <w:jc w:val="center"/>
+    </w:pPr>
+    <w:r>
+      <w:rPr>
+        <w:rFonts w:ascii="Yu Gothic" w:hAnsi="Yu Gothic" w:eastAsia="Yu Gothic"/>
+        <w:color w:val="59687B"/>
+        <w:sz w:val="18"/>
+      </w:rPr>
+      <w:t>ぱんちょ式 超本格占星術占い</w:t>
+    </w:r>
+  </w:p>
+</w:ftr>
+</file>
+
+<file path=word/header1.xml><?xml version="1.0" encoding="utf-8"?>
+<w:hdr xmlns:m="http://schemas.openxmlformats.org/officeDocument/2006/math" xmlns:mc="http://schemas.openxmlformats.org/markup-compatibility/2006" xmlns:mo="http://schemas.microsoft.com/office/mac/office/2008/main" xmlns:mv="urn:schemas-microsoft-com:mac:vml" xmlns:o="urn:schemas-microsoft-com:office:office" xmlns:r="http://schemas.openxmlformats.org/officeDocument/2006/relationships" xmlns:v="urn:schemas-microsoft-com:vml" xmlns:w10="urn:schemas-microsoft-com:office:word" xmlns:w14="http://schemas.microsoft.com/office/word/2010/wordml" xmlns:w="http://schemas.openxmlformats.org/wordprocessingml/2006/main" xmlns:wne="http://schemas.microsoft.com/office/word/2006/wordml" xmlns:wp14="http://schemas.microsoft.com/office/word/2010/wordprocessingDrawing" xmlns:wp="http://schemas.openxmlformats.org/drawingml/2006/wordprocessingDrawing" xmlns:wpc="http://schemas.microsoft.com/office/word/2010/wordprocessingCanvas" xmlns:wpg="http://schemas.microsoft.com/office/word/2010/wordprocessingGroup" xmlns:wpi="http://schemas.microsoft.com/office/word/2010/wordprocessingInk" xmlns:wps="http://schemas.microsoft.com/office/word/2010/wordprocessingShape" mc:Ignorable="w14 wp14">
+  <w:p>
+    <w:pPr>
+      <w:pStyle w:val="Header"/>
+      <w:jc w:val="right"/>
+    </w:pPr>
+    <w:r>
+      <w:rPr>
+        <w:rFonts w:ascii="Yu Gothic" w:hAnsi="Yu Gothic" w:eastAsia="Yu Gothic"/>
+        <w:color w:val="59687B"/>
+        <w:sz w:val="18"/>
+      </w:rPr>
+      <w:t>ぱんちょ式 超本格占星術占い  |  点数計算資料</w:t>
+    </w:r>
+  </w:p>
+</w:hdr>
 </file>
 
 <file path=word/numbering.xml><?xml version="1.0" encoding="utf-8"?>
@@ -3350,8 +3480,11 @@
     <w:name w:val="Normal"/>
     <w:qFormat/>
     <w:rsid w:val="00FC693F"/>
+    <w:pPr>
+      <w:spacing w:after="120" w:line="300" w:lineRule="auto"/>
+    </w:pPr>
     <w:rPr>
-      <w:rFonts w:ascii="Calibri" w:hAnsi="Calibri"/>
+      <w:rFonts w:ascii="Yu Gothic" w:hAnsi="Yu Gothic" w:eastAsia="Yu Gothic"/>
       <w:sz w:val="22"/>
     </w:rPr>
   </w:style>
@@ -3410,15 +3543,15 @@
     <w:pPr>
       <w:keepNext/>
       <w:keepLines/>
-      <w:spacing w:before="480" w:after="0"/>
+      <w:spacing w:before="360" w:after="200"/>
       <w:outlineLvl w:val="0"/>
     </w:pPr>
     <w:rPr>
-      <w:rFonts w:asciiTheme="majorHAnsi" w:eastAsiaTheme="majorEastAsia" w:hAnsiTheme="majorHAnsi" w:cstheme="majorBidi"/>
+      <w:rFonts w:asciiTheme="majorHAnsi" w:eastAsiaTheme="majorEastAsia" w:hAnsiTheme="majorHAnsi" w:cstheme="majorBidi" w:ascii="Yu Gothic" w:hAnsi="Yu Gothic" w:eastAsia="Yu Gothic"/>
       <w:b/>
       <w:bCs/>
-      <w:color w:val="365F91" w:themeColor="accent1" w:themeShade="BF"/>
-      <w:sz w:val="28"/>
+      <w:color w:val="2E74B5"/>
+      <w:sz w:val="32"/>
       <w:szCs w:val="28"/>
     </w:rPr>
   </w:style>
@@ -3434,14 +3567,14 @@
     <w:pPr>
       <w:keepNext/>
       <w:keepLines/>
-      <w:spacing w:before="200" w:after="0"/>
+      <w:spacing w:before="280" w:after="140"/>
       <w:outlineLvl w:val="1"/>
     </w:pPr>
     <w:rPr>
-      <w:rFonts w:asciiTheme="majorHAnsi" w:eastAsiaTheme="majorEastAsia" w:hAnsiTheme="majorHAnsi" w:cstheme="majorBidi"/>
+      <w:rFonts w:asciiTheme="majorHAnsi" w:eastAsiaTheme="majorEastAsia" w:hAnsiTheme="majorHAnsi" w:cstheme="majorBidi" w:ascii="Yu Gothic" w:hAnsi="Yu Gothic" w:eastAsia="Yu Gothic"/>
       <w:b/>
       <w:bCs/>
-      <w:color w:val="4F81BD" w:themeColor="accent1"/>
+      <w:color w:val="2E74B5"/>
       <w:sz w:val="26"/>
       <w:szCs w:val="26"/>
     </w:rPr>
@@ -3458,14 +3591,15 @@
     <w:pPr>
       <w:keepNext/>
       <w:keepLines/>
-      <w:spacing w:before="200" w:after="0"/>
+      <w:spacing w:before="200" w:after="100"/>
       <w:outlineLvl w:val="2"/>
     </w:pPr>
     <w:rPr>
-      <w:rFonts w:asciiTheme="majorHAnsi" w:eastAsiaTheme="majorEastAsia" w:hAnsiTheme="majorHAnsi" w:cstheme="majorBidi"/>
+      <w:rFonts w:asciiTheme="majorHAnsi" w:eastAsiaTheme="majorEastAsia" w:hAnsiTheme="majorHAnsi" w:cstheme="majorBidi" w:ascii="Yu Gothic" w:hAnsi="Yu Gothic" w:eastAsia="Yu Gothic"/>
       <w:b/>
       <w:bCs/>
-      <w:color w:val="4F81BD" w:themeColor="accent1"/>
+      <w:color w:val="1F3657"/>
+      <w:sz w:val="24"/>
     </w:rPr>
   </w:style>
   <w:style w:type="paragraph" w:styleId="Heading4">
